--- a/dist/docs/templates/bsa/02-requirements.docx
+++ b/dist/docs/templates/bsa/02-requirements.docx
@@ -1695,6 +1695,14 @@
         </w:tc>
       </w:tr>
     </w:tbl>
+    <w:p>
+      <w:pPr>
+        <w:pStyle w:val="BodyText"/>
+      </w:pPr>
+      <w:r>
+        <w:t xml:space="preserve">Broker, agente aduanal or trade counsel as a stakeholder: before your day-60 review you do not contact them yourself; the Senior (or the Manager) puts your questions to them. After day 60, with the Senior's agreement, you may email the broker with the Senior copied.</w:t>
+      </w:r>
+    </w:p>
     <w:bookmarkEnd w:id="26"/>
     <w:bookmarkStart w:id="27" w:name="Xd74c629e91224740ce8d7c3ef12e95d937553fa"/>
     <w:p>
@@ -4511,6 +4519,130 @@
               <w:jc w:val="left"/>
             </w:pPr>
             <w:r>
+              <w:t xml:space="preserve">Must</w:t>
+            </w:r>
+          </w:p>
+        </w:tc>
+        <w:tc>
+          <w:tcPr/>
+          <w:p>
+            <w:pPr>
+              <w:pStyle w:val="Compact"/>
+              <w:jc w:val="left"/>
+            </w:pPr>
+            <w:r>
+              <w:t xml:space="preserve">Control rule; O3</w:t>
+            </w:r>
+          </w:p>
+        </w:tc>
+        <w:tc>
+          <w:tcPr/>
+          <w:p>
+            <w:pPr>
+              <w:pStyle w:val="Compact"/>
+              <w:jc w:val="left"/>
+            </w:pPr>
+            <w:r>
+              <w:t xml:space="preserve">Given any rate edit, when it is saved, then one log row holds all five values.</w:t>
+            </w:r>
+          </w:p>
+        </w:tc>
+      </w:tr>
+      <w:tr>
+        <w:tc>
+          <w:tcPr/>
+          <w:p>
+            <w:pPr>
+              <w:pStyle w:val="Compact"/>
+              <w:jc w:val="left"/>
+            </w:pPr>
+            <w:r>
+              <w:t xml:space="preserve">FR-05</w:t>
+            </w:r>
+          </w:p>
+        </w:tc>
+        <w:tc>
+          <w:tcPr/>
+          <w:p>
+            <w:pPr>
+              <w:pStyle w:val="Compact"/>
+              <w:jc w:val="left"/>
+            </w:pPr>
+            <w:r>
+              <w:t xml:space="preserve">The tool shall keep a new or changed rate pending until a second user, not the maker, approves it, and shall record the approver and timestamp.</w:t>
+            </w:r>
+          </w:p>
+        </w:tc>
+        <w:tc>
+          <w:tcPr/>
+          <w:p>
+            <w:pPr>
+              <w:pStyle w:val="Compact"/>
+              <w:jc w:val="left"/>
+            </w:pPr>
+            <w:r>
+              <w:t xml:space="preserve">Must</w:t>
+            </w:r>
+          </w:p>
+        </w:tc>
+        <w:tc>
+          <w:tcPr/>
+          <w:p>
+            <w:pPr>
+              <w:pStyle w:val="Compact"/>
+              <w:jc w:val="left"/>
+            </w:pPr>
+            <w:r>
+              <w:t xml:space="preserve">Control rule; O3</w:t>
+            </w:r>
+          </w:p>
+        </w:tc>
+        <w:tc>
+          <w:tcPr/>
+          <w:p>
+            <w:pPr>
+              <w:pStyle w:val="Compact"/>
+              <w:jc w:val="left"/>
+            </w:pPr>
+            <w:r>
+              <w:t xml:space="preserve">Given a rate saved by user A, when user A tries to approve it, then approval is refused; when user B approves it, then the rate becomes active and the log shows A, B and both timestamps.</w:t>
+            </w:r>
+          </w:p>
+        </w:tc>
+      </w:tr>
+      <w:tr>
+        <w:tc>
+          <w:tcPr/>
+          <w:p>
+            <w:pPr>
+              <w:pStyle w:val="Compact"/>
+              <w:jc w:val="left"/>
+            </w:pPr>
+            <w:r>
+              <w:t xml:space="preserve">FR-06</w:t>
+            </w:r>
+          </w:p>
+        </w:tc>
+        <w:tc>
+          <w:tcPr/>
+          <w:p>
+            <w:pPr>
+              <w:pStyle w:val="Compact"/>
+              <w:jc w:val="left"/>
+            </w:pPr>
+            <w:r>
+              <w:t xml:space="preserve">The tool shall show, on each rate row, the ID and version of the Tariff-Impact Brief the rate came from.</w:t>
+            </w:r>
+          </w:p>
+        </w:tc>
+        <w:tc>
+          <w:tcPr/>
+          <w:p>
+            <w:pPr>
+              <w:pStyle w:val="Compact"/>
+              <w:jc w:val="left"/>
+            </w:pPr>
+            <w:r>
               <w:t xml:space="preserve">Should</w:t>
             </w:r>
           </w:p>
@@ -4523,33 +4655,33 @@
               <w:jc w:val="left"/>
             </w:pPr>
             <w:r>
-              <w:t xml:space="preserve">Control rule</w:t>
-            </w:r>
-          </w:p>
-        </w:tc>
-        <w:tc>
-          <w:tcPr/>
-          <w:p>
-            <w:pPr>
-              <w:pStyle w:val="Compact"/>
-              <w:jc w:val="left"/>
-            </w:pPr>
-            <w:r>
-              <w:t xml:space="preserve">Given any rate edit, when it is saved, then one log row holds all five values.</w:t>
-            </w:r>
-          </w:p>
-        </w:tc>
-      </w:tr>
-      <w:tr>
-        <w:tc>
-          <w:tcPr/>
-          <w:p>
-            <w:pPr>
-              <w:pStyle w:val="Compact"/>
-              <w:jc w:val="left"/>
-            </w:pPr>
-            <w:r>
-              <w:t xml:space="preserve">FR-05</w:t>
+              <w:t xml:space="preserve">BR-03</w:t>
+            </w:r>
+          </w:p>
+        </w:tc>
+        <w:tc>
+          <w:tcPr/>
+          <w:p>
+            <w:pPr>
+              <w:pStyle w:val="Compact"/>
+              <w:jc w:val="left"/>
+            </w:pPr>
+            <w:r>
+              <w:t xml:space="preserve">Given a rate loaded from brief [brief ID] v1.0, when I open the rate row, then it shows "[brief ID] v1.0". Workaround until built: the Jira key in the FR-04 log links to the brief.</w:t>
+            </w:r>
+          </w:p>
+        </w:tc>
+      </w:tr>
+      <w:tr>
+        <w:tc>
+          <w:tcPr/>
+          <w:p>
+            <w:pPr>
+              <w:pStyle w:val="Compact"/>
+              <w:jc w:val="left"/>
+            </w:pPr>
+            <w:r>
+              <w:t xml:space="preserve">FR-07</w:t>
             </w:r>
           </w:p>
         </w:tc>

--- a/dist/docs/templates/bsa/02-requirements.docx
+++ b/dist/docs/templates/bsa/02-requirements.docx
@@ -252,21 +252,24 @@
     <w:tbl>
       <w:tblPr>
         <w:tblStyle w:val="Table"/>
-        <w:tblW w:type="auto" w:w="0"/>
+        <w:tblW w:type="dxa" w:w="9360"/>
         <w:tblLook w:firstRow="1" w:lastRow="0" w:firstColumn="0" w:lastColumn="0" w:noHBand="0" w:noVBand="0" w:val="0020"/>
         <w:jc w:val="start"/>
+        <w:tblLayout w:type="fixed"/>
       </w:tblPr>
       <w:tblGrid>
-        <w:gridCol w:w="2640"/>
-        <w:gridCol w:w="2640"/>
-        <w:gridCol w:w="2640"/>
+        <w:gridCol w:w="1031"/>
+        <w:gridCol w:w="5242"/>
+        <w:gridCol w:w="3085"/>
       </w:tblGrid>
       <w:tr>
         <w:trPr>
           <w:tblHeader w:val="true"/>
         </w:trPr>
         <w:tc>
-          <w:tcPr/>
+          <w:tcPr>
+            <w:tcW w:w="1031" w:type="dxa"/>
+          </w:tcPr>
           <w:p>
             <w:pPr>
               <w:pStyle w:val="Compact"/>
@@ -278,7 +281,9 @@
           </w:p>
         </w:tc>
         <w:tc>
-          <w:tcPr/>
+          <w:tcPr>
+            <w:tcW w:w="5242" w:type="dxa"/>
+          </w:tcPr>
           <w:p>
             <w:pPr>
               <w:pStyle w:val="Compact"/>
@@ -290,7 +295,9 @@
           </w:p>
         </w:tc>
         <w:tc>
-          <w:tcPr/>
+          <w:tcPr>
+            <w:tcW w:w="3085" w:type="dxa"/>
+          </w:tcPr>
           <w:p>
             <w:pPr>
               <w:pStyle w:val="Compact"/>
@@ -304,7 +311,9 @@
       </w:tr>
       <w:tr>
         <w:tc>
-          <w:tcPr/>
+          <w:tcPr>
+            <w:tcW w:w="1031" w:type="dxa"/>
+          </w:tcPr>
           <w:p>
             <w:pPr>
               <w:pStyle w:val="Compact"/>
@@ -316,7 +325,9 @@
           </w:p>
         </w:tc>
         <w:tc>
-          <w:tcPr/>
+          <w:tcPr>
+            <w:tcW w:w="5242" w:type="dxa"/>
+          </w:tcPr>
           <w:p>
             <w:pPr>
               <w:pStyle w:val="Compact"/>
@@ -328,7 +339,9 @@
           </w:p>
         </w:tc>
         <w:tc>
-          <w:tcPr/>
+          <w:tcPr>
+            <w:tcW w:w="3085" w:type="dxa"/>
+          </w:tcPr>
           <w:p>
             <w:pPr>
               <w:pStyle w:val="Compact"/>
@@ -342,7 +355,9 @@
       </w:tr>
       <w:tr>
         <w:tc>
-          <w:tcPr/>
+          <w:tcPr>
+            <w:tcW w:w="1031" w:type="dxa"/>
+          </w:tcPr>
           <w:p>
             <w:pPr>
               <w:pStyle w:val="Compact"/>
@@ -354,7 +369,9 @@
           </w:p>
         </w:tc>
         <w:tc>
-          <w:tcPr/>
+          <w:tcPr>
+            <w:tcW w:w="5242" w:type="dxa"/>
+          </w:tcPr>
           <w:p>
             <w:pPr>
               <w:pStyle w:val="Compact"/>
@@ -366,7 +383,9 @@
           </w:p>
         </w:tc>
         <w:tc>
-          <w:tcPr/>
+          <w:tcPr>
+            <w:tcW w:w="3085" w:type="dxa"/>
+          </w:tcPr>
           <w:p>
             <w:pPr>
               <w:pStyle w:val="Compact"/>
@@ -380,7 +399,9 @@
       </w:tr>
       <w:tr>
         <w:tc>
-          <w:tcPr/>
+          <w:tcPr>
+            <w:tcW w:w="1031" w:type="dxa"/>
+          </w:tcPr>
           <w:p>
             <w:pPr>
               <w:pStyle w:val="Compact"/>
@@ -392,7 +413,9 @@
           </w:p>
         </w:tc>
         <w:tc>
-          <w:tcPr/>
+          <w:tcPr>
+            <w:tcW w:w="5242" w:type="dxa"/>
+          </w:tcPr>
           <w:p>
             <w:pPr>
               <w:pStyle w:val="Compact"/>
@@ -404,7 +427,9 @@
           </w:p>
         </w:tc>
         <w:tc>
-          <w:tcPr/>
+          <w:tcPr>
+            <w:tcW w:w="3085" w:type="dxa"/>
+          </w:tcPr>
           <w:p>
             <w:pPr>
               <w:pStyle w:val="Compact"/>
@@ -418,7 +443,9 @@
       </w:tr>
       <w:tr>
         <w:tc>
-          <w:tcPr/>
+          <w:tcPr>
+            <w:tcW w:w="1031" w:type="dxa"/>
+          </w:tcPr>
           <w:p>
             <w:pPr>
               <w:pStyle w:val="Compact"/>
@@ -430,7 +457,9 @@
           </w:p>
         </w:tc>
         <w:tc>
-          <w:tcPr/>
+          <w:tcPr>
+            <w:tcW w:w="5242" w:type="dxa"/>
+          </w:tcPr>
           <w:p>
             <w:pPr>
               <w:pStyle w:val="Compact"/>
@@ -442,7 +471,9 @@
           </w:p>
         </w:tc>
         <w:tc>
-          <w:tcPr/>
+          <w:tcPr>
+            <w:tcW w:w="3085" w:type="dxa"/>
+          </w:tcPr>
           <w:p>
             <w:pPr>
               <w:pStyle w:val="Compact"/>
@@ -494,20 +525,23 @@
     <w:tbl>
       <w:tblPr>
         <w:tblStyle w:val="Table"/>
-        <w:tblW w:type="auto" w:w="0"/>
+        <w:tblW w:type="dxa" w:w="9360"/>
         <w:tblLook w:firstRow="1" w:lastRow="0" w:firstColumn="0" w:lastColumn="0" w:noHBand="0" w:noVBand="0" w:val="0020"/>
         <w:jc w:val="start"/>
+        <w:tblLayout w:type="fixed"/>
       </w:tblPr>
       <w:tblGrid>
-        <w:gridCol w:w="3960"/>
-        <w:gridCol w:w="3960"/>
+        <w:gridCol w:w="2727"/>
+        <w:gridCol w:w="6632"/>
       </w:tblGrid>
       <w:tr>
         <w:trPr>
           <w:tblHeader w:val="true"/>
         </w:trPr>
         <w:tc>
-          <w:tcPr/>
+          <w:tcPr>
+            <w:tcW w:w="2727" w:type="dxa"/>
+          </w:tcPr>
           <w:p>
             <w:pPr>
               <w:pStyle w:val="Compact"/>
@@ -519,7 +553,9 @@
           </w:p>
         </w:tc>
         <w:tc>
-          <w:tcPr/>
+          <w:tcPr>
+            <w:tcW w:w="6632" w:type="dxa"/>
+          </w:tcPr>
           <w:p>
             <w:pPr>
               <w:pStyle w:val="Compact"/>
@@ -533,7 +569,9 @@
       </w:tr>
       <w:tr>
         <w:tc>
-          <w:tcPr/>
+          <w:tcPr>
+            <w:tcW w:w="2727" w:type="dxa"/>
+          </w:tcPr>
           <w:p>
             <w:pPr>
               <w:pStyle w:val="Compact"/>
@@ -545,7 +583,9 @@
           </w:p>
         </w:tc>
         <w:tc>
-          <w:tcPr/>
+          <w:tcPr>
+            <w:tcW w:w="6632" w:type="dxa"/>
+          </w:tcPr>
           <w:p>
             <w:pPr>
               <w:pStyle w:val="Compact"/>
@@ -559,7 +599,9 @@
       </w:tr>
       <w:tr>
         <w:tc>
-          <w:tcPr/>
+          <w:tcPr>
+            <w:tcW w:w="2727" w:type="dxa"/>
+          </w:tcPr>
           <w:p>
             <w:pPr>
               <w:pStyle w:val="Compact"/>
@@ -571,7 +613,9 @@
           </w:p>
         </w:tc>
         <w:tc>
-          <w:tcPr/>
+          <w:tcPr>
+            <w:tcW w:w="6632" w:type="dxa"/>
+          </w:tcPr>
           <w:p>
             <w:pPr>
               <w:pStyle w:val="Compact"/>
@@ -585,7 +629,9 @@
       </w:tr>
       <w:tr>
         <w:tc>
-          <w:tcPr/>
+          <w:tcPr>
+            <w:tcW w:w="2727" w:type="dxa"/>
+          </w:tcPr>
           <w:p>
             <w:pPr>
               <w:pStyle w:val="Compact"/>
@@ -597,7 +643,9 @@
           </w:p>
         </w:tc>
         <w:tc>
-          <w:tcPr/>
+          <w:tcPr>
+            <w:tcW w:w="6632" w:type="dxa"/>
+          </w:tcPr>
           <w:p>
             <w:pPr>
               <w:pStyle w:val="Compact"/>
@@ -611,7 +659,9 @@
       </w:tr>
       <w:tr>
         <w:tc>
-          <w:tcPr/>
+          <w:tcPr>
+            <w:tcW w:w="2727" w:type="dxa"/>
+          </w:tcPr>
           <w:p>
             <w:pPr>
               <w:pStyle w:val="Compact"/>
@@ -623,7 +673,9 @@
           </w:p>
         </w:tc>
         <w:tc>
-          <w:tcPr/>
+          <w:tcPr>
+            <w:tcW w:w="6632" w:type="dxa"/>
+          </w:tcPr>
           <w:p>
             <w:pPr>
               <w:pStyle w:val="Compact"/>
@@ -637,7 +689,9 @@
       </w:tr>
       <w:tr>
         <w:tc>
-          <w:tcPr/>
+          <w:tcPr>
+            <w:tcW w:w="2727" w:type="dxa"/>
+          </w:tcPr>
           <w:p>
             <w:pPr>
               <w:pStyle w:val="Compact"/>
@@ -649,7 +703,9 @@
           </w:p>
         </w:tc>
         <w:tc>
-          <w:tcPr/>
+          <w:tcPr>
+            <w:tcW w:w="6632" w:type="dxa"/>
+          </w:tcPr>
           <w:p>
             <w:pPr>
               <w:pStyle w:val="Compact"/>
@@ -663,7 +719,9 @@
       </w:tr>
       <w:tr>
         <w:tc>
-          <w:tcPr/>
+          <w:tcPr>
+            <w:tcW w:w="2727" w:type="dxa"/>
+          </w:tcPr>
           <w:p>
             <w:pPr>
               <w:pStyle w:val="Compact"/>
@@ -675,7 +733,9 @@
           </w:p>
         </w:tc>
         <w:tc>
-          <w:tcPr/>
+          <w:tcPr>
+            <w:tcW w:w="6632" w:type="dxa"/>
+          </w:tcPr>
           <w:p>
             <w:pPr>
               <w:pStyle w:val="Compact"/>
@@ -689,7 +749,9 @@
       </w:tr>
       <w:tr>
         <w:tc>
-          <w:tcPr/>
+          <w:tcPr>
+            <w:tcW w:w="2727" w:type="dxa"/>
+          </w:tcPr>
           <w:p>
             <w:pPr>
               <w:pStyle w:val="Compact"/>
@@ -701,7 +763,9 @@
           </w:p>
         </w:tc>
         <w:tc>
-          <w:tcPr/>
+          <w:tcPr>
+            <w:tcW w:w="6632" w:type="dxa"/>
+          </w:tcPr>
           <w:p>
             <w:pPr>
               <w:pStyle w:val="Compact"/>
@@ -753,842 +817,17 @@
     <w:tbl>
       <w:tblPr>
         <w:tblStyle w:val="Table"/>
-        <w:tblW w:type="auto" w:w="0"/>
+        <w:tblW w:type="dxa" w:w="9360"/>
         <w:tblLook w:firstRow="1" w:lastRow="0" w:firstColumn="0" w:lastColumn="0" w:noHBand="0" w:noVBand="0" w:val="0020"/>
         <w:jc w:val="start"/>
+        <w:tblLayout w:type="fixed"/>
       </w:tblPr>
       <w:tblGrid>
-        <w:gridCol w:w="1320"/>
-        <w:gridCol w:w="1320"/>
-        <w:gridCol w:w="1320"/>
-        <w:gridCol w:w="1320"/>
-        <w:gridCol w:w="1320"/>
-        <w:gridCol w:w="1320"/>
-      </w:tblGrid>
-      <w:tr>
-        <w:trPr>
-          <w:tblHeader w:val="true"/>
-        </w:trPr>
-        <w:tc>
-          <w:tcPr/>
-          <w:p>
-            <w:pPr>
-              <w:pStyle w:val="Compact"/>
-              <w:jc w:val="left"/>
-            </w:pPr>
-            <w:r>
-              <w:t xml:space="preserve">ID</w:t>
-            </w:r>
-          </w:p>
-        </w:tc>
-        <w:tc>
-          <w:tcPr/>
-          <w:p>
-            <w:pPr>
-              <w:pStyle w:val="Compact"/>
-              <w:jc w:val="left"/>
-            </w:pPr>
-            <w:r>
-              <w:t xml:space="preserve">Objective</w:t>
-            </w:r>
-          </w:p>
-        </w:tc>
-        <w:tc>
-          <w:tcPr/>
-          <w:p>
-            <w:pPr>
-              <w:pStyle w:val="Compact"/>
-              <w:jc w:val="left"/>
-            </w:pPr>
-            <w:r>
-              <w:t xml:space="preserve">Measure</w:t>
-            </w:r>
-          </w:p>
-        </w:tc>
-        <w:tc>
-          <w:tcPr/>
-          <w:p>
-            <w:pPr>
-              <w:pStyle w:val="Compact"/>
-              <w:jc w:val="left"/>
-            </w:pPr>
-            <w:r>
-              <w:t xml:space="preserve">Baseline</w:t>
-            </w:r>
-          </w:p>
-        </w:tc>
-        <w:tc>
-          <w:tcPr/>
-          <w:p>
-            <w:pPr>
-              <w:pStyle w:val="Compact"/>
-              <w:jc w:val="left"/>
-            </w:pPr>
-            <w:r>
-              <w:t xml:space="preserve">Target</w:t>
-            </w:r>
-          </w:p>
-        </w:tc>
-        <w:tc>
-          <w:tcPr/>
-          <w:p>
-            <w:pPr>
-              <w:pStyle w:val="Compact"/>
-              <w:jc w:val="left"/>
-            </w:pPr>
-            <w:r>
-              <w:t xml:space="preserve">How and when measured</w:t>
-            </w:r>
-          </w:p>
-        </w:tc>
-      </w:tr>
-      <w:tr>
-        <w:tc>
-          <w:tcPr/>
-          <w:p>
-            <w:pPr>
-              <w:pStyle w:val="Compact"/>
-              <w:jc w:val="left"/>
-            </w:pPr>
-            <w:r>
-              <w:t xml:space="preserve">O1</w:t>
-            </w:r>
-          </w:p>
-        </w:tc>
-        <w:tc>
-          <w:tcPr/>
-          <w:p>
-            <w:pPr>
-              <w:pStyle w:val="Compact"/>
-              <w:jc w:val="left"/>
-            </w:pPr>
-            <w:r>
-              <w:t xml:space="preserve">[What must be true after the change]</w:t>
-            </w:r>
-          </w:p>
-        </w:tc>
-        <w:tc>
-          <w:tcPr/>
-          <w:p>
-            <w:pPr>
-              <w:pStyle w:val="Compact"/>
-              <w:jc w:val="left"/>
-            </w:pPr>
-            <w:r>
-              <w:t xml:space="preserve">[Metric]</w:t>
-            </w:r>
-          </w:p>
-        </w:tc>
-        <w:tc>
-          <w:tcPr/>
-          <w:p>
-            <w:pPr>
-              <w:pStyle w:val="Compact"/>
-              <w:jc w:val="left"/>
-            </w:pPr>
-            <w:r>
-              <w:t xml:space="preserve">[Today's value]</w:t>
-            </w:r>
-          </w:p>
-        </w:tc>
-        <w:tc>
-          <w:tcPr/>
-          <w:p>
-            <w:pPr>
-              <w:pStyle w:val="Compact"/>
-              <w:jc w:val="left"/>
-            </w:pPr>
-            <w:r>
-              <w:t xml:space="preserve">[Target value]</w:t>
-            </w:r>
-          </w:p>
-        </w:tc>
-        <w:tc>
-          <w:tcPr/>
-          <w:p>
-            <w:pPr>
-              <w:pStyle w:val="Compact"/>
-              <w:jc w:val="left"/>
-            </w:pPr>
-            <w:r>
-              <w:t xml:space="preserve">[Method, date]</w:t>
-            </w:r>
-          </w:p>
-        </w:tc>
-      </w:tr>
-      <w:tr>
-        <w:tc>
-          <w:tcPr/>
-          <w:p>
-            <w:pPr>
-              <w:pStyle w:val="Compact"/>
-              <w:jc w:val="left"/>
-            </w:pPr>
-            <w:r>
-              <w:t xml:space="preserve">O2</w:t>
-            </w:r>
-          </w:p>
-        </w:tc>
-        <w:tc>
-          <w:tcPr/>
-          <w:p>
-            <w:pPr>
-              <w:pStyle w:val="Compact"/>
-              <w:jc w:val="left"/>
-            </w:pPr>
-            <w:r>
-              <w:t xml:space="preserve">[ ]</w:t>
-            </w:r>
-          </w:p>
-        </w:tc>
-        <w:tc>
-          <w:tcPr/>
-          <w:p>
-            <w:pPr>
-              <w:pStyle w:val="Compact"/>
-              <w:jc w:val="left"/>
-            </w:pPr>
-            <w:r>
-              <w:t xml:space="preserve">[ ]</w:t>
-            </w:r>
-          </w:p>
-        </w:tc>
-        <w:tc>
-          <w:tcPr/>
-          <w:p>
-            <w:pPr>
-              <w:pStyle w:val="Compact"/>
-              <w:jc w:val="left"/>
-            </w:pPr>
-            <w:r>
-              <w:t xml:space="preserve">[ ]</w:t>
-            </w:r>
-          </w:p>
-        </w:tc>
-        <w:tc>
-          <w:tcPr/>
-          <w:p>
-            <w:pPr>
-              <w:pStyle w:val="Compact"/>
-              <w:jc w:val="left"/>
-            </w:pPr>
-            <w:r>
-              <w:t xml:space="preserve">[ ]</w:t>
-            </w:r>
-          </w:p>
-        </w:tc>
-        <w:tc>
-          <w:tcPr/>
-          <w:p>
-            <w:pPr>
-              <w:pStyle w:val="Compact"/>
-              <w:jc w:val="left"/>
-            </w:pPr>
-            <w:r>
-              <w:t xml:space="preserve">[ ]</w:t>
-            </w:r>
-          </w:p>
-        </w:tc>
-      </w:tr>
-    </w:tbl>
-    <w:bookmarkEnd w:id="24"/>
-    <w:bookmarkStart w:id="25" w:name="X25d0be9279514911651d99fd74a027e3892227a"/>
-    <w:p>
-      <w:pPr>
-        <w:pStyle w:val="Heading3"/>
-      </w:pPr>
-      <w:r>
-        <w:t xml:space="preserve">3. Scope</w:t>
-      </w:r>
-    </w:p>
-    <w:p>
-      <w:pPr>
-        <w:numPr>
-          <w:ilvl w:val="0"/>
-          <w:numId w:val="1003"/>
-        </w:numPr>
-        <w:pStyle w:val="Compact"/>
-      </w:pPr>
-      <w:r>
-        <w:rPr>
-          <w:bCs/>
-          <w:b/>
-        </w:rPr>
-        <w:t xml:space="preserve">In scope:</w:t>
-      </w:r>
-      <w:r>
-        <w:t xml:space="preserve"> </w:t>
-      </w:r>
-      <w:r>
-        <w:t xml:space="preserve">[processes, tools, countries, item sets, reports]</w:t>
-      </w:r>
-    </w:p>
-    <w:p>
-      <w:pPr>
-        <w:numPr>
-          <w:ilvl w:val="0"/>
-          <w:numId w:val="1003"/>
-        </w:numPr>
-        <w:pStyle w:val="Compact"/>
-      </w:pPr>
-      <w:r>
-        <w:rPr>
-          <w:bCs/>
-          <w:b/>
-        </w:rPr>
-        <w:t xml:space="preserve">Out of scope:</w:t>
-      </w:r>
-      <w:r>
-        <w:t xml:space="preserve"> </w:t>
-      </w:r>
-      <w:r>
-        <w:t xml:space="preserve">[what is explicitly not included]</w:t>
-      </w:r>
-    </w:p>
-    <w:p>
-      <w:pPr>
-        <w:numPr>
-          <w:ilvl w:val="0"/>
-          <w:numId w:val="1003"/>
-        </w:numPr>
-        <w:pStyle w:val="Compact"/>
-      </w:pPr>
-      <w:r>
-        <w:rPr>
-          <w:bCs/>
-          <w:b/>
-        </w:rPr>
-        <w:t xml:space="preserve">Constraints:</w:t>
-      </w:r>
-      <w:r>
-        <w:t xml:space="preserve"> </w:t>
-      </w:r>
-      <w:r>
-        <w:t xml:space="preserve">[dates, systems, budget, e2open timing, access]</w:t>
-      </w:r>
-    </w:p>
-    <w:p>
-      <w:pPr>
-        <w:numPr>
-          <w:ilvl w:val="0"/>
-          <w:numId w:val="1003"/>
-        </w:numPr>
-        <w:pStyle w:val="Compact"/>
-      </w:pPr>
-      <w:r>
-        <w:rPr>
-          <w:bCs/>
-          <w:b/>
-        </w:rPr>
-        <w:t xml:space="preserve">Replaced by e2open?</w:t>
-      </w:r>
-      <w:r>
-        <w:t xml:space="preserve"> </w:t>
-      </w:r>
-      <w:r>
-        <w:t xml:space="preserve">[Yes, no, unknown; why]</w:t>
-      </w:r>
-    </w:p>
-    <w:bookmarkEnd w:id="25"/>
-    <w:bookmarkStart w:id="26" w:name="Xf0b7d042d91532954c53eb4e88d308bccb26da5"/>
-    <w:p>
-      <w:pPr>
-        <w:pStyle w:val="Heading3"/>
-      </w:pPr>
-      <w:r>
-        <w:t xml:space="preserve">4. Stakeholders and RACI</w:t>
-      </w:r>
-    </w:p>
-    <w:p>
-      <w:pPr>
-        <w:pStyle w:val="FirstParagraph"/>
-      </w:pPr>
-      <w:r>
-        <w:t xml:space="preserve">R = does the work, A = accountable (one per row), C = consulted, I = informed.</w:t>
-      </w:r>
-    </w:p>
-    <w:tbl>
-      <w:tblPr>
-        <w:tblStyle w:val="Table"/>
-        <w:tblW w:type="auto" w:w="0"/>
-        <w:tblLook w:firstRow="1" w:lastRow="0" w:firstColumn="0" w:lastColumn="0" w:noHBand="0" w:noVBand="0" w:val="0020"/>
-        <w:jc w:val="start"/>
-      </w:tblPr>
-      <w:tblGrid>
-        <w:gridCol w:w="1320"/>
-        <w:gridCol w:w="1320"/>
-        <w:gridCol w:w="1320"/>
-        <w:gridCol w:w="1320"/>
-        <w:gridCol w:w="1320"/>
-        <w:gridCol w:w="1320"/>
-      </w:tblGrid>
-      <w:tr>
-        <w:trPr>
-          <w:tblHeader w:val="true"/>
-        </w:trPr>
-        <w:tc>
-          <w:tcPr/>
-          <w:p>
-            <w:pPr>
-              <w:pStyle w:val="Compact"/>
-              <w:jc w:val="left"/>
-            </w:pPr>
-            <w:r>
-              <w:t xml:space="preserve">Activity</w:t>
-            </w:r>
-          </w:p>
-        </w:tc>
-        <w:tc>
-          <w:tcPr/>
-          <w:p>
-            <w:pPr>
-              <w:pStyle w:val="Compact"/>
-              <w:jc w:val="left"/>
-            </w:pPr>
-            <w:r>
-              <w:t xml:space="preserve">Requester</w:t>
-            </w:r>
-          </w:p>
-        </w:tc>
-        <w:tc>
-          <w:tcPr/>
-          <w:p>
-            <w:pPr>
-              <w:pStyle w:val="Compact"/>
-              <w:jc w:val="left"/>
-            </w:pPr>
-            <w:r>
-              <w:t xml:space="preserve">BSA maker</w:t>
-            </w:r>
-          </w:p>
-        </w:tc>
-        <w:tc>
-          <w:tcPr/>
-          <w:p>
-            <w:pPr>
-              <w:pStyle w:val="Compact"/>
-              <w:jc w:val="left"/>
-            </w:pPr>
-            <w:r>
-              <w:t xml:space="preserve">Checker</w:t>
-            </w:r>
-          </w:p>
-        </w:tc>
-        <w:tc>
-          <w:tcPr/>
-          <w:p>
-            <w:pPr>
-              <w:pStyle w:val="Compact"/>
-              <w:jc w:val="left"/>
-            </w:pPr>
-            <w:r>
-              <w:t xml:space="preserve">Data owner</w:t>
-            </w:r>
-          </w:p>
-        </w:tc>
-        <w:tc>
-          <w:tcPr/>
-          <w:p>
-            <w:pPr>
-              <w:pStyle w:val="Compact"/>
-              <w:jc w:val="left"/>
-            </w:pPr>
-            <w:r>
-              <w:t xml:space="preserve">Manager</w:t>
-            </w:r>
-          </w:p>
-        </w:tc>
-      </w:tr>
-      <w:tr>
-        <w:tc>
-          <w:tcPr/>
-          <w:p>
-            <w:pPr>
-              <w:pStyle w:val="Compact"/>
-              <w:jc w:val="left"/>
-            </w:pPr>
-            <w:r>
-              <w:t xml:space="preserve">Agree problem and objectives</w:t>
-            </w:r>
-          </w:p>
-        </w:tc>
-        <w:tc>
-          <w:tcPr/>
-          <w:p>
-            <w:pPr>
-              <w:pStyle w:val="Compact"/>
-              <w:jc w:val="left"/>
-            </w:pPr>
-            <w:r>
-              <w:t xml:space="preserve">A</w:t>
-            </w:r>
-          </w:p>
-        </w:tc>
-        <w:tc>
-          <w:tcPr/>
-          <w:p>
-            <w:pPr>
-              <w:pStyle w:val="Compact"/>
-              <w:jc w:val="left"/>
-            </w:pPr>
-            <w:r>
-              <w:t xml:space="preserve">R</w:t>
-            </w:r>
-          </w:p>
-        </w:tc>
-        <w:tc>
-          <w:tcPr/>
-          <w:p>
-            <w:pPr>
-              <w:pStyle w:val="Compact"/>
-              <w:jc w:val="left"/>
-            </w:pPr>
-            <w:r>
-              <w:t xml:space="preserve">C</w:t>
-            </w:r>
-          </w:p>
-        </w:tc>
-        <w:tc>
-          <w:tcPr/>
-          <w:p>
-            <w:pPr>
-              <w:pStyle w:val="Compact"/>
-              <w:jc w:val="left"/>
-            </w:pPr>
-            <w:r>
-              <w:t xml:space="preserve">C</w:t>
-            </w:r>
-          </w:p>
-        </w:tc>
-        <w:tc>
-          <w:tcPr/>
-          <w:p>
-            <w:pPr>
-              <w:pStyle w:val="Compact"/>
-              <w:jc w:val="left"/>
-            </w:pPr>
-            <w:r>
-              <w:t xml:space="preserve">I</w:t>
-            </w:r>
-          </w:p>
-        </w:tc>
-      </w:tr>
-      <w:tr>
-        <w:tc>
-          <w:tcPr/>
-          <w:p>
-            <w:pPr>
-              <w:pStyle w:val="Compact"/>
-              <w:jc w:val="left"/>
-            </w:pPr>
-            <w:r>
-              <w:t xml:space="preserve">Write requirements</w:t>
-            </w:r>
-          </w:p>
-        </w:tc>
-        <w:tc>
-          <w:tcPr/>
-          <w:p>
-            <w:pPr>
-              <w:pStyle w:val="Compact"/>
-              <w:jc w:val="left"/>
-            </w:pPr>
-            <w:r>
-              <w:t xml:space="preserve">C</w:t>
-            </w:r>
-          </w:p>
-        </w:tc>
-        <w:tc>
-          <w:tcPr/>
-          <w:p>
-            <w:pPr>
-              <w:pStyle w:val="Compact"/>
-              <w:jc w:val="left"/>
-            </w:pPr>
-            <w:r>
-              <w:t xml:space="preserve">R</w:t>
-            </w:r>
-          </w:p>
-        </w:tc>
-        <w:tc>
-          <w:tcPr/>
-          <w:p>
-            <w:pPr>
-              <w:pStyle w:val="Compact"/>
-              <w:jc w:val="left"/>
-            </w:pPr>
-            <w:r>
-              <w:t xml:space="preserve">C</w:t>
-            </w:r>
-          </w:p>
-        </w:tc>
-        <w:tc>
-          <w:tcPr/>
-          <w:p>
-            <w:pPr>
-              <w:pStyle w:val="Compact"/>
-              <w:jc w:val="left"/>
-            </w:pPr>
-            <w:r>
-              <w:t xml:space="preserve">C</w:t>
-            </w:r>
-          </w:p>
-        </w:tc>
-        <w:tc>
-          <w:tcPr/>
-          <w:p>
-            <w:pPr>
-              <w:pStyle w:val="Compact"/>
-              <w:jc w:val="left"/>
-            </w:pPr>
-            <w:r>
-              <w:t xml:space="preserve">A</w:t>
-            </w:r>
-          </w:p>
-        </w:tc>
-      </w:tr>
-      <w:tr>
-        <w:tc>
-          <w:tcPr/>
-          <w:p>
-            <w:pPr>
-              <w:pStyle w:val="Compact"/>
-              <w:jc w:val="left"/>
-            </w:pPr>
-            <w:r>
-              <w:t xml:space="preserve">Approve requirements</w:t>
-            </w:r>
-          </w:p>
-        </w:tc>
-        <w:tc>
-          <w:tcPr/>
-          <w:p>
-            <w:pPr>
-              <w:pStyle w:val="Compact"/>
-              <w:jc w:val="left"/>
-            </w:pPr>
-            <w:r>
-              <w:t xml:space="preserve">A</w:t>
-            </w:r>
-          </w:p>
-        </w:tc>
-        <w:tc>
-          <w:tcPr/>
-          <w:p>
-            <w:pPr>
-              <w:pStyle w:val="Compact"/>
-              <w:jc w:val="left"/>
-            </w:pPr>
-            <w:r>
-              <w:t xml:space="preserve">R</w:t>
-            </w:r>
-          </w:p>
-        </w:tc>
-        <w:tc>
-          <w:tcPr/>
-          <w:p>
-            <w:pPr>
-              <w:pStyle w:val="Compact"/>
-              <w:jc w:val="left"/>
-            </w:pPr>
-            <w:r>
-              <w:t xml:space="preserve">C</w:t>
-            </w:r>
-          </w:p>
-        </w:tc>
-        <w:tc>
-          <w:tcPr/>
-          <w:p>
-            <w:pPr>
-              <w:pStyle w:val="Compact"/>
-              <w:jc w:val="left"/>
-            </w:pPr>
-            <w:r>
-              <w:t xml:space="preserve">C</w:t>
-            </w:r>
-          </w:p>
-        </w:tc>
-        <w:tc>
-          <w:tcPr/>
-          <w:p>
-            <w:pPr>
-              <w:pStyle w:val="Compact"/>
-              <w:jc w:val="left"/>
-            </w:pPr>
-            <w:r>
-              <w:t xml:space="preserve">C</w:t>
-            </w:r>
-          </w:p>
-        </w:tc>
-      </w:tr>
-      <w:tr>
-        <w:tc>
-          <w:tcPr/>
-          <w:p>
-            <w:pPr>
-              <w:pStyle w:val="Compact"/>
-              <w:jc w:val="left"/>
-            </w:pPr>
-            <w:r>
-              <w:t xml:space="preserve">Build or configure</w:t>
-            </w:r>
-          </w:p>
-        </w:tc>
-        <w:tc>
-          <w:tcPr/>
-          <w:p>
-            <w:pPr>
-              <w:pStyle w:val="Compact"/>
-              <w:jc w:val="left"/>
-            </w:pPr>
-            <w:r>
-              <w:t xml:space="preserve">I</w:t>
-            </w:r>
-          </w:p>
-        </w:tc>
-        <w:tc>
-          <w:tcPr/>
-          <w:p>
-            <w:pPr>
-              <w:pStyle w:val="Compact"/>
-              <w:jc w:val="left"/>
-            </w:pPr>
-            <w:r>
-              <w:t xml:space="preserve">C</w:t>
-            </w:r>
-          </w:p>
-        </w:tc>
-        <w:tc>
-          <w:tcPr/>
-          <w:p>
-            <w:pPr>
-              <w:pStyle w:val="Compact"/>
-              <w:jc w:val="left"/>
-            </w:pPr>
-            <w:r>
-              <w:t xml:space="preserve">I</w:t>
-            </w:r>
-          </w:p>
-        </w:tc>
-        <w:tc>
-          <w:tcPr/>
-          <w:p>
-            <w:pPr>
-              <w:pStyle w:val="Compact"/>
-              <w:jc w:val="left"/>
-            </w:pPr>
-            <w:r>
-              <w:t xml:space="preserve">I</w:t>
-            </w:r>
-          </w:p>
-        </w:tc>
-        <w:tc>
-          <w:tcPr/>
-          <w:p>
-            <w:pPr>
-              <w:pStyle w:val="Compact"/>
-              <w:jc w:val="left"/>
-            </w:pPr>
-            <w:r>
-              <w:t xml:space="preserve">A</w:t>
-            </w:r>
-          </w:p>
-        </w:tc>
-      </w:tr>
-      <w:tr>
-        <w:tc>
-          <w:tcPr/>
-          <w:p>
-            <w:pPr>
-              <w:pStyle w:val="Compact"/>
-              <w:jc w:val="left"/>
-            </w:pPr>
-            <w:r>
-              <w:t xml:space="preserve">UAT and sign-off</w:t>
-            </w:r>
-          </w:p>
-        </w:tc>
-        <w:tc>
-          <w:tcPr/>
-          <w:p>
-            <w:pPr>
-              <w:pStyle w:val="Compact"/>
-              <w:jc w:val="left"/>
-            </w:pPr>
-            <w:r>
-              <w:t xml:space="preserve">A</w:t>
-            </w:r>
-          </w:p>
-        </w:tc>
-        <w:tc>
-          <w:tcPr/>
-          <w:p>
-            <w:pPr>
-              <w:pStyle w:val="Compact"/>
-              <w:jc w:val="left"/>
-            </w:pPr>
-            <w:r>
-              <w:t xml:space="preserve">R</w:t>
-            </w:r>
-          </w:p>
-        </w:tc>
-        <w:tc>
-          <w:tcPr/>
-          <w:p>
-            <w:pPr>
-              <w:pStyle w:val="Compact"/>
-              <w:jc w:val="left"/>
-            </w:pPr>
-            <w:r>
-              <w:t xml:space="preserve">C</w:t>
-            </w:r>
-          </w:p>
-        </w:tc>
-        <w:tc>
-          <w:tcPr/>
-          <w:p>
-            <w:pPr>
-              <w:pStyle w:val="Compact"/>
-              <w:jc w:val="left"/>
-            </w:pPr>
-            <w:r>
-              <w:t xml:space="preserve">C</w:t>
-            </w:r>
-          </w:p>
-        </w:tc>
-        <w:tc>
-          <w:tcPr/>
-          <w:p>
-            <w:pPr>
-              <w:pStyle w:val="Compact"/>
-              <w:jc w:val="left"/>
-            </w:pPr>
-            <w:r>
-              <w:t xml:space="preserve">I</w:t>
-            </w:r>
-          </w:p>
-        </w:tc>
-      </w:tr>
-    </w:tbl>
-    <w:p>
-      <w:pPr>
-        <w:pStyle w:val="BodyText"/>
-      </w:pPr>
-      <w:r>
-        <w:t xml:space="preserve">Adjust the columns to the real stakeholders and keep exactly one A per row. The business owner is accountable for what the requirements say; the Manager still signs in section 14 to confirm the BSA work is complete and checked.</w:t>
-      </w:r>
-    </w:p>
-    <w:tbl>
-      <w:tblPr>
-        <w:tblStyle w:val="Table"/>
-        <w:tblW w:type="auto" w:w="0"/>
-        <w:tblLook w:firstRow="1" w:lastRow="0" w:firstColumn="0" w:lastColumn="0" w:noHBand="0" w:noVBand="0" w:val="0020"/>
-        <w:jc w:val="start"/>
-      </w:tblPr>
-      <w:tblGrid>
-        <w:gridCol w:w="1980"/>
-        <w:gridCol w:w="1980"/>
-        <w:gridCol w:w="1980"/>
+        <w:gridCol w:w="853"/>
+        <w:gridCol w:w="2913"/>
+        <w:gridCol w:w="971"/>
+        <w:gridCol w:w="1384"/>
+        <w:gridCol w:w="1257"/>
         <w:gridCol w:w="1980"/>
       </w:tblGrid>
       <w:tr>
@@ -1596,219 +835,1182 @@
           <w:tblHeader w:val="true"/>
         </w:trPr>
         <w:tc>
-          <w:tcPr/>
-          <w:p>
-            <w:pPr>
-              <w:pStyle w:val="Compact"/>
-              <w:jc w:val="left"/>
-            </w:pPr>
-            <w:r>
-              <w:t xml:space="preserve">Stakeholder</w:t>
-            </w:r>
-          </w:p>
-        </w:tc>
-        <w:tc>
-          <w:tcPr/>
-          <w:p>
-            <w:pPr>
-              <w:pStyle w:val="Compact"/>
-              <w:jc w:val="left"/>
-            </w:pPr>
-            <w:r>
-              <w:t xml:space="preserve">Role in this change</w:t>
-            </w:r>
-          </w:p>
-        </w:tc>
-        <w:tc>
-          <w:tcPr/>
-          <w:p>
-            <w:pPr>
-              <w:pStyle w:val="Compact"/>
-              <w:jc w:val="left"/>
-            </w:pPr>
-            <w:r>
-              <w:t xml:space="preserve">What they need</w:t>
-            </w:r>
-          </w:p>
-        </w:tc>
-        <w:tc>
-          <w:tcPr/>
-          <w:p>
-            <w:pPr>
-              <w:pStyle w:val="Compact"/>
-              <w:jc w:val="left"/>
-            </w:pPr>
-            <w:r>
-              <w:t xml:space="preserve">How engaged</w:t>
+          <w:tcPr>
+            <w:tcW w:w="853" w:type="dxa"/>
+          </w:tcPr>
+          <w:p>
+            <w:pPr>
+              <w:pStyle w:val="Compact"/>
+              <w:jc w:val="left"/>
+            </w:pPr>
+            <w:r>
+              <w:t xml:space="preserve">ID</w:t>
+            </w:r>
+          </w:p>
+        </w:tc>
+        <w:tc>
+          <w:tcPr>
+            <w:tcW w:w="2913" w:type="dxa"/>
+          </w:tcPr>
+          <w:p>
+            <w:pPr>
+              <w:pStyle w:val="Compact"/>
+              <w:jc w:val="left"/>
+            </w:pPr>
+            <w:r>
+              <w:t xml:space="preserve">Objective</w:t>
+            </w:r>
+          </w:p>
+        </w:tc>
+        <w:tc>
+          <w:tcPr>
+            <w:tcW w:w="971" w:type="dxa"/>
+          </w:tcPr>
+          <w:p>
+            <w:pPr>
+              <w:pStyle w:val="Compact"/>
+              <w:jc w:val="left"/>
+            </w:pPr>
+            <w:r>
+              <w:t xml:space="preserve">Measure</w:t>
+            </w:r>
+          </w:p>
+        </w:tc>
+        <w:tc>
+          <w:tcPr>
+            <w:tcW w:w="1384" w:type="dxa"/>
+          </w:tcPr>
+          <w:p>
+            <w:pPr>
+              <w:pStyle w:val="Compact"/>
+              <w:jc w:val="left"/>
+            </w:pPr>
+            <w:r>
+              <w:t xml:space="preserve">Baseline</w:t>
+            </w:r>
+          </w:p>
+        </w:tc>
+        <w:tc>
+          <w:tcPr>
+            <w:tcW w:w="1257" w:type="dxa"/>
+          </w:tcPr>
+          <w:p>
+            <w:pPr>
+              <w:pStyle w:val="Compact"/>
+              <w:jc w:val="left"/>
+            </w:pPr>
+            <w:r>
+              <w:t xml:space="preserve">Target</w:t>
+            </w:r>
+          </w:p>
+        </w:tc>
+        <w:tc>
+          <w:tcPr>
+            <w:tcW w:w="1980" w:type="dxa"/>
+          </w:tcPr>
+          <w:p>
+            <w:pPr>
+              <w:pStyle w:val="Compact"/>
+              <w:jc w:val="left"/>
+            </w:pPr>
+            <w:r>
+              <w:t xml:space="preserve">How and when measured</w:t>
             </w:r>
           </w:p>
         </w:tc>
       </w:tr>
       <w:tr>
         <w:tc>
-          <w:tcPr/>
-          <w:p>
-            <w:pPr>
-              <w:pStyle w:val="Compact"/>
-              <w:jc w:val="left"/>
-            </w:pPr>
-            <w:r>
-              <w:t xml:space="preserve">[Name or COMPANY role]</w:t>
-            </w:r>
-          </w:p>
-        </w:tc>
-        <w:tc>
-          <w:tcPr/>
-          <w:p>
-            <w:pPr>
-              <w:pStyle w:val="Compact"/>
-              <w:jc w:val="left"/>
-            </w:pPr>
-            <w:r>
-              <w:t xml:space="preserve">[Requester, user, data owner, Finance, broker contact, IT]</w:t>
-            </w:r>
-          </w:p>
-        </w:tc>
-        <w:tc>
-          <w:tcPr/>
-          <w:p>
-            <w:pPr>
-              <w:pStyle w:val="Compact"/>
-              <w:jc w:val="left"/>
-            </w:pPr>
-            <w:r>
-              <w:t xml:space="preserve">[Their interest]</w:t>
-            </w:r>
-          </w:p>
-        </w:tc>
-        <w:tc>
-          <w:tcPr/>
-          <w:p>
-            <w:pPr>
-              <w:pStyle w:val="Compact"/>
-              <w:jc w:val="left"/>
-            </w:pPr>
-            <w:r>
-              <w:t xml:space="preserve">[Interview, review, sign-off, informed by email]</w:t>
+          <w:tcPr>
+            <w:tcW w:w="853" w:type="dxa"/>
+          </w:tcPr>
+          <w:p>
+            <w:pPr>
+              <w:pStyle w:val="Compact"/>
+              <w:jc w:val="left"/>
+            </w:pPr>
+            <w:r>
+              <w:t xml:space="preserve">O1</w:t>
+            </w:r>
+          </w:p>
+        </w:tc>
+        <w:tc>
+          <w:tcPr>
+            <w:tcW w:w="2913" w:type="dxa"/>
+          </w:tcPr>
+          <w:p>
+            <w:pPr>
+              <w:pStyle w:val="Compact"/>
+              <w:jc w:val="left"/>
+            </w:pPr>
+            <w:r>
+              <w:t xml:space="preserve">[What must be true after the change]</w:t>
+            </w:r>
+          </w:p>
+        </w:tc>
+        <w:tc>
+          <w:tcPr>
+            <w:tcW w:w="971" w:type="dxa"/>
+          </w:tcPr>
+          <w:p>
+            <w:pPr>
+              <w:pStyle w:val="Compact"/>
+              <w:jc w:val="left"/>
+            </w:pPr>
+            <w:r>
+              <w:t xml:space="preserve">[Metric]</w:t>
+            </w:r>
+          </w:p>
+        </w:tc>
+        <w:tc>
+          <w:tcPr>
+            <w:tcW w:w="1384" w:type="dxa"/>
+          </w:tcPr>
+          <w:p>
+            <w:pPr>
+              <w:pStyle w:val="Compact"/>
+              <w:jc w:val="left"/>
+            </w:pPr>
+            <w:r>
+              <w:t xml:space="preserve">[Today's value]</w:t>
+            </w:r>
+          </w:p>
+        </w:tc>
+        <w:tc>
+          <w:tcPr>
+            <w:tcW w:w="1257" w:type="dxa"/>
+          </w:tcPr>
+          <w:p>
+            <w:pPr>
+              <w:pStyle w:val="Compact"/>
+              <w:jc w:val="left"/>
+            </w:pPr>
+            <w:r>
+              <w:t xml:space="preserve">[Target value]</w:t>
+            </w:r>
+          </w:p>
+        </w:tc>
+        <w:tc>
+          <w:tcPr>
+            <w:tcW w:w="1980" w:type="dxa"/>
+          </w:tcPr>
+          <w:p>
+            <w:pPr>
+              <w:pStyle w:val="Compact"/>
+              <w:jc w:val="left"/>
+            </w:pPr>
+            <w:r>
+              <w:t xml:space="preserve">[Method, date]</w:t>
+            </w:r>
+          </w:p>
+        </w:tc>
+      </w:tr>
+      <w:tr>
+        <w:tc>
+          <w:tcPr>
+            <w:tcW w:w="853" w:type="dxa"/>
+          </w:tcPr>
+          <w:p>
+            <w:pPr>
+              <w:pStyle w:val="Compact"/>
+              <w:jc w:val="left"/>
+            </w:pPr>
+            <w:r>
+              <w:t xml:space="preserve">O2</w:t>
+            </w:r>
+          </w:p>
+        </w:tc>
+        <w:tc>
+          <w:tcPr>
+            <w:tcW w:w="2913" w:type="dxa"/>
+          </w:tcPr>
+          <w:p>
+            <w:pPr>
+              <w:pStyle w:val="Compact"/>
+              <w:jc w:val="left"/>
+            </w:pPr>
+            <w:r>
+              <w:t xml:space="preserve">[ ]</w:t>
+            </w:r>
+          </w:p>
+        </w:tc>
+        <w:tc>
+          <w:tcPr>
+            <w:tcW w:w="971" w:type="dxa"/>
+          </w:tcPr>
+          <w:p>
+            <w:pPr>
+              <w:pStyle w:val="Compact"/>
+              <w:jc w:val="left"/>
+            </w:pPr>
+            <w:r>
+              <w:t xml:space="preserve">[ ]</w:t>
+            </w:r>
+          </w:p>
+        </w:tc>
+        <w:tc>
+          <w:tcPr>
+            <w:tcW w:w="1384" w:type="dxa"/>
+          </w:tcPr>
+          <w:p>
+            <w:pPr>
+              <w:pStyle w:val="Compact"/>
+              <w:jc w:val="left"/>
+            </w:pPr>
+            <w:r>
+              <w:t xml:space="preserve">[ ]</w:t>
+            </w:r>
+          </w:p>
+        </w:tc>
+        <w:tc>
+          <w:tcPr>
+            <w:tcW w:w="1257" w:type="dxa"/>
+          </w:tcPr>
+          <w:p>
+            <w:pPr>
+              <w:pStyle w:val="Compact"/>
+              <w:jc w:val="left"/>
+            </w:pPr>
+            <w:r>
+              <w:t xml:space="preserve">[ ]</w:t>
+            </w:r>
+          </w:p>
+        </w:tc>
+        <w:tc>
+          <w:tcPr>
+            <w:tcW w:w="1980" w:type="dxa"/>
+          </w:tcPr>
+          <w:p>
+            <w:pPr>
+              <w:pStyle w:val="Compact"/>
+              <w:jc w:val="left"/>
+            </w:pPr>
+            <w:r>
+              <w:t xml:space="preserve">[ ]</w:t>
             </w:r>
           </w:p>
         </w:tc>
       </w:tr>
     </w:tbl>
+    <w:bookmarkEnd w:id="24"/>
+    <w:bookmarkStart w:id="25" w:name="X25d0be9279514911651d99fd74a027e3892227a"/>
     <w:p>
       <w:pPr>
-        <w:pStyle w:val="BodyText"/>
-      </w:pPr>
-      <w:r>
-        <w:t xml:space="preserve">Broker, agente aduanal or trade counsel as a stakeholder: before your day-60 review you do not contact them yourself; the Senior (or the Manager) puts your questions to them. After day 60, with the Senior's agreement, you may email the broker with the Senior copied.</w:t>
-      </w:r>
-    </w:p>
-    <w:bookmarkEnd w:id="26"/>
-    <w:bookmarkStart w:id="27" w:name="Xd74c629e91224740ce8d7c3ef12e95d937553fa"/>
-    <w:p>
-      <w:pPr>
         <w:pStyle w:val="Heading3"/>
       </w:pPr>
       <w:r>
-        <w:t xml:space="preserve">5. Current state</w:t>
+        <w:t xml:space="preserve">3. Scope</w:t>
       </w:r>
     </w:p>
     <w:p>
       <w:pPr>
+        <w:numPr>
+          <w:ilvl w:val="0"/>
+          <w:numId w:val="1003"/>
+        </w:numPr>
+        <w:pStyle w:val="Compact"/>
+      </w:pPr>
+      <w:r>
+        <w:rPr>
+          <w:bCs/>
+          <w:b/>
+        </w:rPr>
+        <w:t xml:space="preserve">In scope:</w:t>
+      </w:r>
+      <w:r>
+        <w:t xml:space="preserve"> </w:t>
+      </w:r>
+      <w:r>
+        <w:t xml:space="preserve">[processes, tools, countries, item sets, reports]</w:t>
+      </w:r>
+    </w:p>
+    <w:p>
+      <w:pPr>
+        <w:numPr>
+          <w:ilvl w:val="0"/>
+          <w:numId w:val="1003"/>
+        </w:numPr>
+        <w:pStyle w:val="Compact"/>
+      </w:pPr>
+      <w:r>
+        <w:rPr>
+          <w:bCs/>
+          <w:b/>
+        </w:rPr>
+        <w:t xml:space="preserve">Out of scope:</w:t>
+      </w:r>
+      <w:r>
+        <w:t xml:space="preserve"> </w:t>
+      </w:r>
+      <w:r>
+        <w:t xml:space="preserve">[what is explicitly not included]</w:t>
+      </w:r>
+    </w:p>
+    <w:p>
+      <w:pPr>
+        <w:numPr>
+          <w:ilvl w:val="0"/>
+          <w:numId w:val="1003"/>
+        </w:numPr>
+        <w:pStyle w:val="Compact"/>
+      </w:pPr>
+      <w:r>
+        <w:rPr>
+          <w:bCs/>
+          <w:b/>
+        </w:rPr>
+        <w:t xml:space="preserve">Constraints:</w:t>
+      </w:r>
+      <w:r>
+        <w:t xml:space="preserve"> </w:t>
+      </w:r>
+      <w:r>
+        <w:t xml:space="preserve">[dates, systems, budget, e2open timing, access]</w:t>
+      </w:r>
+    </w:p>
+    <w:p>
+      <w:pPr>
+        <w:numPr>
+          <w:ilvl w:val="0"/>
+          <w:numId w:val="1003"/>
+        </w:numPr>
+        <w:pStyle w:val="Compact"/>
+      </w:pPr>
+      <w:r>
+        <w:rPr>
+          <w:bCs/>
+          <w:b/>
+        </w:rPr>
+        <w:t xml:space="preserve">Replaced by e2open?</w:t>
+      </w:r>
+      <w:r>
+        <w:t xml:space="preserve"> </w:t>
+      </w:r>
+      <w:r>
+        <w:t xml:space="preserve">[Yes, no, unknown; why]</w:t>
+      </w:r>
+    </w:p>
+    <w:bookmarkEnd w:id="25"/>
+    <w:bookmarkStart w:id="26" w:name="Xf0b7d042d91532954c53eb4e88d308bccb26da5"/>
+    <w:p>
+      <w:pPr>
+        <w:pStyle w:val="Heading3"/>
+      </w:pPr>
+      <w:r>
+        <w:t xml:space="preserve">4. Stakeholders and RACI</w:t>
+      </w:r>
+    </w:p>
+    <w:p>
+      <w:pPr>
         <w:pStyle w:val="FirstParagraph"/>
       </w:pPr>
       <w:r>
-        <w:t xml:space="preserve">[3 to 6 sentences: how it works today, volumes, workarounds, known defects. Link the as-is map (</w:t>
-      </w:r>
-      <w:r>
-        <w:rPr>
-          <w:rStyle w:val="VerbatimChar"/>
-        </w:rPr>
-        <w:t xml:space="preserve">docs/templates/bsa/03-process-map-as-is-to-be.md</w:t>
-      </w:r>
-      <w:r>
-        <w:t xml:space="preserve">).]</w:t>
-      </w:r>
-    </w:p>
-    <w:bookmarkEnd w:id="27"/>
-    <w:bookmarkStart w:id="28" w:name="X5ad0a3b2bf2e4a95ece290213d3b3dc688094d9"/>
-    <w:p>
-      <w:pPr>
-        <w:pStyle w:val="Heading3"/>
-      </w:pPr>
-      <w:r>
-        <w:t xml:space="preserve">6. Business rules</w:t>
+        <w:t xml:space="preserve">R = does the work, A = accountable (one per row), C = consulted, I = informed.</w:t>
       </w:r>
     </w:p>
     <w:tbl>
       <w:tblPr>
         <w:tblStyle w:val="Table"/>
-        <w:tblW w:type="auto" w:w="0"/>
+        <w:tblW w:type="dxa" w:w="9360"/>
         <w:tblLook w:firstRow="1" w:lastRow="0" w:firstColumn="0" w:lastColumn="0" w:noHBand="0" w:noVBand="0" w:val="0020"/>
         <w:jc w:val="start"/>
+        <w:tblLayout w:type="fixed"/>
       </w:tblPr>
       <w:tblGrid>
-        <w:gridCol w:w="1980"/>
-        <w:gridCol w:w="1980"/>
-        <w:gridCol w:w="1980"/>
-        <w:gridCol w:w="1980"/>
+        <w:gridCol w:w="3744"/>
+        <w:gridCol w:w="1501"/>
+        <w:gridCol w:w="889"/>
+        <w:gridCol w:w="1167"/>
+        <w:gridCol w:w="889"/>
+        <w:gridCol w:w="1167"/>
       </w:tblGrid>
       <w:tr>
         <w:trPr>
           <w:tblHeader w:val="true"/>
         </w:trPr>
         <w:tc>
-          <w:tcPr/>
-          <w:p>
-            <w:pPr>
-              <w:pStyle w:val="Compact"/>
-              <w:jc w:val="left"/>
-            </w:pPr>
-            <w:r>
-              <w:t xml:space="preserve">ID</w:t>
-            </w:r>
-          </w:p>
-        </w:tc>
-        <w:tc>
-          <w:tcPr/>
-          <w:p>
-            <w:pPr>
-              <w:pStyle w:val="Compact"/>
-              <w:jc w:val="left"/>
-            </w:pPr>
-            <w:r>
-              <w:t xml:space="preserve">Rule</w:t>
-            </w:r>
-          </w:p>
-        </w:tc>
-        <w:tc>
-          <w:tcPr/>
-          <w:p>
-            <w:pPr>
-              <w:pStyle w:val="Compact"/>
-              <w:jc w:val="left"/>
-            </w:pPr>
-            <w:r>
-              <w:t xml:space="preserve">Source</w:t>
-            </w:r>
-          </w:p>
-        </w:tc>
-        <w:tc>
-          <w:tcPr/>
-          <w:p>
-            <w:pPr>
-              <w:pStyle w:val="Compact"/>
-              <w:jc w:val="left"/>
-            </w:pPr>
-            <w:r>
-              <w:t xml:space="preserve">Owner</w:t>
+          <w:tcPr>
+            <w:tcW w:w="3744" w:type="dxa"/>
+          </w:tcPr>
+          <w:p>
+            <w:pPr>
+              <w:pStyle w:val="Compact"/>
+              <w:jc w:val="left"/>
+            </w:pPr>
+            <w:r>
+              <w:t xml:space="preserve">Activity</w:t>
+            </w:r>
+          </w:p>
+        </w:tc>
+        <w:tc>
+          <w:tcPr>
+            <w:tcW w:w="1501" w:type="dxa"/>
+          </w:tcPr>
+          <w:p>
+            <w:pPr>
+              <w:pStyle w:val="Compact"/>
+              <w:jc w:val="left"/>
+            </w:pPr>
+            <w:r>
+              <w:t xml:space="preserve">Requester</w:t>
+            </w:r>
+          </w:p>
+        </w:tc>
+        <w:tc>
+          <w:tcPr>
+            <w:tcW w:w="889" w:type="dxa"/>
+          </w:tcPr>
+          <w:p>
+            <w:pPr>
+              <w:pStyle w:val="Compact"/>
+              <w:jc w:val="left"/>
+            </w:pPr>
+            <w:r>
+              <w:t xml:space="preserve">BSA maker</w:t>
+            </w:r>
+          </w:p>
+        </w:tc>
+        <w:tc>
+          <w:tcPr>
+            <w:tcW w:w="1167" w:type="dxa"/>
+          </w:tcPr>
+          <w:p>
+            <w:pPr>
+              <w:pStyle w:val="Compact"/>
+              <w:jc w:val="left"/>
+            </w:pPr>
+            <w:r>
+              <w:t xml:space="preserve">Checker</w:t>
+            </w:r>
+          </w:p>
+        </w:tc>
+        <w:tc>
+          <w:tcPr>
+            <w:tcW w:w="889" w:type="dxa"/>
+          </w:tcPr>
+          <w:p>
+            <w:pPr>
+              <w:pStyle w:val="Compact"/>
+              <w:jc w:val="left"/>
+            </w:pPr>
+            <w:r>
+              <w:t xml:space="preserve">Data owner</w:t>
+            </w:r>
+          </w:p>
+        </w:tc>
+        <w:tc>
+          <w:tcPr>
+            <w:tcW w:w="1167" w:type="dxa"/>
+          </w:tcPr>
+          <w:p>
+            <w:pPr>
+              <w:pStyle w:val="Compact"/>
+              <w:jc w:val="left"/>
+            </w:pPr>
+            <w:r>
+              <w:t xml:space="preserve">Manager</w:t>
             </w:r>
           </w:p>
         </w:tc>
       </w:tr>
       <w:tr>
         <w:tc>
-          <w:tcPr/>
+          <w:tcPr>
+            <w:tcW w:w="3744" w:type="dxa"/>
+          </w:tcPr>
+          <w:p>
+            <w:pPr>
+              <w:pStyle w:val="Compact"/>
+              <w:jc w:val="left"/>
+            </w:pPr>
+            <w:r>
+              <w:t xml:space="preserve">Agree problem and objectives</w:t>
+            </w:r>
+          </w:p>
+        </w:tc>
+        <w:tc>
+          <w:tcPr>
+            <w:tcW w:w="1501" w:type="dxa"/>
+          </w:tcPr>
+          <w:p>
+            <w:pPr>
+              <w:pStyle w:val="Compact"/>
+              <w:jc w:val="left"/>
+            </w:pPr>
+            <w:r>
+              <w:t xml:space="preserve">A</w:t>
+            </w:r>
+          </w:p>
+        </w:tc>
+        <w:tc>
+          <w:tcPr>
+            <w:tcW w:w="889" w:type="dxa"/>
+          </w:tcPr>
+          <w:p>
+            <w:pPr>
+              <w:pStyle w:val="Compact"/>
+              <w:jc w:val="left"/>
+            </w:pPr>
+            <w:r>
+              <w:t xml:space="preserve">R</w:t>
+            </w:r>
+          </w:p>
+        </w:tc>
+        <w:tc>
+          <w:tcPr>
+            <w:tcW w:w="1167" w:type="dxa"/>
+          </w:tcPr>
+          <w:p>
+            <w:pPr>
+              <w:pStyle w:val="Compact"/>
+              <w:jc w:val="left"/>
+            </w:pPr>
+            <w:r>
+              <w:t xml:space="preserve">C</w:t>
+            </w:r>
+          </w:p>
+        </w:tc>
+        <w:tc>
+          <w:tcPr>
+            <w:tcW w:w="889" w:type="dxa"/>
+          </w:tcPr>
+          <w:p>
+            <w:pPr>
+              <w:pStyle w:val="Compact"/>
+              <w:jc w:val="left"/>
+            </w:pPr>
+            <w:r>
+              <w:t xml:space="preserve">C</w:t>
+            </w:r>
+          </w:p>
+        </w:tc>
+        <w:tc>
+          <w:tcPr>
+            <w:tcW w:w="1167" w:type="dxa"/>
+          </w:tcPr>
+          <w:p>
+            <w:pPr>
+              <w:pStyle w:val="Compact"/>
+              <w:jc w:val="left"/>
+            </w:pPr>
+            <w:r>
+              <w:t xml:space="preserve">I</w:t>
+            </w:r>
+          </w:p>
+        </w:tc>
+      </w:tr>
+      <w:tr>
+        <w:tc>
+          <w:tcPr>
+            <w:tcW w:w="3744" w:type="dxa"/>
+          </w:tcPr>
+          <w:p>
+            <w:pPr>
+              <w:pStyle w:val="Compact"/>
+              <w:jc w:val="left"/>
+            </w:pPr>
+            <w:r>
+              <w:t xml:space="preserve">Write requirements</w:t>
+            </w:r>
+          </w:p>
+        </w:tc>
+        <w:tc>
+          <w:tcPr>
+            <w:tcW w:w="1501" w:type="dxa"/>
+          </w:tcPr>
+          <w:p>
+            <w:pPr>
+              <w:pStyle w:val="Compact"/>
+              <w:jc w:val="left"/>
+            </w:pPr>
+            <w:r>
+              <w:t xml:space="preserve">C</w:t>
+            </w:r>
+          </w:p>
+        </w:tc>
+        <w:tc>
+          <w:tcPr>
+            <w:tcW w:w="889" w:type="dxa"/>
+          </w:tcPr>
+          <w:p>
+            <w:pPr>
+              <w:pStyle w:val="Compact"/>
+              <w:jc w:val="left"/>
+            </w:pPr>
+            <w:r>
+              <w:t xml:space="preserve">R</w:t>
+            </w:r>
+          </w:p>
+        </w:tc>
+        <w:tc>
+          <w:tcPr>
+            <w:tcW w:w="1167" w:type="dxa"/>
+          </w:tcPr>
+          <w:p>
+            <w:pPr>
+              <w:pStyle w:val="Compact"/>
+              <w:jc w:val="left"/>
+            </w:pPr>
+            <w:r>
+              <w:t xml:space="preserve">C</w:t>
+            </w:r>
+          </w:p>
+        </w:tc>
+        <w:tc>
+          <w:tcPr>
+            <w:tcW w:w="889" w:type="dxa"/>
+          </w:tcPr>
+          <w:p>
+            <w:pPr>
+              <w:pStyle w:val="Compact"/>
+              <w:jc w:val="left"/>
+            </w:pPr>
+            <w:r>
+              <w:t xml:space="preserve">C</w:t>
+            </w:r>
+          </w:p>
+        </w:tc>
+        <w:tc>
+          <w:tcPr>
+            <w:tcW w:w="1167" w:type="dxa"/>
+          </w:tcPr>
+          <w:p>
+            <w:pPr>
+              <w:pStyle w:val="Compact"/>
+              <w:jc w:val="left"/>
+            </w:pPr>
+            <w:r>
+              <w:t xml:space="preserve">A</w:t>
+            </w:r>
+          </w:p>
+        </w:tc>
+      </w:tr>
+      <w:tr>
+        <w:tc>
+          <w:tcPr>
+            <w:tcW w:w="3744" w:type="dxa"/>
+          </w:tcPr>
+          <w:p>
+            <w:pPr>
+              <w:pStyle w:val="Compact"/>
+              <w:jc w:val="left"/>
+            </w:pPr>
+            <w:r>
+              <w:t xml:space="preserve">Approve requirements</w:t>
+            </w:r>
+          </w:p>
+        </w:tc>
+        <w:tc>
+          <w:tcPr>
+            <w:tcW w:w="1501" w:type="dxa"/>
+          </w:tcPr>
+          <w:p>
+            <w:pPr>
+              <w:pStyle w:val="Compact"/>
+              <w:jc w:val="left"/>
+            </w:pPr>
+            <w:r>
+              <w:t xml:space="preserve">A</w:t>
+            </w:r>
+          </w:p>
+        </w:tc>
+        <w:tc>
+          <w:tcPr>
+            <w:tcW w:w="889" w:type="dxa"/>
+          </w:tcPr>
+          <w:p>
+            <w:pPr>
+              <w:pStyle w:val="Compact"/>
+              <w:jc w:val="left"/>
+            </w:pPr>
+            <w:r>
+              <w:t xml:space="preserve">R</w:t>
+            </w:r>
+          </w:p>
+        </w:tc>
+        <w:tc>
+          <w:tcPr>
+            <w:tcW w:w="1167" w:type="dxa"/>
+          </w:tcPr>
+          <w:p>
+            <w:pPr>
+              <w:pStyle w:val="Compact"/>
+              <w:jc w:val="left"/>
+            </w:pPr>
+            <w:r>
+              <w:t xml:space="preserve">C</w:t>
+            </w:r>
+          </w:p>
+        </w:tc>
+        <w:tc>
+          <w:tcPr>
+            <w:tcW w:w="889" w:type="dxa"/>
+          </w:tcPr>
+          <w:p>
+            <w:pPr>
+              <w:pStyle w:val="Compact"/>
+              <w:jc w:val="left"/>
+            </w:pPr>
+            <w:r>
+              <w:t xml:space="preserve">C</w:t>
+            </w:r>
+          </w:p>
+        </w:tc>
+        <w:tc>
+          <w:tcPr>
+            <w:tcW w:w="1167" w:type="dxa"/>
+          </w:tcPr>
+          <w:p>
+            <w:pPr>
+              <w:pStyle w:val="Compact"/>
+              <w:jc w:val="left"/>
+            </w:pPr>
+            <w:r>
+              <w:t xml:space="preserve">C</w:t>
+            </w:r>
+          </w:p>
+        </w:tc>
+      </w:tr>
+      <w:tr>
+        <w:tc>
+          <w:tcPr>
+            <w:tcW w:w="3744" w:type="dxa"/>
+          </w:tcPr>
+          <w:p>
+            <w:pPr>
+              <w:pStyle w:val="Compact"/>
+              <w:jc w:val="left"/>
+            </w:pPr>
+            <w:r>
+              <w:t xml:space="preserve">Build or configure</w:t>
+            </w:r>
+          </w:p>
+        </w:tc>
+        <w:tc>
+          <w:tcPr>
+            <w:tcW w:w="1501" w:type="dxa"/>
+          </w:tcPr>
+          <w:p>
+            <w:pPr>
+              <w:pStyle w:val="Compact"/>
+              <w:jc w:val="left"/>
+            </w:pPr>
+            <w:r>
+              <w:t xml:space="preserve">I</w:t>
+            </w:r>
+          </w:p>
+        </w:tc>
+        <w:tc>
+          <w:tcPr>
+            <w:tcW w:w="889" w:type="dxa"/>
+          </w:tcPr>
+          <w:p>
+            <w:pPr>
+              <w:pStyle w:val="Compact"/>
+              <w:jc w:val="left"/>
+            </w:pPr>
+            <w:r>
+              <w:t xml:space="preserve">C</w:t>
+            </w:r>
+          </w:p>
+        </w:tc>
+        <w:tc>
+          <w:tcPr>
+            <w:tcW w:w="1167" w:type="dxa"/>
+          </w:tcPr>
+          <w:p>
+            <w:pPr>
+              <w:pStyle w:val="Compact"/>
+              <w:jc w:val="left"/>
+            </w:pPr>
+            <w:r>
+              <w:t xml:space="preserve">I</w:t>
+            </w:r>
+          </w:p>
+        </w:tc>
+        <w:tc>
+          <w:tcPr>
+            <w:tcW w:w="889" w:type="dxa"/>
+          </w:tcPr>
+          <w:p>
+            <w:pPr>
+              <w:pStyle w:val="Compact"/>
+              <w:jc w:val="left"/>
+            </w:pPr>
+            <w:r>
+              <w:t xml:space="preserve">I</w:t>
+            </w:r>
+          </w:p>
+        </w:tc>
+        <w:tc>
+          <w:tcPr>
+            <w:tcW w:w="1167" w:type="dxa"/>
+          </w:tcPr>
+          <w:p>
+            <w:pPr>
+              <w:pStyle w:val="Compact"/>
+              <w:jc w:val="left"/>
+            </w:pPr>
+            <w:r>
+              <w:t xml:space="preserve">A</w:t>
+            </w:r>
+          </w:p>
+        </w:tc>
+      </w:tr>
+      <w:tr>
+        <w:tc>
+          <w:tcPr>
+            <w:tcW w:w="3744" w:type="dxa"/>
+          </w:tcPr>
+          <w:p>
+            <w:pPr>
+              <w:pStyle w:val="Compact"/>
+              <w:jc w:val="left"/>
+            </w:pPr>
+            <w:r>
+              <w:t xml:space="preserve">UAT and sign-off</w:t>
+            </w:r>
+          </w:p>
+        </w:tc>
+        <w:tc>
+          <w:tcPr>
+            <w:tcW w:w="1501" w:type="dxa"/>
+          </w:tcPr>
+          <w:p>
+            <w:pPr>
+              <w:pStyle w:val="Compact"/>
+              <w:jc w:val="left"/>
+            </w:pPr>
+            <w:r>
+              <w:t xml:space="preserve">A</w:t>
+            </w:r>
+          </w:p>
+        </w:tc>
+        <w:tc>
+          <w:tcPr>
+            <w:tcW w:w="889" w:type="dxa"/>
+          </w:tcPr>
+          <w:p>
+            <w:pPr>
+              <w:pStyle w:val="Compact"/>
+              <w:jc w:val="left"/>
+            </w:pPr>
+            <w:r>
+              <w:t xml:space="preserve">R</w:t>
+            </w:r>
+          </w:p>
+        </w:tc>
+        <w:tc>
+          <w:tcPr>
+            <w:tcW w:w="1167" w:type="dxa"/>
+          </w:tcPr>
+          <w:p>
+            <w:pPr>
+              <w:pStyle w:val="Compact"/>
+              <w:jc w:val="left"/>
+            </w:pPr>
+            <w:r>
+              <w:t xml:space="preserve">C</w:t>
+            </w:r>
+          </w:p>
+        </w:tc>
+        <w:tc>
+          <w:tcPr>
+            <w:tcW w:w="889" w:type="dxa"/>
+          </w:tcPr>
+          <w:p>
+            <w:pPr>
+              <w:pStyle w:val="Compact"/>
+              <w:jc w:val="left"/>
+            </w:pPr>
+            <w:r>
+              <w:t xml:space="preserve">C</w:t>
+            </w:r>
+          </w:p>
+        </w:tc>
+        <w:tc>
+          <w:tcPr>
+            <w:tcW w:w="1167" w:type="dxa"/>
+          </w:tcPr>
+          <w:p>
+            <w:pPr>
+              <w:pStyle w:val="Compact"/>
+              <w:jc w:val="left"/>
+            </w:pPr>
+            <w:r>
+              <w:t xml:space="preserve">I</w:t>
+            </w:r>
+          </w:p>
+        </w:tc>
+      </w:tr>
+    </w:tbl>
+    <w:p>
+      <w:pPr>
+        <w:pStyle w:val="BodyText"/>
+      </w:pPr>
+      <w:r>
+        <w:t xml:space="preserve">Adjust the columns to the real stakeholders and keep exactly one A per row. The business owner is accountable for what the requirements say; the Manager still signs in section 14 to confirm the BSA work is complete and checked.</w:t>
+      </w:r>
+    </w:p>
+    <w:tbl>
+      <w:tblPr>
+        <w:tblStyle w:val="Table"/>
+        <w:tblW w:type="dxa" w:w="9360"/>
+        <w:tblLook w:firstRow="1" w:lastRow="0" w:firstColumn="0" w:lastColumn="0" w:noHBand="0" w:noVBand="0" w:val="0020"/>
+        <w:jc w:val="start"/>
+        <w:tblLayout w:type="fixed"/>
+      </w:tblPr>
+      <w:tblGrid>
+        <w:gridCol w:w="1493"/>
+        <w:gridCol w:w="3703"/>
+        <w:gridCol w:w="1214"/>
+        <w:gridCol w:w="2949"/>
+      </w:tblGrid>
+      <w:tr>
+        <w:trPr>
+          <w:tblHeader w:val="true"/>
+        </w:trPr>
+        <w:tc>
+          <w:tcPr>
+            <w:tcW w:w="1493" w:type="dxa"/>
+          </w:tcPr>
+          <w:p>
+            <w:pPr>
+              <w:pStyle w:val="Compact"/>
+              <w:jc w:val="left"/>
+            </w:pPr>
+            <w:r>
+              <w:t xml:space="preserve">Stakeholder</w:t>
+            </w:r>
+          </w:p>
+        </w:tc>
+        <w:tc>
+          <w:tcPr>
+            <w:tcW w:w="3703" w:type="dxa"/>
+          </w:tcPr>
+          <w:p>
+            <w:pPr>
+              <w:pStyle w:val="Compact"/>
+              <w:jc w:val="left"/>
+            </w:pPr>
+            <w:r>
+              <w:t xml:space="preserve">Role in this change</w:t>
+            </w:r>
+          </w:p>
+        </w:tc>
+        <w:tc>
+          <w:tcPr>
+            <w:tcW w:w="1214" w:type="dxa"/>
+          </w:tcPr>
+          <w:p>
+            <w:pPr>
+              <w:pStyle w:val="Compact"/>
+              <w:jc w:val="left"/>
+            </w:pPr>
+            <w:r>
+              <w:t xml:space="preserve">What they need</w:t>
+            </w:r>
+          </w:p>
+        </w:tc>
+        <w:tc>
+          <w:tcPr>
+            <w:tcW w:w="2949" w:type="dxa"/>
+          </w:tcPr>
+          <w:p>
+            <w:pPr>
+              <w:pStyle w:val="Compact"/>
+              <w:jc w:val="left"/>
+            </w:pPr>
+            <w:r>
+              <w:t xml:space="preserve">How engaged</w:t>
+            </w:r>
+          </w:p>
+        </w:tc>
+      </w:tr>
+      <w:tr>
+        <w:tc>
+          <w:tcPr>
+            <w:tcW w:w="1493" w:type="dxa"/>
+          </w:tcPr>
+          <w:p>
+            <w:pPr>
+              <w:pStyle w:val="Compact"/>
+              <w:jc w:val="left"/>
+            </w:pPr>
+            <w:r>
+              <w:t xml:space="preserve">[Name or COMPANY role]</w:t>
+            </w:r>
+          </w:p>
+        </w:tc>
+        <w:tc>
+          <w:tcPr>
+            <w:tcW w:w="3703" w:type="dxa"/>
+          </w:tcPr>
+          <w:p>
+            <w:pPr>
+              <w:pStyle w:val="Compact"/>
+              <w:jc w:val="left"/>
+            </w:pPr>
+            <w:r>
+              <w:t xml:space="preserve">[Requester, user, data owner, Finance, broker contact, IT]</w:t>
+            </w:r>
+          </w:p>
+        </w:tc>
+        <w:tc>
+          <w:tcPr>
+            <w:tcW w:w="1214" w:type="dxa"/>
+          </w:tcPr>
+          <w:p>
+            <w:pPr>
+              <w:pStyle w:val="Compact"/>
+              <w:jc w:val="left"/>
+            </w:pPr>
+            <w:r>
+              <w:t xml:space="preserve">[Their interest]</w:t>
+            </w:r>
+          </w:p>
+        </w:tc>
+        <w:tc>
+          <w:tcPr>
+            <w:tcW w:w="2949" w:type="dxa"/>
+          </w:tcPr>
+          <w:p>
+            <w:pPr>
+              <w:pStyle w:val="Compact"/>
+              <w:jc w:val="left"/>
+            </w:pPr>
+            <w:r>
+              <w:t xml:space="preserve">[Interview, review, sign-off, informed by email]</w:t>
+            </w:r>
+          </w:p>
+        </w:tc>
+      </w:tr>
+    </w:tbl>
+    <w:p>
+      <w:pPr>
+        <w:pStyle w:val="BodyText"/>
+      </w:pPr>
+      <w:r>
+        <w:t xml:space="preserve">Broker, agente aduanal or trade counsel as a stakeholder: before your day-60 review you do not contact them yourself; the Senior (or the Manager) puts your questions to them. After day 60, with the Senior's agreement, you may email the broker with the Senior copied.</w:t>
+      </w:r>
+    </w:p>
+    <w:bookmarkEnd w:id="26"/>
+    <w:bookmarkStart w:id="27" w:name="Xd74c629e91224740ce8d7c3ef12e95d937553fa"/>
+    <w:p>
+      <w:pPr>
+        <w:pStyle w:val="Heading3"/>
+      </w:pPr>
+      <w:r>
+        <w:t xml:space="preserve">5. Current state</w:t>
+      </w:r>
+    </w:p>
+    <w:p>
+      <w:pPr>
+        <w:pStyle w:val="FirstParagraph"/>
+      </w:pPr>
+      <w:r>
+        <w:t xml:space="preserve">[3 to 6 sentences: how it works today, volumes, workarounds, known defects. Link the as-is map (</w:t>
+      </w:r>
+      <w:r>
+        <w:rPr>
+          <w:rStyle w:val="VerbatimChar"/>
+        </w:rPr>
+        <w:t xml:space="preserve">docs/templates/bsa/03-process-map-as-is-to-be.md</w:t>
+      </w:r>
+      <w:r>
+        <w:t xml:space="preserve">).]</w:t>
+      </w:r>
+    </w:p>
+    <w:bookmarkEnd w:id="27"/>
+    <w:bookmarkStart w:id="28" w:name="X5ad0a3b2bf2e4a95ece290213d3b3dc688094d9"/>
+    <w:p>
+      <w:pPr>
+        <w:pStyle w:val="Heading3"/>
+      </w:pPr>
+      <w:r>
+        <w:t xml:space="preserve">6. Business rules</w:t>
+      </w:r>
+    </w:p>
+    <w:tbl>
+      <w:tblPr>
+        <w:tblStyle w:val="Table"/>
+        <w:tblW w:type="dxa" w:w="9360"/>
+        <w:tblLook w:firstRow="1" w:lastRow="0" w:firstColumn="0" w:lastColumn="0" w:noHBand="0" w:noVBand="0" w:val="0020"/>
+        <w:jc w:val="start"/>
+        <w:tblLayout w:type="fixed"/>
+      </w:tblPr>
+      <w:tblGrid>
+        <w:gridCol w:w="861"/>
+        <w:gridCol w:w="2691"/>
+        <w:gridCol w:w="2951"/>
+        <w:gridCol w:w="2854"/>
+      </w:tblGrid>
+      <w:tr>
+        <w:trPr>
+          <w:tblHeader w:val="true"/>
+        </w:trPr>
+        <w:tc>
+          <w:tcPr>
+            <w:tcW w:w="861" w:type="dxa"/>
+          </w:tcPr>
+          <w:p>
+            <w:pPr>
+              <w:pStyle w:val="Compact"/>
+              <w:jc w:val="left"/>
+            </w:pPr>
+            <w:r>
+              <w:t xml:space="preserve">ID</w:t>
+            </w:r>
+          </w:p>
+        </w:tc>
+        <w:tc>
+          <w:tcPr>
+            <w:tcW w:w="2691" w:type="dxa"/>
+          </w:tcPr>
+          <w:p>
+            <w:pPr>
+              <w:pStyle w:val="Compact"/>
+              <w:jc w:val="left"/>
+            </w:pPr>
+            <w:r>
+              <w:t xml:space="preserve">Rule</w:t>
+            </w:r>
+          </w:p>
+        </w:tc>
+        <w:tc>
+          <w:tcPr>
+            <w:tcW w:w="2951" w:type="dxa"/>
+          </w:tcPr>
+          <w:p>
+            <w:pPr>
+              <w:pStyle w:val="Compact"/>
+              <w:jc w:val="left"/>
+            </w:pPr>
+            <w:r>
+              <w:t xml:space="preserve">Source</w:t>
+            </w:r>
+          </w:p>
+        </w:tc>
+        <w:tc>
+          <w:tcPr>
+            <w:tcW w:w="2854" w:type="dxa"/>
+          </w:tcPr>
+          <w:p>
+            <w:pPr>
+              <w:pStyle w:val="Compact"/>
+              <w:jc w:val="left"/>
+            </w:pPr>
+            <w:r>
+              <w:t xml:space="preserve">Owner</w:t>
+            </w:r>
+          </w:p>
+        </w:tc>
+      </w:tr>
+      <w:tr>
+        <w:tc>
+          <w:tcPr>
+            <w:tcW w:w="861" w:type="dxa"/>
+          </w:tcPr>
           <w:p>
             <w:pPr>
               <w:pStyle w:val="Compact"/>
@@ -1820,7 +2022,9 @@
           </w:p>
         </w:tc>
         <w:tc>
-          <w:tcPr/>
+          <w:tcPr>
+            <w:tcW w:w="2691" w:type="dxa"/>
+          </w:tcPr>
           <w:p>
             <w:pPr>
               <w:pStyle w:val="Compact"/>
@@ -1832,7 +2036,9 @@
           </w:p>
         </w:tc>
         <w:tc>
-          <w:tcPr/>
+          <w:tcPr>
+            <w:tcW w:w="2951" w:type="dxa"/>
+          </w:tcPr>
           <w:p>
             <w:pPr>
               <w:pStyle w:val="Compact"/>
@@ -1844,7 +2050,9 @@
           </w:p>
         </w:tc>
         <w:tc>
-          <w:tcPr/>
+          <w:tcPr>
+            <w:tcW w:w="2854" w:type="dxa"/>
+          </w:tcPr>
           <w:p>
             <w:pPr>
               <w:pStyle w:val="Compact"/>
@@ -1870,23 +2078,26 @@
     <w:tbl>
       <w:tblPr>
         <w:tblStyle w:val="Table"/>
-        <w:tblW w:type="auto" w:w="0"/>
+        <w:tblW w:type="dxa" w:w="9360"/>
         <w:tblLook w:firstRow="1" w:lastRow="0" w:firstColumn="0" w:lastColumn="0" w:noHBand="0" w:noVBand="0" w:val="0020"/>
         <w:jc w:val="start"/>
+        <w:tblLayout w:type="fixed"/>
       </w:tblPr>
       <w:tblGrid>
-        <w:gridCol w:w="1584"/>
-        <w:gridCol w:w="1584"/>
-        <w:gridCol w:w="1584"/>
-        <w:gridCol w:w="1584"/>
-        <w:gridCol w:w="1584"/>
+        <w:gridCol w:w="851"/>
+        <w:gridCol w:w="2650"/>
+        <w:gridCol w:w="1480"/>
+        <w:gridCol w:w="1666"/>
+        <w:gridCol w:w="2710"/>
       </w:tblGrid>
       <w:tr>
         <w:trPr>
           <w:tblHeader w:val="true"/>
         </w:trPr>
         <w:tc>
-          <w:tcPr/>
+          <w:tcPr>
+            <w:tcW w:w="851" w:type="dxa"/>
+          </w:tcPr>
           <w:p>
             <w:pPr>
               <w:pStyle w:val="Compact"/>
@@ -1898,7 +2109,9 @@
           </w:p>
         </w:tc>
         <w:tc>
-          <w:tcPr/>
+          <w:tcPr>
+            <w:tcW w:w="2650" w:type="dxa"/>
+          </w:tcPr>
           <w:p>
             <w:pPr>
               <w:pStyle w:val="Compact"/>
@@ -1910,7 +2123,9 @@
           </w:p>
         </w:tc>
         <w:tc>
-          <w:tcPr/>
+          <w:tcPr>
+            <w:tcW w:w="1480" w:type="dxa"/>
+          </w:tcPr>
           <w:p>
             <w:pPr>
               <w:pStyle w:val="Compact"/>
@@ -1922,7 +2137,9 @@
           </w:p>
         </w:tc>
         <w:tc>
-          <w:tcPr/>
+          <w:tcPr>
+            <w:tcW w:w="1666" w:type="dxa"/>
+          </w:tcPr>
           <w:p>
             <w:pPr>
               <w:pStyle w:val="Compact"/>
@@ -1934,7 +2151,9 @@
           </w:p>
         </w:tc>
         <w:tc>
-          <w:tcPr/>
+          <w:tcPr>
+            <w:tcW w:w="2710" w:type="dxa"/>
+          </w:tcPr>
           <w:p>
             <w:pPr>
               <w:pStyle w:val="Compact"/>
@@ -1948,7 +2167,9 @@
       </w:tr>
       <w:tr>
         <w:tc>
-          <w:tcPr/>
+          <w:tcPr>
+            <w:tcW w:w="851" w:type="dxa"/>
+          </w:tcPr>
           <w:p>
             <w:pPr>
               <w:pStyle w:val="Compact"/>
@@ -1960,7 +2181,9 @@
           </w:p>
         </w:tc>
         <w:tc>
-          <w:tcPr/>
+          <w:tcPr>
+            <w:tcW w:w="2650" w:type="dxa"/>
+          </w:tcPr>
           <w:p>
             <w:pPr>
               <w:pStyle w:val="Compact"/>
@@ -1972,7 +2195,9 @@
           </w:p>
         </w:tc>
         <w:tc>
-          <w:tcPr/>
+          <w:tcPr>
+            <w:tcW w:w="1480" w:type="dxa"/>
+          </w:tcPr>
           <w:p>
             <w:pPr>
               <w:pStyle w:val="Compact"/>
@@ -1984,7 +2209,9 @@
           </w:p>
         </w:tc>
         <w:tc>
-          <w:tcPr/>
+          <w:tcPr>
+            <w:tcW w:w="1666" w:type="dxa"/>
+          </w:tcPr>
           <w:p>
             <w:pPr>
               <w:pStyle w:val="Compact"/>
@@ -1996,7 +2223,9 @@
           </w:p>
         </w:tc>
         <w:tc>
-          <w:tcPr/>
+          <w:tcPr>
+            <w:tcW w:w="2710" w:type="dxa"/>
+          </w:tcPr>
           <w:p>
             <w:pPr>
               <w:pStyle w:val="Compact"/>
@@ -2010,7 +2239,9 @@
       </w:tr>
       <w:tr>
         <w:tc>
-          <w:tcPr/>
+          <w:tcPr>
+            <w:tcW w:w="851" w:type="dxa"/>
+          </w:tcPr>
           <w:p>
             <w:pPr>
               <w:pStyle w:val="Compact"/>
@@ -2022,7 +2253,9 @@
           </w:p>
         </w:tc>
         <w:tc>
-          <w:tcPr/>
+          <w:tcPr>
+            <w:tcW w:w="2650" w:type="dxa"/>
+          </w:tcPr>
           <w:p>
             <w:pPr>
               <w:pStyle w:val="Compact"/>
@@ -2034,7 +2267,9 @@
           </w:p>
         </w:tc>
         <w:tc>
-          <w:tcPr/>
+          <w:tcPr>
+            <w:tcW w:w="1480" w:type="dxa"/>
+          </w:tcPr>
           <w:p>
             <w:pPr>
               <w:pStyle w:val="Compact"/>
@@ -2046,7 +2281,9 @@
           </w:p>
         </w:tc>
         <w:tc>
-          <w:tcPr/>
+          <w:tcPr>
+            <w:tcW w:w="1666" w:type="dxa"/>
+          </w:tcPr>
           <w:p>
             <w:pPr>
               <w:pStyle w:val="Compact"/>
@@ -2058,7 +2295,9 @@
           </w:p>
         </w:tc>
         <w:tc>
-          <w:tcPr/>
+          <w:tcPr>
+            <w:tcW w:w="2710" w:type="dxa"/>
+          </w:tcPr>
           <w:p>
             <w:pPr>
               <w:pStyle w:val="Compact"/>
@@ -2084,22 +2323,25 @@
     <w:tbl>
       <w:tblPr>
         <w:tblStyle w:val="Table"/>
-        <w:tblW w:type="auto" w:w="0"/>
+        <w:tblW w:type="dxa" w:w="9360"/>
         <w:tblLook w:firstRow="1" w:lastRow="0" w:firstColumn="0" w:lastColumn="0" w:noHBand="0" w:noVBand="0" w:val="0020"/>
         <w:jc w:val="start"/>
+        <w:tblLayout w:type="fixed"/>
       </w:tblPr>
       <w:tblGrid>
-        <w:gridCol w:w="1980"/>
-        <w:gridCol w:w="1980"/>
-        <w:gridCol w:w="1980"/>
-        <w:gridCol w:w="1980"/>
+        <w:gridCol w:w="852"/>
+        <w:gridCol w:w="1042"/>
+        <w:gridCol w:w="4144"/>
+        <w:gridCol w:w="3320"/>
       </w:tblGrid>
       <w:tr>
         <w:trPr>
           <w:tblHeader w:val="true"/>
         </w:trPr>
         <w:tc>
-          <w:tcPr/>
+          <w:tcPr>
+            <w:tcW w:w="852" w:type="dxa"/>
+          </w:tcPr>
           <w:p>
             <w:pPr>
               <w:pStyle w:val="Compact"/>
@@ -2111,7 +2353,9 @@
           </w:p>
         </w:tc>
         <w:tc>
-          <w:tcPr/>
+          <w:tcPr>
+            <w:tcW w:w="1042" w:type="dxa"/>
+          </w:tcPr>
           <w:p>
             <w:pPr>
               <w:pStyle w:val="Compact"/>
@@ -2123,7 +2367,9 @@
           </w:p>
         </w:tc>
         <w:tc>
-          <w:tcPr/>
+          <w:tcPr>
+            <w:tcW w:w="4144" w:type="dxa"/>
+          </w:tcPr>
           <w:p>
             <w:pPr>
               <w:pStyle w:val="Compact"/>
@@ -2135,7 +2381,9 @@
           </w:p>
         </w:tc>
         <w:tc>
-          <w:tcPr/>
+          <w:tcPr>
+            <w:tcW w:w="3320" w:type="dxa"/>
+          </w:tcPr>
           <w:p>
             <w:pPr>
               <w:pStyle w:val="Compact"/>
@@ -2149,7 +2397,9 @@
       </w:tr>
       <w:tr>
         <w:tc>
-          <w:tcPr/>
+          <w:tcPr>
+            <w:tcW w:w="852" w:type="dxa"/>
+          </w:tcPr>
           <w:p>
             <w:pPr>
               <w:pStyle w:val="Compact"/>
@@ -2161,7 +2411,9 @@
           </w:p>
         </w:tc>
         <w:tc>
-          <w:tcPr/>
+          <w:tcPr>
+            <w:tcW w:w="1042" w:type="dxa"/>
+          </w:tcPr>
           <w:p>
             <w:pPr>
               <w:pStyle w:val="Compact"/>
@@ -2173,7 +2425,9 @@
           </w:p>
         </w:tc>
         <w:tc>
-          <w:tcPr/>
+          <w:tcPr>
+            <w:tcW w:w="4144" w:type="dxa"/>
+          </w:tcPr>
           <w:p>
             <w:pPr>
               <w:pStyle w:val="Compact"/>
@@ -2185,7 +2439,9 @@
           </w:p>
         </w:tc>
         <w:tc>
-          <w:tcPr/>
+          <w:tcPr>
+            <w:tcW w:w="3320" w:type="dxa"/>
+          </w:tcPr>
           <w:p>
             <w:pPr>
               <w:pStyle w:val="Compact"/>
@@ -2199,7 +2455,9 @@
       </w:tr>
       <w:tr>
         <w:tc>
-          <w:tcPr/>
+          <w:tcPr>
+            <w:tcW w:w="852" w:type="dxa"/>
+          </w:tcPr>
           <w:p>
             <w:pPr>
               <w:pStyle w:val="Compact"/>
@@ -2211,7 +2469,9 @@
           </w:p>
         </w:tc>
         <w:tc>
-          <w:tcPr/>
+          <w:tcPr>
+            <w:tcW w:w="1042" w:type="dxa"/>
+          </w:tcPr>
           <w:p>
             <w:pPr>
               <w:pStyle w:val="Compact"/>
@@ -2223,7 +2483,9 @@
           </w:p>
         </w:tc>
         <w:tc>
-          <w:tcPr/>
+          <w:tcPr>
+            <w:tcW w:w="4144" w:type="dxa"/>
+          </w:tcPr>
           <w:p>
             <w:pPr>
               <w:pStyle w:val="Compact"/>
@@ -2235,7 +2497,9 @@
           </w:p>
         </w:tc>
         <w:tc>
-          <w:tcPr/>
+          <w:tcPr>
+            <w:tcW w:w="3320" w:type="dxa"/>
+          </w:tcPr>
           <w:p>
             <w:pPr>
               <w:pStyle w:val="Compact"/>
@@ -2249,7 +2513,9 @@
       </w:tr>
       <w:tr>
         <w:tc>
-          <w:tcPr/>
+          <w:tcPr>
+            <w:tcW w:w="852" w:type="dxa"/>
+          </w:tcPr>
           <w:p>
             <w:pPr>
               <w:pStyle w:val="Compact"/>
@@ -2261,7 +2527,9 @@
           </w:p>
         </w:tc>
         <w:tc>
-          <w:tcPr/>
+          <w:tcPr>
+            <w:tcW w:w="1042" w:type="dxa"/>
+          </w:tcPr>
           <w:p>
             <w:pPr>
               <w:pStyle w:val="Compact"/>
@@ -2273,7 +2541,9 @@
           </w:p>
         </w:tc>
         <w:tc>
-          <w:tcPr/>
+          <w:tcPr>
+            <w:tcW w:w="4144" w:type="dxa"/>
+          </w:tcPr>
           <w:p>
             <w:pPr>
               <w:pStyle w:val="Compact"/>
@@ -2285,7 +2555,9 @@
           </w:p>
         </w:tc>
         <w:tc>
-          <w:tcPr/>
+          <w:tcPr>
+            <w:tcW w:w="3320" w:type="dxa"/>
+          </w:tcPr>
           <w:p>
             <w:pPr>
               <w:pStyle w:val="Compact"/>
@@ -2299,7 +2571,9 @@
       </w:tr>
       <w:tr>
         <w:tc>
-          <w:tcPr/>
+          <w:tcPr>
+            <w:tcW w:w="852" w:type="dxa"/>
+          </w:tcPr>
           <w:p>
             <w:pPr>
               <w:pStyle w:val="Compact"/>
@@ -2311,7 +2585,9 @@
           </w:p>
         </w:tc>
         <w:tc>
-          <w:tcPr/>
+          <w:tcPr>
+            <w:tcW w:w="1042" w:type="dxa"/>
+          </w:tcPr>
           <w:p>
             <w:pPr>
               <w:pStyle w:val="Compact"/>
@@ -2323,7 +2599,9 @@
           </w:p>
         </w:tc>
         <w:tc>
-          <w:tcPr/>
+          <w:tcPr>
+            <w:tcW w:w="4144" w:type="dxa"/>
+          </w:tcPr>
           <w:p>
             <w:pPr>
               <w:pStyle w:val="Compact"/>
@@ -2335,7 +2613,9 @@
           </w:p>
         </w:tc>
         <w:tc>
-          <w:tcPr/>
+          <w:tcPr>
+            <w:tcW w:w="3320" w:type="dxa"/>
+          </w:tcPr>
           <w:p>
             <w:pPr>
               <w:pStyle w:val="Compact"/>
@@ -2349,7 +2629,9 @@
       </w:tr>
       <w:tr>
         <w:tc>
-          <w:tcPr/>
+          <w:tcPr>
+            <w:tcW w:w="852" w:type="dxa"/>
+          </w:tcPr>
           <w:p>
             <w:pPr>
               <w:pStyle w:val="Compact"/>
@@ -2361,7 +2643,9 @@
           </w:p>
         </w:tc>
         <w:tc>
-          <w:tcPr/>
+          <w:tcPr>
+            <w:tcW w:w="1042" w:type="dxa"/>
+          </w:tcPr>
           <w:p>
             <w:pPr>
               <w:pStyle w:val="Compact"/>
@@ -2373,7 +2657,9 @@
           </w:p>
         </w:tc>
         <w:tc>
-          <w:tcPr/>
+          <w:tcPr>
+            <w:tcW w:w="4144" w:type="dxa"/>
+          </w:tcPr>
           <w:p>
             <w:pPr>
               <w:pStyle w:val="Compact"/>
@@ -2385,7 +2671,9 @@
           </w:p>
         </w:tc>
         <w:tc>
-          <w:tcPr/>
+          <w:tcPr>
+            <w:tcW w:w="3320" w:type="dxa"/>
+          </w:tcPr>
           <w:p>
             <w:pPr>
               <w:pStyle w:val="Compact"/>
@@ -2399,7 +2687,9 @@
       </w:tr>
       <w:tr>
         <w:tc>
-          <w:tcPr/>
+          <w:tcPr>
+            <w:tcW w:w="852" w:type="dxa"/>
+          </w:tcPr>
           <w:p>
             <w:pPr>
               <w:pStyle w:val="Compact"/>
@@ -2411,7 +2701,9 @@
           </w:p>
         </w:tc>
         <w:tc>
-          <w:tcPr/>
+          <w:tcPr>
+            <w:tcW w:w="1042" w:type="dxa"/>
+          </w:tcPr>
           <w:p>
             <w:pPr>
               <w:pStyle w:val="Compact"/>
@@ -2423,7 +2715,9 @@
           </w:p>
         </w:tc>
         <w:tc>
-          <w:tcPr/>
+          <w:tcPr>
+            <w:tcW w:w="4144" w:type="dxa"/>
+          </w:tcPr>
           <w:p>
             <w:pPr>
               <w:pStyle w:val="Compact"/>
@@ -2435,7 +2729,9 @@
           </w:p>
         </w:tc>
         <w:tc>
-          <w:tcPr/>
+          <w:tcPr>
+            <w:tcW w:w="3320" w:type="dxa"/>
+          </w:tcPr>
           <w:p>
             <w:pPr>
               <w:pStyle w:val="Compact"/>
@@ -2461,23 +2757,26 @@
     <w:tbl>
       <w:tblPr>
         <w:tblStyle w:val="Table"/>
-        <w:tblW w:type="auto" w:w="0"/>
+        <w:tblW w:type="dxa" w:w="9360"/>
         <w:tblLook w:firstRow="1" w:lastRow="0" w:firstColumn="0" w:lastColumn="0" w:noHBand="0" w:noVBand="0" w:val="0020"/>
         <w:jc w:val="start"/>
+        <w:tblLayout w:type="fixed"/>
       </w:tblPr>
       <w:tblGrid>
-        <w:gridCol w:w="1584"/>
-        <w:gridCol w:w="1584"/>
-        <w:gridCol w:w="1584"/>
-        <w:gridCol w:w="1584"/>
-        <w:gridCol w:w="1584"/>
+        <w:gridCol w:w="1492"/>
+        <w:gridCol w:w="3897"/>
+        <w:gridCol w:w="892"/>
+        <w:gridCol w:w="1724"/>
+        <w:gridCol w:w="1352"/>
       </w:tblGrid>
       <w:tr>
         <w:trPr>
           <w:tblHeader w:val="true"/>
         </w:trPr>
         <w:tc>
-          <w:tcPr/>
+          <w:tcPr>
+            <w:tcW w:w="1492" w:type="dxa"/>
+          </w:tcPr>
           <w:p>
             <w:pPr>
               <w:pStyle w:val="Compact"/>
@@ -2489,7 +2788,9 @@
           </w:p>
         </w:tc>
         <w:tc>
-          <w:tcPr/>
+          <w:tcPr>
+            <w:tcW w:w="3897" w:type="dxa"/>
+          </w:tcPr>
           <w:p>
             <w:pPr>
               <w:pStyle w:val="Compact"/>
@@ -2501,7 +2802,9 @@
           </w:p>
         </w:tc>
         <w:tc>
-          <w:tcPr/>
+          <w:tcPr>
+            <w:tcW w:w="892" w:type="dxa"/>
+          </w:tcPr>
           <w:p>
             <w:pPr>
               <w:pStyle w:val="Compact"/>
@@ -2513,7 +2816,9 @@
           </w:p>
         </w:tc>
         <w:tc>
-          <w:tcPr/>
+          <w:tcPr>
+            <w:tcW w:w="1724" w:type="dxa"/>
+          </w:tcPr>
           <w:p>
             <w:pPr>
               <w:pStyle w:val="Compact"/>
@@ -2525,7 +2830,9 @@
           </w:p>
         </w:tc>
         <w:tc>
-          <w:tcPr/>
+          <w:tcPr>
+            <w:tcW w:w="1352" w:type="dxa"/>
+          </w:tcPr>
           <w:p>
             <w:pPr>
               <w:pStyle w:val="Compact"/>
@@ -2539,7 +2846,9 @@
       </w:tr>
       <w:tr>
         <w:tc>
-          <w:tcPr/>
+          <w:tcPr>
+            <w:tcW w:w="1492" w:type="dxa"/>
+          </w:tcPr>
           <w:p>
             <w:pPr>
               <w:pStyle w:val="Compact"/>
@@ -2551,7 +2860,9 @@
           </w:p>
         </w:tc>
         <w:tc>
-          <w:tcPr/>
+          <w:tcPr>
+            <w:tcW w:w="3897" w:type="dxa"/>
+          </w:tcPr>
           <w:p>
             <w:pPr>
               <w:pStyle w:val="Compact"/>
@@ -2563,7 +2874,9 @@
           </w:p>
         </w:tc>
         <w:tc>
-          <w:tcPr/>
+          <w:tcPr>
+            <w:tcW w:w="892" w:type="dxa"/>
+          </w:tcPr>
           <w:p>
             <w:pPr>
               <w:pStyle w:val="Compact"/>
@@ -2575,7 +2888,9 @@
           </w:p>
         </w:tc>
         <w:tc>
-          <w:tcPr/>
+          <w:tcPr>
+            <w:tcW w:w="1724" w:type="dxa"/>
+          </w:tcPr>
           <w:p>
             <w:pPr>
               <w:pStyle w:val="Compact"/>
@@ -2587,7 +2902,9 @@
           </w:p>
         </w:tc>
         <w:tc>
-          <w:tcPr/>
+          <w:tcPr>
+            <w:tcW w:w="1352" w:type="dxa"/>
+          </w:tcPr>
           <w:p>
             <w:pPr>
               <w:pStyle w:val="Compact"/>
@@ -2630,22 +2947,25 @@
     <w:tbl>
       <w:tblPr>
         <w:tblStyle w:val="Table"/>
-        <w:tblW w:type="auto" w:w="0"/>
+        <w:tblW w:type="dxa" w:w="9360"/>
         <w:tblLook w:firstRow="1" w:lastRow="0" w:firstColumn="0" w:lastColumn="0" w:noHBand="0" w:noVBand="0" w:val="0020"/>
         <w:jc w:val="start"/>
+        <w:tblLayout w:type="fixed"/>
       </w:tblPr>
       <w:tblGrid>
-        <w:gridCol w:w="1980"/>
-        <w:gridCol w:w="1980"/>
-        <w:gridCol w:w="1980"/>
-        <w:gridCol w:w="1980"/>
+        <w:gridCol w:w="861"/>
+        <w:gridCol w:w="4595"/>
+        <w:gridCol w:w="1688"/>
+        <w:gridCol w:w="2214"/>
       </w:tblGrid>
       <w:tr>
         <w:trPr>
           <w:tblHeader w:val="true"/>
         </w:trPr>
         <w:tc>
-          <w:tcPr/>
+          <w:tcPr>
+            <w:tcW w:w="861" w:type="dxa"/>
+          </w:tcPr>
           <w:p>
             <w:pPr>
               <w:pStyle w:val="Compact"/>
@@ -2657,7 +2977,9 @@
           </w:p>
         </w:tc>
         <w:tc>
-          <w:tcPr/>
+          <w:tcPr>
+            <w:tcW w:w="4595" w:type="dxa"/>
+          </w:tcPr>
           <w:p>
             <w:pPr>
               <w:pStyle w:val="Compact"/>
@@ -2669,7 +2991,9 @@
           </w:p>
         </w:tc>
         <w:tc>
-          <w:tcPr/>
+          <w:tcPr>
+            <w:tcW w:w="1688" w:type="dxa"/>
+          </w:tcPr>
           <w:p>
             <w:pPr>
               <w:pStyle w:val="Compact"/>
@@ -2681,7 +3005,9 @@
           </w:p>
         </w:tc>
         <w:tc>
-          <w:tcPr/>
+          <w:tcPr>
+            <w:tcW w:w="2214" w:type="dxa"/>
+          </w:tcPr>
           <w:p>
             <w:pPr>
               <w:pStyle w:val="Compact"/>
@@ -2695,7 +3021,9 @@
       </w:tr>
       <w:tr>
         <w:tc>
-          <w:tcPr/>
+          <w:tcPr>
+            <w:tcW w:w="861" w:type="dxa"/>
+          </w:tcPr>
           <w:p>
             <w:pPr>
               <w:pStyle w:val="Compact"/>
@@ -2707,7 +3035,9 @@
           </w:p>
         </w:tc>
         <w:tc>
-          <w:tcPr/>
+          <w:tcPr>
+            <w:tcW w:w="4595" w:type="dxa"/>
+          </w:tcPr>
           <w:p>
             <w:pPr>
               <w:pStyle w:val="Compact"/>
@@ -2719,7 +3049,9 @@
           </w:p>
         </w:tc>
         <w:tc>
-          <w:tcPr/>
+          <w:tcPr>
+            <w:tcW w:w="1688" w:type="dxa"/>
+          </w:tcPr>
           <w:p>
             <w:pPr>
               <w:pStyle w:val="Compact"/>
@@ -2731,7 +3063,9 @@
           </w:p>
         </w:tc>
         <w:tc>
-          <w:tcPr/>
+          <w:tcPr>
+            <w:tcW w:w="2214" w:type="dxa"/>
+          </w:tcPr>
           <w:p>
             <w:pPr>
               <w:pStyle w:val="Compact"/>
@@ -2757,24 +3091,27 @@
     <w:tbl>
       <w:tblPr>
         <w:tblStyle w:val="Table"/>
-        <w:tblW w:type="auto" w:w="0"/>
+        <w:tblW w:type="dxa" w:w="9360"/>
         <w:tblLook w:firstRow="1" w:lastRow="0" w:firstColumn="0" w:lastColumn="0" w:noHBand="0" w:noVBand="0" w:val="0020"/>
         <w:jc w:val="start"/>
+        <w:tblLayout w:type="fixed"/>
       </w:tblPr>
       <w:tblGrid>
-        <w:gridCol w:w="1320"/>
-        <w:gridCol w:w="1320"/>
-        <w:gridCol w:w="1320"/>
-        <w:gridCol w:w="1320"/>
-        <w:gridCol w:w="1320"/>
-        <w:gridCol w:w="1320"/>
+        <w:gridCol w:w="869"/>
+        <w:gridCol w:w="2299"/>
+        <w:gridCol w:w="2152"/>
+        <w:gridCol w:w="1749"/>
+        <w:gridCol w:w="1419"/>
+        <w:gridCol w:w="869"/>
       </w:tblGrid>
       <w:tr>
         <w:trPr>
           <w:tblHeader w:val="true"/>
         </w:trPr>
         <w:tc>
-          <w:tcPr/>
+          <w:tcPr>
+            <w:tcW w:w="869" w:type="dxa"/>
+          </w:tcPr>
           <w:p>
             <w:pPr>
               <w:pStyle w:val="Compact"/>
@@ -2786,7 +3123,9 @@
           </w:p>
         </w:tc>
         <w:tc>
-          <w:tcPr/>
+          <w:tcPr>
+            <w:tcW w:w="2299" w:type="dxa"/>
+          </w:tcPr>
           <w:p>
             <w:pPr>
               <w:pStyle w:val="Compact"/>
@@ -2798,7 +3137,9 @@
           </w:p>
         </w:tc>
         <w:tc>
-          <w:tcPr/>
+          <w:tcPr>
+            <w:tcW w:w="2152" w:type="dxa"/>
+          </w:tcPr>
           <w:p>
             <w:pPr>
               <w:pStyle w:val="Compact"/>
@@ -2810,7 +3151,9 @@
           </w:p>
         </w:tc>
         <w:tc>
-          <w:tcPr/>
+          <w:tcPr>
+            <w:tcW w:w="1749" w:type="dxa"/>
+          </w:tcPr>
           <w:p>
             <w:pPr>
               <w:pStyle w:val="Compact"/>
@@ -2822,7 +3165,9 @@
           </w:p>
         </w:tc>
         <w:tc>
-          <w:tcPr/>
+          <w:tcPr>
+            <w:tcW w:w="1419" w:type="dxa"/>
+          </w:tcPr>
           <w:p>
             <w:pPr>
               <w:pStyle w:val="Compact"/>
@@ -2834,7 +3179,9 @@
           </w:p>
         </w:tc>
         <w:tc>
-          <w:tcPr/>
+          <w:tcPr>
+            <w:tcW w:w="869" w:type="dxa"/>
+          </w:tcPr>
           <w:p>
             <w:pPr>
               <w:pStyle w:val="Compact"/>
@@ -2848,7 +3195,9 @@
       </w:tr>
       <w:tr>
         <w:tc>
-          <w:tcPr/>
+          <w:tcPr>
+            <w:tcW w:w="869" w:type="dxa"/>
+          </w:tcPr>
           <w:p>
             <w:pPr>
               <w:pStyle w:val="Compact"/>
@@ -2860,7 +3209,9 @@
           </w:p>
         </w:tc>
         <w:tc>
-          <w:tcPr/>
+          <w:tcPr>
+            <w:tcW w:w="2299" w:type="dxa"/>
+          </w:tcPr>
           <w:p>
             <w:pPr>
               <w:pStyle w:val="Compact"/>
@@ -2872,7 +3223,9 @@
           </w:p>
         </w:tc>
         <w:tc>
-          <w:tcPr/>
+          <w:tcPr>
+            <w:tcW w:w="2152" w:type="dxa"/>
+          </w:tcPr>
           <w:p>
             <w:pPr>
               <w:pStyle w:val="Compact"/>
@@ -2884,7 +3237,9 @@
           </w:p>
         </w:tc>
         <w:tc>
-          <w:tcPr/>
+          <w:tcPr>
+            <w:tcW w:w="1749" w:type="dxa"/>
+          </w:tcPr>
           <w:p>
             <w:pPr>
               <w:pStyle w:val="Compact"/>
@@ -2896,7 +3251,9 @@
           </w:p>
         </w:tc>
         <w:tc>
-          <w:tcPr/>
+          <w:tcPr>
+            <w:tcW w:w="1419" w:type="dxa"/>
+          </w:tcPr>
           <w:p>
             <w:pPr>
               <w:pStyle w:val="Compact"/>
@@ -2908,7 +3265,9 @@
           </w:p>
         </w:tc>
         <w:tc>
-          <w:tcPr/>
+          <w:tcPr>
+            <w:tcW w:w="869" w:type="dxa"/>
+          </w:tcPr>
           <w:p>
             <w:pPr>
               <w:pStyle w:val="Compact"/>
@@ -2934,24 +3293,27 @@
     <w:tbl>
       <w:tblPr>
         <w:tblStyle w:val="Table"/>
-        <w:tblW w:type="auto" w:w="0"/>
+        <w:tblW w:type="dxa" w:w="9360"/>
         <w:tblLook w:firstRow="1" w:lastRow="0" w:firstColumn="0" w:lastColumn="0" w:noHBand="0" w:noVBand="0" w:val="0020"/>
         <w:jc w:val="start"/>
+        <w:tblLayout w:type="fixed"/>
       </w:tblPr>
       <w:tblGrid>
-        <w:gridCol w:w="1320"/>
-        <w:gridCol w:w="1320"/>
-        <w:gridCol w:w="1320"/>
-        <w:gridCol w:w="1320"/>
-        <w:gridCol w:w="1320"/>
-        <w:gridCol w:w="1320"/>
+        <w:gridCol w:w="868"/>
+        <w:gridCol w:w="1350"/>
+        <w:gridCol w:w="1010"/>
+        <w:gridCol w:w="1010"/>
+        <w:gridCol w:w="1887"/>
+        <w:gridCol w:w="3233"/>
       </w:tblGrid>
       <w:tr>
         <w:trPr>
           <w:tblHeader w:val="true"/>
         </w:trPr>
         <w:tc>
-          <w:tcPr/>
+          <w:tcPr>
+            <w:tcW w:w="868" w:type="dxa"/>
+          </w:tcPr>
           <w:p>
             <w:pPr>
               <w:pStyle w:val="Compact"/>
@@ -2963,7 +3325,9 @@
           </w:p>
         </w:tc>
         <w:tc>
-          <w:tcPr/>
+          <w:tcPr>
+            <w:tcW w:w="1350" w:type="dxa"/>
+          </w:tcPr>
           <w:p>
             <w:pPr>
               <w:pStyle w:val="Compact"/>
@@ -2975,7 +3339,9 @@
           </w:p>
         </w:tc>
         <w:tc>
-          <w:tcPr/>
+          <w:tcPr>
+            <w:tcW w:w="1010" w:type="dxa"/>
+          </w:tcPr>
           <w:p>
             <w:pPr>
               <w:pStyle w:val="Compact"/>
@@ -2987,7 +3353,9 @@
           </w:p>
         </w:tc>
         <w:tc>
-          <w:tcPr/>
+          <w:tcPr>
+            <w:tcW w:w="1010" w:type="dxa"/>
+          </w:tcPr>
           <w:p>
             <w:pPr>
               <w:pStyle w:val="Compact"/>
@@ -2999,7 +3367,9 @@
           </w:p>
         </w:tc>
         <w:tc>
-          <w:tcPr/>
+          <w:tcPr>
+            <w:tcW w:w="1887" w:type="dxa"/>
+          </w:tcPr>
           <w:p>
             <w:pPr>
               <w:pStyle w:val="Compact"/>
@@ -3011,7 +3381,9 @@
           </w:p>
         </w:tc>
         <w:tc>
-          <w:tcPr/>
+          <w:tcPr>
+            <w:tcW w:w="3233" w:type="dxa"/>
+          </w:tcPr>
           <w:p>
             <w:pPr>
               <w:pStyle w:val="Compact"/>
@@ -3025,7 +3397,9 @@
       </w:tr>
       <w:tr>
         <w:tc>
-          <w:tcPr/>
+          <w:tcPr>
+            <w:tcW w:w="868" w:type="dxa"/>
+          </w:tcPr>
           <w:p>
             <w:pPr>
               <w:pStyle w:val="Compact"/>
@@ -3037,7 +3411,9 @@
           </w:p>
         </w:tc>
         <w:tc>
-          <w:tcPr/>
+          <w:tcPr>
+            <w:tcW w:w="1350" w:type="dxa"/>
+          </w:tcPr>
           <w:p>
             <w:pPr>
               <w:pStyle w:val="Compact"/>
@@ -3049,7 +3425,9 @@
           </w:p>
         </w:tc>
         <w:tc>
-          <w:tcPr/>
+          <w:tcPr>
+            <w:tcW w:w="1010" w:type="dxa"/>
+          </w:tcPr>
           <w:p>
             <w:pPr>
               <w:pStyle w:val="Compact"/>
@@ -3061,7 +3439,9 @@
           </w:p>
         </w:tc>
         <w:tc>
-          <w:tcPr/>
+          <w:tcPr>
+            <w:tcW w:w="1010" w:type="dxa"/>
+          </w:tcPr>
           <w:p>
             <w:pPr>
               <w:pStyle w:val="Compact"/>
@@ -3073,7 +3453,9 @@
           </w:p>
         </w:tc>
         <w:tc>
-          <w:tcPr/>
+          <w:tcPr>
+            <w:tcW w:w="1887" w:type="dxa"/>
+          </w:tcPr>
           <w:p>
             <w:pPr>
               <w:pStyle w:val="Compact"/>
@@ -3085,7 +3467,9 @@
           </w:p>
         </w:tc>
         <w:tc>
-          <w:tcPr/>
+          <w:tcPr>
+            <w:tcW w:w="3233" w:type="dxa"/>
+          </w:tcPr>
           <w:p>
             <w:pPr>
               <w:pStyle w:val="Compact"/>
@@ -3111,23 +3495,26 @@
     <w:tbl>
       <w:tblPr>
         <w:tblStyle w:val="Table"/>
-        <w:tblW w:type="auto" w:w="0"/>
+        <w:tblW w:type="dxa" w:w="9360"/>
         <w:tblLook w:firstRow="1" w:lastRow="0" w:firstColumn="0" w:lastColumn="0" w:noHBand="0" w:noVBand="0" w:val="0020"/>
         <w:jc w:val="start"/>
+        <w:tblLayout w:type="fixed"/>
       </w:tblPr>
       <w:tblGrid>
-        <w:gridCol w:w="1584"/>
-        <w:gridCol w:w="1584"/>
-        <w:gridCol w:w="1584"/>
-        <w:gridCol w:w="1584"/>
-        <w:gridCol w:w="1584"/>
+        <w:gridCol w:w="1704"/>
+        <w:gridCol w:w="1460"/>
+        <w:gridCol w:w="2354"/>
+        <w:gridCol w:w="1704"/>
+        <w:gridCol w:w="2136"/>
       </w:tblGrid>
       <w:tr>
         <w:trPr>
           <w:tblHeader w:val="true"/>
         </w:trPr>
         <w:tc>
-          <w:tcPr/>
+          <w:tcPr>
+            <w:tcW w:w="1704" w:type="dxa"/>
+          </w:tcPr>
           <w:p>
             <w:pPr>
               <w:pStyle w:val="Compact"/>
@@ -3139,7 +3526,9 @@
           </w:p>
         </w:tc>
         <w:tc>
-          <w:tcPr/>
+          <w:tcPr>
+            <w:tcW w:w="1460" w:type="dxa"/>
+          </w:tcPr>
           <w:p>
             <w:pPr>
               <w:pStyle w:val="Compact"/>
@@ -3151,7 +3540,9 @@
           </w:p>
         </w:tc>
         <w:tc>
-          <w:tcPr/>
+          <w:tcPr>
+            <w:tcW w:w="2354" w:type="dxa"/>
+          </w:tcPr>
           <w:p>
             <w:pPr>
               <w:pStyle w:val="Compact"/>
@@ -3163,7 +3554,9 @@
           </w:p>
         </w:tc>
         <w:tc>
-          <w:tcPr/>
+          <w:tcPr>
+            <w:tcW w:w="1704" w:type="dxa"/>
+          </w:tcPr>
           <w:p>
             <w:pPr>
               <w:pStyle w:val="Compact"/>
@@ -3175,7 +3568,9 @@
           </w:p>
         </w:tc>
         <w:tc>
-          <w:tcPr/>
+          <w:tcPr>
+            <w:tcW w:w="2136" w:type="dxa"/>
+          </w:tcPr>
           <w:p>
             <w:pPr>
               <w:pStyle w:val="Compact"/>
@@ -3189,7 +3584,9 @@
       </w:tr>
       <w:tr>
         <w:tc>
-          <w:tcPr/>
+          <w:tcPr>
+            <w:tcW w:w="1704" w:type="dxa"/>
+          </w:tcPr>
           <w:p>
             <w:pPr>
               <w:pStyle w:val="Compact"/>
@@ -3201,7 +3598,9 @@
           </w:p>
         </w:tc>
         <w:tc>
-          <w:tcPr/>
+          <w:tcPr>
+            <w:tcW w:w="1460" w:type="dxa"/>
+          </w:tcPr>
           <w:p>
             <w:pPr>
               <w:pStyle w:val="Compact"/>
@@ -3213,7 +3612,9 @@
           </w:p>
         </w:tc>
         <w:tc>
-          <w:tcPr/>
+          <w:tcPr>
+            <w:tcW w:w="2354" w:type="dxa"/>
+          </w:tcPr>
           <w:p>
             <w:pPr>
               <w:pStyle w:val="Compact"/>
@@ -3225,7 +3626,9 @@
           </w:p>
         </w:tc>
         <w:tc>
-          <w:tcPr/>
+          <w:tcPr>
+            <w:tcW w:w="1704" w:type="dxa"/>
+          </w:tcPr>
           <w:p>
             <w:pPr>
               <w:pStyle w:val="Compact"/>
@@ -3237,7 +3640,9 @@
           </w:p>
         </w:tc>
         <w:tc>
-          <w:tcPr/>
+          <w:tcPr>
+            <w:tcW w:w="2136" w:type="dxa"/>
+          </w:tcPr>
           <w:p>
             <w:pPr>
               <w:pStyle w:val="Compact"/>
@@ -3263,23 +3668,26 @@
     <w:tbl>
       <w:tblPr>
         <w:tblStyle w:val="Table"/>
-        <w:tblW w:type="auto" w:w="0"/>
+        <w:tblW w:type="dxa" w:w="9360"/>
         <w:tblLook w:firstRow="1" w:lastRow="0" w:firstColumn="0" w:lastColumn="0" w:noHBand="0" w:noVBand="0" w:val="0020"/>
         <w:jc w:val="start"/>
+        <w:tblLayout w:type="fixed"/>
       </w:tblPr>
       <w:tblGrid>
-        <w:gridCol w:w="1584"/>
-        <w:gridCol w:w="1584"/>
-        <w:gridCol w:w="1584"/>
-        <w:gridCol w:w="1584"/>
-        <w:gridCol w:w="1584"/>
+        <w:gridCol w:w="2461"/>
+        <w:gridCol w:w="841"/>
+        <w:gridCol w:w="3654"/>
+        <w:gridCol w:w="841"/>
+        <w:gridCol w:w="1560"/>
       </w:tblGrid>
       <w:tr>
         <w:trPr>
           <w:tblHeader w:val="true"/>
         </w:trPr>
         <w:tc>
-          <w:tcPr/>
+          <w:tcPr>
+            <w:tcW w:w="2461" w:type="dxa"/>
+          </w:tcPr>
           <w:p>
             <w:pPr>
               <w:pStyle w:val="Compact"/>
@@ -3291,7 +3699,9 @@
           </w:p>
         </w:tc>
         <w:tc>
-          <w:tcPr/>
+          <w:tcPr>
+            <w:tcW w:w="841" w:type="dxa"/>
+          </w:tcPr>
           <w:p>
             <w:pPr>
               <w:pStyle w:val="Compact"/>
@@ -3303,7 +3713,9 @@
           </w:p>
         </w:tc>
         <w:tc>
-          <w:tcPr/>
+          <w:tcPr>
+            <w:tcW w:w="3654" w:type="dxa"/>
+          </w:tcPr>
           <w:p>
             <w:pPr>
               <w:pStyle w:val="Compact"/>
@@ -3315,7 +3727,9 @@
           </w:p>
         </w:tc>
         <w:tc>
-          <w:tcPr/>
+          <w:tcPr>
+            <w:tcW w:w="841" w:type="dxa"/>
+          </w:tcPr>
           <w:p>
             <w:pPr>
               <w:pStyle w:val="Compact"/>
@@ -3327,7 +3741,9 @@
           </w:p>
         </w:tc>
         <w:tc>
-          <w:tcPr/>
+          <w:tcPr>
+            <w:tcW w:w="1560" w:type="dxa"/>
+          </w:tcPr>
           <w:p>
             <w:pPr>
               <w:pStyle w:val="Compact"/>
@@ -3341,7 +3757,9 @@
       </w:tr>
       <w:tr>
         <w:tc>
-          <w:tcPr/>
+          <w:tcPr>
+            <w:tcW w:w="2461" w:type="dxa"/>
+          </w:tcPr>
           <w:p>
             <w:pPr>
               <w:pStyle w:val="Compact"/>
@@ -3353,7 +3771,9 @@
           </w:p>
         </w:tc>
         <w:tc>
-          <w:tcPr/>
+          <w:tcPr>
+            <w:tcW w:w="841" w:type="dxa"/>
+          </w:tcPr>
           <w:p>
             <w:pPr>
               <w:pStyle w:val="Compact"/>
@@ -3365,7 +3785,9 @@
           </w:p>
         </w:tc>
         <w:tc>
-          <w:tcPr/>
+          <w:tcPr>
+            <w:tcW w:w="3654" w:type="dxa"/>
+          </w:tcPr>
           <w:p>
             <w:pPr>
               <w:pStyle w:val="Compact"/>
@@ -3377,7 +3799,9 @@
           </w:p>
         </w:tc>
         <w:tc>
-          <w:tcPr/>
+          <w:tcPr>
+            <w:tcW w:w="841" w:type="dxa"/>
+          </w:tcPr>
           <w:p>
             <w:pPr>
               <w:pStyle w:val="Compact"/>
@@ -3389,7 +3813,9 @@
           </w:p>
         </w:tc>
         <w:tc>
-          <w:tcPr/>
+          <w:tcPr>
+            <w:tcW w:w="1560" w:type="dxa"/>
+          </w:tcPr>
           <w:p>
             <w:pPr>
               <w:pStyle w:val="Compact"/>
@@ -3403,7 +3829,9 @@
       </w:tr>
       <w:tr>
         <w:tc>
-          <w:tcPr/>
+          <w:tcPr>
+            <w:tcW w:w="2461" w:type="dxa"/>
+          </w:tcPr>
           <w:p>
             <w:pPr>
               <w:pStyle w:val="Compact"/>
@@ -3415,7 +3843,9 @@
           </w:p>
         </w:tc>
         <w:tc>
-          <w:tcPr/>
+          <w:tcPr>
+            <w:tcW w:w="841" w:type="dxa"/>
+          </w:tcPr>
           <w:p>
             <w:pPr>
               <w:pStyle w:val="Compact"/>
@@ -3427,7 +3857,9 @@
           </w:p>
         </w:tc>
         <w:tc>
-          <w:tcPr/>
+          <w:tcPr>
+            <w:tcW w:w="3654" w:type="dxa"/>
+          </w:tcPr>
           <w:p>
             <w:pPr>
               <w:pStyle w:val="Compact"/>
@@ -3439,7 +3871,9 @@
           </w:p>
         </w:tc>
         <w:tc>
-          <w:tcPr/>
+          <w:tcPr>
+            <w:tcW w:w="841" w:type="dxa"/>
+          </w:tcPr>
           <w:p>
             <w:pPr>
               <w:pStyle w:val="Compact"/>
@@ -3451,7 +3885,9 @@
           </w:p>
         </w:tc>
         <w:tc>
-          <w:tcPr/>
+          <w:tcPr>
+            <w:tcW w:w="1560" w:type="dxa"/>
+          </w:tcPr>
           <w:p>
             <w:pPr>
               <w:pStyle w:val="Compact"/>
@@ -3465,7 +3901,9 @@
       </w:tr>
       <w:tr>
         <w:tc>
-          <w:tcPr/>
+          <w:tcPr>
+            <w:tcW w:w="2461" w:type="dxa"/>
+          </w:tcPr>
           <w:p>
             <w:pPr>
               <w:pStyle w:val="Compact"/>
@@ -3477,7 +3915,9 @@
           </w:p>
         </w:tc>
         <w:tc>
-          <w:tcPr/>
+          <w:tcPr>
+            <w:tcW w:w="841" w:type="dxa"/>
+          </w:tcPr>
           <w:p>
             <w:pPr>
               <w:pStyle w:val="Compact"/>
@@ -3489,7 +3929,9 @@
           </w:p>
         </w:tc>
         <w:tc>
-          <w:tcPr/>
+          <w:tcPr>
+            <w:tcW w:w="3654" w:type="dxa"/>
+          </w:tcPr>
           <w:p>
             <w:pPr>
               <w:pStyle w:val="Compact"/>
@@ -3501,7 +3943,9 @@
           </w:p>
         </w:tc>
         <w:tc>
-          <w:tcPr/>
+          <w:tcPr>
+            <w:tcW w:w="841" w:type="dxa"/>
+          </w:tcPr>
           <w:p>
             <w:pPr>
               <w:pStyle w:val="Compact"/>
@@ -3513,7 +3957,9 @@
           </w:p>
         </w:tc>
         <w:tc>
-          <w:tcPr/>
+          <w:tcPr>
+            <w:tcW w:w="1560" w:type="dxa"/>
+          </w:tcPr>
           <w:p>
             <w:pPr>
               <w:pStyle w:val="Compact"/>
@@ -3527,7 +3973,9 @@
       </w:tr>
       <w:tr>
         <w:tc>
-          <w:tcPr/>
+          <w:tcPr>
+            <w:tcW w:w="2461" w:type="dxa"/>
+          </w:tcPr>
           <w:p>
             <w:pPr>
               <w:pStyle w:val="Compact"/>
@@ -3539,7 +3987,9 @@
           </w:p>
         </w:tc>
         <w:tc>
-          <w:tcPr/>
+          <w:tcPr>
+            <w:tcW w:w="841" w:type="dxa"/>
+          </w:tcPr>
           <w:p>
             <w:pPr>
               <w:pStyle w:val="Compact"/>
@@ -3551,7 +4001,9 @@
           </w:p>
         </w:tc>
         <w:tc>
-          <w:tcPr/>
+          <w:tcPr>
+            <w:tcW w:w="3654" w:type="dxa"/>
+          </w:tcPr>
           <w:p>
             <w:pPr>
               <w:pStyle w:val="Compact"/>
@@ -3563,7 +4015,9 @@
           </w:p>
         </w:tc>
         <w:tc>
-          <w:tcPr/>
+          <w:tcPr>
+            <w:tcW w:w="841" w:type="dxa"/>
+          </w:tcPr>
           <w:p>
             <w:pPr>
               <w:pStyle w:val="Compact"/>
@@ -3575,7 +4029,9 @@
           </w:p>
         </w:tc>
         <w:tc>
-          <w:tcPr/>
+          <w:tcPr>
+            <w:tcW w:w="1560" w:type="dxa"/>
+          </w:tcPr>
           <w:p>
             <w:pPr>
               <w:pStyle w:val="Compact"/>
@@ -3589,7 +4045,9 @@
       </w:tr>
       <w:tr>
         <w:tc>
-          <w:tcPr/>
+          <w:tcPr>
+            <w:tcW w:w="2461" w:type="dxa"/>
+          </w:tcPr>
           <w:p>
             <w:pPr>
               <w:pStyle w:val="Compact"/>
@@ -3601,7 +4059,9 @@
           </w:p>
         </w:tc>
         <w:tc>
-          <w:tcPr/>
+          <w:tcPr>
+            <w:tcW w:w="841" w:type="dxa"/>
+          </w:tcPr>
           <w:p>
             <w:pPr>
               <w:pStyle w:val="Compact"/>
@@ -3613,7 +4073,9 @@
           </w:p>
         </w:tc>
         <w:tc>
-          <w:tcPr/>
+          <w:tcPr>
+            <w:tcW w:w="3654" w:type="dxa"/>
+          </w:tcPr>
           <w:p>
             <w:pPr>
               <w:pStyle w:val="Compact"/>
@@ -3625,7 +4087,9 @@
           </w:p>
         </w:tc>
         <w:tc>
-          <w:tcPr/>
+          <w:tcPr>
+            <w:tcW w:w="841" w:type="dxa"/>
+          </w:tcPr>
           <w:p>
             <w:pPr>
               <w:pStyle w:val="Compact"/>
@@ -3637,7 +4101,9 @@
           </w:p>
         </w:tc>
         <w:tc>
-          <w:tcPr/>
+          <w:tcPr>
+            <w:tcW w:w="1560" w:type="dxa"/>
+          </w:tcPr>
           <w:p>
             <w:pPr>
               <w:pStyle w:val="Compact"/>
@@ -3690,24 +4156,27 @@
     <w:tbl>
       <w:tblPr>
         <w:tblStyle w:val="Table"/>
-        <w:tblW w:type="auto" w:w="0"/>
+        <w:tblW w:type="dxa" w:w="9360"/>
         <w:tblLook w:firstRow="1" w:lastRow="0" w:firstColumn="0" w:lastColumn="0" w:noHBand="0" w:noVBand="0" w:val="0020"/>
         <w:jc w:val="start"/>
+        <w:tblLayout w:type="fixed"/>
       </w:tblPr>
       <w:tblGrid>
-        <w:gridCol w:w="1320"/>
-        <w:gridCol w:w="1320"/>
-        <w:gridCol w:w="1320"/>
-        <w:gridCol w:w="1320"/>
-        <w:gridCol w:w="1320"/>
-        <w:gridCol w:w="1320"/>
+        <w:gridCol w:w="794"/>
+        <w:gridCol w:w="2337"/>
+        <w:gridCol w:w="2483"/>
+        <w:gridCol w:w="794"/>
+        <w:gridCol w:w="794"/>
+        <w:gridCol w:w="2154"/>
       </w:tblGrid>
       <w:tr>
         <w:trPr>
           <w:tblHeader w:val="true"/>
         </w:trPr>
         <w:tc>
-          <w:tcPr/>
+          <w:tcPr>
+            <w:tcW w:w="794" w:type="dxa"/>
+          </w:tcPr>
           <w:p>
             <w:pPr>
               <w:pStyle w:val="Compact"/>
@@ -3719,7 +4188,9 @@
           </w:p>
         </w:tc>
         <w:tc>
-          <w:tcPr/>
+          <w:tcPr>
+            <w:tcW w:w="2337" w:type="dxa"/>
+          </w:tcPr>
           <w:p>
             <w:pPr>
               <w:pStyle w:val="Compact"/>
@@ -3731,7 +4202,9 @@
           </w:p>
         </w:tc>
         <w:tc>
-          <w:tcPr/>
+          <w:tcPr>
+            <w:tcW w:w="2483" w:type="dxa"/>
+          </w:tcPr>
           <w:p>
             <w:pPr>
               <w:pStyle w:val="Compact"/>
@@ -3743,7 +4216,9 @@
           </w:p>
         </w:tc>
         <w:tc>
-          <w:tcPr/>
+          <w:tcPr>
+            <w:tcW w:w="794" w:type="dxa"/>
+          </w:tcPr>
           <w:p>
             <w:pPr>
               <w:pStyle w:val="Compact"/>
@@ -3755,7 +4230,9 @@
           </w:p>
         </w:tc>
         <w:tc>
-          <w:tcPr/>
+          <w:tcPr>
+            <w:tcW w:w="794" w:type="dxa"/>
+          </w:tcPr>
           <w:p>
             <w:pPr>
               <w:pStyle w:val="Compact"/>
@@ -3767,7 +4244,9 @@
           </w:p>
         </w:tc>
         <w:tc>
-          <w:tcPr/>
+          <w:tcPr>
+            <w:tcW w:w="2154" w:type="dxa"/>
+          </w:tcPr>
           <w:p>
             <w:pPr>
               <w:pStyle w:val="Compact"/>
@@ -3781,7 +4260,9 @@
       </w:tr>
       <w:tr>
         <w:tc>
-          <w:tcPr/>
+          <w:tcPr>
+            <w:tcW w:w="794" w:type="dxa"/>
+          </w:tcPr>
           <w:p>
             <w:pPr>
               <w:pStyle w:val="Compact"/>
@@ -3793,7 +4274,9 @@
           </w:p>
         </w:tc>
         <w:tc>
-          <w:tcPr/>
+          <w:tcPr>
+            <w:tcW w:w="2337" w:type="dxa"/>
+          </w:tcPr>
           <w:p>
             <w:pPr>
               <w:pStyle w:val="Compact"/>
@@ -3805,7 +4288,9 @@
           </w:p>
         </w:tc>
         <w:tc>
-          <w:tcPr/>
+          <w:tcPr>
+            <w:tcW w:w="2483" w:type="dxa"/>
+          </w:tcPr>
           <w:p>
             <w:pPr>
               <w:pStyle w:val="Compact"/>
@@ -3817,7 +4302,9 @@
           </w:p>
         </w:tc>
         <w:tc>
-          <w:tcPr/>
+          <w:tcPr>
+            <w:tcW w:w="794" w:type="dxa"/>
+          </w:tcPr>
           <w:p>
             <w:pPr>
               <w:pStyle w:val="Compact"/>
@@ -3829,7 +4316,9 @@
           </w:p>
         </w:tc>
         <w:tc>
-          <w:tcPr/>
+          <w:tcPr>
+            <w:tcW w:w="794" w:type="dxa"/>
+          </w:tcPr>
           <w:p>
             <w:pPr>
               <w:pStyle w:val="Compact"/>
@@ -3841,7 +4330,9 @@
           </w:p>
         </w:tc>
         <w:tc>
-          <w:tcPr/>
+          <w:tcPr>
+            <w:tcW w:w="2154" w:type="dxa"/>
+          </w:tcPr>
           <w:p>
             <w:pPr>
               <w:pStyle w:val="Compact"/>
@@ -3855,7 +4346,9 @@
       </w:tr>
       <w:tr>
         <w:tc>
-          <w:tcPr/>
+          <w:tcPr>
+            <w:tcW w:w="794" w:type="dxa"/>
+          </w:tcPr>
           <w:p>
             <w:pPr>
               <w:pStyle w:val="Compact"/>
@@ -3867,7 +4360,9 @@
           </w:p>
         </w:tc>
         <w:tc>
-          <w:tcPr/>
+          <w:tcPr>
+            <w:tcW w:w="2337" w:type="dxa"/>
+          </w:tcPr>
           <w:p>
             <w:pPr>
               <w:pStyle w:val="Compact"/>
@@ -3879,7 +4374,9 @@
           </w:p>
         </w:tc>
         <w:tc>
-          <w:tcPr/>
+          <w:tcPr>
+            <w:tcW w:w="2483" w:type="dxa"/>
+          </w:tcPr>
           <w:p>
             <w:pPr>
               <w:pStyle w:val="Compact"/>
@@ -3891,7 +4388,9 @@
           </w:p>
         </w:tc>
         <w:tc>
-          <w:tcPr/>
+          <w:tcPr>
+            <w:tcW w:w="794" w:type="dxa"/>
+          </w:tcPr>
           <w:p>
             <w:pPr>
               <w:pStyle w:val="Compact"/>
@@ -3903,7 +4402,9 @@
           </w:p>
         </w:tc>
         <w:tc>
-          <w:tcPr/>
+          <w:tcPr>
+            <w:tcW w:w="794" w:type="dxa"/>
+          </w:tcPr>
           <w:p>
             <w:pPr>
               <w:pStyle w:val="Compact"/>
@@ -3915,7 +4416,9 @@
           </w:p>
         </w:tc>
         <w:tc>
-          <w:tcPr/>
+          <w:tcPr>
+            <w:tcW w:w="2154" w:type="dxa"/>
+          </w:tcPr>
           <w:p>
             <w:pPr>
               <w:pStyle w:val="Compact"/>
@@ -3929,7 +4432,9 @@
       </w:tr>
       <w:tr>
         <w:tc>
-          <w:tcPr/>
+          <w:tcPr>
+            <w:tcW w:w="794" w:type="dxa"/>
+          </w:tcPr>
           <w:p>
             <w:pPr>
               <w:pStyle w:val="Compact"/>
@@ -3941,7 +4446,9 @@
           </w:p>
         </w:tc>
         <w:tc>
-          <w:tcPr/>
+          <w:tcPr>
+            <w:tcW w:w="2337" w:type="dxa"/>
+          </w:tcPr>
           <w:p>
             <w:pPr>
               <w:pStyle w:val="Compact"/>
@@ -3953,7 +4460,9 @@
           </w:p>
         </w:tc>
         <w:tc>
-          <w:tcPr/>
+          <w:tcPr>
+            <w:tcW w:w="2483" w:type="dxa"/>
+          </w:tcPr>
           <w:p>
             <w:pPr>
               <w:pStyle w:val="Compact"/>
@@ -3965,7 +4474,9 @@
           </w:p>
         </w:tc>
         <w:tc>
-          <w:tcPr/>
+          <w:tcPr>
+            <w:tcW w:w="794" w:type="dxa"/>
+          </w:tcPr>
           <w:p>
             <w:pPr>
               <w:pStyle w:val="Compact"/>
@@ -3977,7 +4488,9 @@
           </w:p>
         </w:tc>
         <w:tc>
-          <w:tcPr/>
+          <w:tcPr>
+            <w:tcW w:w="794" w:type="dxa"/>
+          </w:tcPr>
           <w:p>
             <w:pPr>
               <w:pStyle w:val="Compact"/>
@@ -3989,7 +4502,9 @@
           </w:p>
         </w:tc>
         <w:tc>
-          <w:tcPr/>
+          <w:tcPr>
+            <w:tcW w:w="2154" w:type="dxa"/>
+          </w:tcPr>
           <w:p>
             <w:pPr>
               <w:pStyle w:val="Compact"/>
@@ -4006,22 +4521,25 @@
     <w:tbl>
       <w:tblPr>
         <w:tblStyle w:val="Table"/>
-        <w:tblW w:type="auto" w:w="0"/>
+        <w:tblW w:type="dxa" w:w="9360"/>
         <w:tblLook w:firstRow="1" w:lastRow="0" w:firstColumn="0" w:lastColumn="0" w:noHBand="0" w:noVBand="0" w:val="0020"/>
         <w:jc w:val="start"/>
+        <w:tblLayout w:type="fixed"/>
       </w:tblPr>
       <w:tblGrid>
-        <w:gridCol w:w="1980"/>
-        <w:gridCol w:w="1980"/>
-        <w:gridCol w:w="1980"/>
-        <w:gridCol w:w="1980"/>
+        <w:gridCol w:w="877"/>
+        <w:gridCol w:w="5477"/>
+        <w:gridCol w:w="2074"/>
+        <w:gridCol w:w="929"/>
       </w:tblGrid>
       <w:tr>
         <w:trPr>
           <w:tblHeader w:val="true"/>
         </w:trPr>
         <w:tc>
-          <w:tcPr/>
+          <w:tcPr>
+            <w:tcW w:w="877" w:type="dxa"/>
+          </w:tcPr>
           <w:p>
             <w:pPr>
               <w:pStyle w:val="Compact"/>
@@ -4033,7 +4551,9 @@
           </w:p>
         </w:tc>
         <w:tc>
-          <w:tcPr/>
+          <w:tcPr>
+            <w:tcW w:w="5477" w:type="dxa"/>
+          </w:tcPr>
           <w:p>
             <w:pPr>
               <w:pStyle w:val="Compact"/>
@@ -4045,7 +4565,9 @@
           </w:p>
         </w:tc>
         <w:tc>
-          <w:tcPr/>
+          <w:tcPr>
+            <w:tcW w:w="2074" w:type="dxa"/>
+          </w:tcPr>
           <w:p>
             <w:pPr>
               <w:pStyle w:val="Compact"/>
@@ -4057,7 +4579,9 @@
           </w:p>
         </w:tc>
         <w:tc>
-          <w:tcPr/>
+          <w:tcPr>
+            <w:tcW w:w="929" w:type="dxa"/>
+          </w:tcPr>
           <w:p>
             <w:pPr>
               <w:pStyle w:val="Compact"/>
@@ -4071,7 +4595,9 @@
       </w:tr>
       <w:tr>
         <w:tc>
-          <w:tcPr/>
+          <w:tcPr>
+            <w:tcW w:w="877" w:type="dxa"/>
+          </w:tcPr>
           <w:p>
             <w:pPr>
               <w:pStyle w:val="Compact"/>
@@ -4083,7 +4609,9 @@
           </w:p>
         </w:tc>
         <w:tc>
-          <w:tcPr/>
+          <w:tcPr>
+            <w:tcW w:w="5477" w:type="dxa"/>
+          </w:tcPr>
           <w:p>
             <w:pPr>
               <w:pStyle w:val="Compact"/>
@@ -4095,7 +4623,9 @@
           </w:p>
         </w:tc>
         <w:tc>
-          <w:tcPr/>
+          <w:tcPr>
+            <w:tcW w:w="2074" w:type="dxa"/>
+          </w:tcPr>
           <w:p>
             <w:pPr>
               <w:pStyle w:val="Compact"/>
@@ -4107,7 +4637,9 @@
           </w:p>
         </w:tc>
         <w:tc>
-          <w:tcPr/>
+          <w:tcPr>
+            <w:tcW w:w="929" w:type="dxa"/>
+          </w:tcPr>
           <w:p>
             <w:pPr>
               <w:pStyle w:val="Compact"/>
@@ -4121,7 +4653,9 @@
       </w:tr>
       <w:tr>
         <w:tc>
-          <w:tcPr/>
+          <w:tcPr>
+            <w:tcW w:w="877" w:type="dxa"/>
+          </w:tcPr>
           <w:p>
             <w:pPr>
               <w:pStyle w:val="Compact"/>
@@ -4133,7 +4667,9 @@
           </w:p>
         </w:tc>
         <w:tc>
-          <w:tcPr/>
+          <w:tcPr>
+            <w:tcW w:w="5477" w:type="dxa"/>
+          </w:tcPr>
           <w:p>
             <w:pPr>
               <w:pStyle w:val="Compact"/>
@@ -4145,7 +4681,9 @@
           </w:p>
         </w:tc>
         <w:tc>
-          <w:tcPr/>
+          <w:tcPr>
+            <w:tcW w:w="2074" w:type="dxa"/>
+          </w:tcPr>
           <w:p>
             <w:pPr>
               <w:pStyle w:val="Compact"/>
@@ -4157,7 +4695,9 @@
           </w:p>
         </w:tc>
         <w:tc>
-          <w:tcPr/>
+          <w:tcPr>
+            <w:tcW w:w="929" w:type="dxa"/>
+          </w:tcPr>
           <w:p>
             <w:pPr>
               <w:pStyle w:val="Compact"/>
@@ -4171,7 +4711,9 @@
       </w:tr>
       <w:tr>
         <w:tc>
-          <w:tcPr/>
+          <w:tcPr>
+            <w:tcW w:w="877" w:type="dxa"/>
+          </w:tcPr>
           <w:p>
             <w:pPr>
               <w:pStyle w:val="Compact"/>
@@ -4183,7 +4725,9 @@
           </w:p>
         </w:tc>
         <w:tc>
-          <w:tcPr/>
+          <w:tcPr>
+            <w:tcW w:w="5477" w:type="dxa"/>
+          </w:tcPr>
           <w:p>
             <w:pPr>
               <w:pStyle w:val="Compact"/>
@@ -4195,7 +4739,9 @@
           </w:p>
         </w:tc>
         <w:tc>
-          <w:tcPr/>
+          <w:tcPr>
+            <w:tcW w:w="2074" w:type="dxa"/>
+          </w:tcPr>
           <w:p>
             <w:pPr>
               <w:pStyle w:val="Compact"/>
@@ -4207,7 +4753,9 @@
           </w:p>
         </w:tc>
         <w:tc>
-          <w:tcPr/>
+          <w:tcPr>
+            <w:tcW w:w="929" w:type="dxa"/>
+          </w:tcPr>
           <w:p>
             <w:pPr>
               <w:pStyle w:val="Compact"/>
@@ -4224,23 +4772,26 @@
     <w:tbl>
       <w:tblPr>
         <w:tblStyle w:val="Table"/>
-        <w:tblW w:type="auto" w:w="0"/>
+        <w:tblW w:type="dxa" w:w="9360"/>
         <w:tblLook w:firstRow="1" w:lastRow="0" w:firstColumn="0" w:lastColumn="0" w:noHBand="0" w:noVBand="0" w:val="0020"/>
         <w:jc w:val="start"/>
+        <w:tblLayout w:type="fixed"/>
       </w:tblPr>
       <w:tblGrid>
-        <w:gridCol w:w="1584"/>
-        <w:gridCol w:w="1584"/>
-        <w:gridCol w:w="1584"/>
-        <w:gridCol w:w="1584"/>
-        <w:gridCol w:w="1584"/>
+        <w:gridCol w:w="798"/>
+        <w:gridCol w:w="3049"/>
+        <w:gridCol w:w="798"/>
+        <w:gridCol w:w="1102"/>
+        <w:gridCol w:w="3610"/>
       </w:tblGrid>
       <w:tr>
         <w:trPr>
           <w:tblHeader w:val="true"/>
         </w:trPr>
         <w:tc>
-          <w:tcPr/>
+          <w:tcPr>
+            <w:tcW w:w="798" w:type="dxa"/>
+          </w:tcPr>
           <w:p>
             <w:pPr>
               <w:pStyle w:val="Compact"/>
@@ -4252,7 +4803,9 @@
           </w:p>
         </w:tc>
         <w:tc>
-          <w:tcPr/>
+          <w:tcPr>
+            <w:tcW w:w="3049" w:type="dxa"/>
+          </w:tcPr>
           <w:p>
             <w:pPr>
               <w:pStyle w:val="Compact"/>
@@ -4264,7 +4817,9 @@
           </w:p>
         </w:tc>
         <w:tc>
-          <w:tcPr/>
+          <w:tcPr>
+            <w:tcW w:w="798" w:type="dxa"/>
+          </w:tcPr>
           <w:p>
             <w:pPr>
               <w:pStyle w:val="Compact"/>
@@ -4276,7 +4831,9 @@
           </w:p>
         </w:tc>
         <w:tc>
-          <w:tcPr/>
+          <w:tcPr>
+            <w:tcW w:w="1102" w:type="dxa"/>
+          </w:tcPr>
           <w:p>
             <w:pPr>
               <w:pStyle w:val="Compact"/>
@@ -4288,7 +4845,9 @@
           </w:p>
         </w:tc>
         <w:tc>
-          <w:tcPr/>
+          <w:tcPr>
+            <w:tcW w:w="3610" w:type="dxa"/>
+          </w:tcPr>
           <w:p>
             <w:pPr>
               <w:pStyle w:val="Compact"/>
@@ -4302,7 +4861,9 @@
       </w:tr>
       <w:tr>
         <w:tc>
-          <w:tcPr/>
+          <w:tcPr>
+            <w:tcW w:w="798" w:type="dxa"/>
+          </w:tcPr>
           <w:p>
             <w:pPr>
               <w:pStyle w:val="Compact"/>
@@ -4314,7 +4875,9 @@
           </w:p>
         </w:tc>
         <w:tc>
-          <w:tcPr/>
+          <w:tcPr>
+            <w:tcW w:w="3049" w:type="dxa"/>
+          </w:tcPr>
           <w:p>
             <w:pPr>
               <w:pStyle w:val="Compact"/>
@@ -4326,7 +4889,9 @@
           </w:p>
         </w:tc>
         <w:tc>
-          <w:tcPr/>
+          <w:tcPr>
+            <w:tcW w:w="798" w:type="dxa"/>
+          </w:tcPr>
           <w:p>
             <w:pPr>
               <w:pStyle w:val="Compact"/>
@@ -4338,7 +4903,9 @@
           </w:p>
         </w:tc>
         <w:tc>
-          <w:tcPr/>
+          <w:tcPr>
+            <w:tcW w:w="1102" w:type="dxa"/>
+          </w:tcPr>
           <w:p>
             <w:pPr>
               <w:pStyle w:val="Compact"/>
@@ -4350,7 +4917,9 @@
           </w:p>
         </w:tc>
         <w:tc>
-          <w:tcPr/>
+          <w:tcPr>
+            <w:tcW w:w="3610" w:type="dxa"/>
+          </w:tcPr>
           <w:p>
             <w:pPr>
               <w:pStyle w:val="Compact"/>
@@ -4364,7 +4933,9 @@
       </w:tr>
       <w:tr>
         <w:tc>
-          <w:tcPr/>
+          <w:tcPr>
+            <w:tcW w:w="798" w:type="dxa"/>
+          </w:tcPr>
           <w:p>
             <w:pPr>
               <w:pStyle w:val="Compact"/>
@@ -4376,7 +4947,9 @@
           </w:p>
         </w:tc>
         <w:tc>
-          <w:tcPr/>
+          <w:tcPr>
+            <w:tcW w:w="3049" w:type="dxa"/>
+          </w:tcPr>
           <w:p>
             <w:pPr>
               <w:pStyle w:val="Compact"/>
@@ -4388,7 +4961,9 @@
           </w:p>
         </w:tc>
         <w:tc>
-          <w:tcPr/>
+          <w:tcPr>
+            <w:tcW w:w="798" w:type="dxa"/>
+          </w:tcPr>
           <w:p>
             <w:pPr>
               <w:pStyle w:val="Compact"/>
@@ -4400,7 +4975,9 @@
           </w:p>
         </w:tc>
         <w:tc>
-          <w:tcPr/>
+          <w:tcPr>
+            <w:tcW w:w="1102" w:type="dxa"/>
+          </w:tcPr>
           <w:p>
             <w:pPr>
               <w:pStyle w:val="Compact"/>
@@ -4412,7 +4989,9 @@
           </w:p>
         </w:tc>
         <w:tc>
-          <w:tcPr/>
+          <w:tcPr>
+            <w:tcW w:w="3610" w:type="dxa"/>
+          </w:tcPr>
           <w:p>
             <w:pPr>
               <w:pStyle w:val="Compact"/>
@@ -4426,7 +5005,9 @@
       </w:tr>
       <w:tr>
         <w:tc>
-          <w:tcPr/>
+          <w:tcPr>
+            <w:tcW w:w="798" w:type="dxa"/>
+          </w:tcPr>
           <w:p>
             <w:pPr>
               <w:pStyle w:val="Compact"/>
@@ -4438,7 +5019,9 @@
           </w:p>
         </w:tc>
         <w:tc>
-          <w:tcPr/>
+          <w:tcPr>
+            <w:tcW w:w="3049" w:type="dxa"/>
+          </w:tcPr>
           <w:p>
             <w:pPr>
               <w:pStyle w:val="Compact"/>
@@ -4450,7 +5033,9 @@
           </w:p>
         </w:tc>
         <w:tc>
-          <w:tcPr/>
+          <w:tcPr>
+            <w:tcW w:w="798" w:type="dxa"/>
+          </w:tcPr>
           <w:p>
             <w:pPr>
               <w:pStyle w:val="Compact"/>
@@ -4462,7 +5047,9 @@
           </w:p>
         </w:tc>
         <w:tc>
-          <w:tcPr/>
+          <w:tcPr>
+            <w:tcW w:w="1102" w:type="dxa"/>
+          </w:tcPr>
           <w:p>
             <w:pPr>
               <w:pStyle w:val="Compact"/>
@@ -4474,7 +5061,9 @@
           </w:p>
         </w:tc>
         <w:tc>
-          <w:tcPr/>
+          <w:tcPr>
+            <w:tcW w:w="3610" w:type="dxa"/>
+          </w:tcPr>
           <w:p>
             <w:pPr>
               <w:pStyle w:val="Compact"/>
@@ -4488,7 +5077,9 @@
       </w:tr>
       <w:tr>
         <w:tc>
-          <w:tcPr/>
+          <w:tcPr>
+            <w:tcW w:w="798" w:type="dxa"/>
+          </w:tcPr>
           <w:p>
             <w:pPr>
               <w:pStyle w:val="Compact"/>
@@ -4500,7 +5091,9 @@
           </w:p>
         </w:tc>
         <w:tc>
-          <w:tcPr/>
+          <w:tcPr>
+            <w:tcW w:w="3049" w:type="dxa"/>
+          </w:tcPr>
           <w:p>
             <w:pPr>
               <w:pStyle w:val="Compact"/>
@@ -4512,7 +5105,9 @@
           </w:p>
         </w:tc>
         <w:tc>
-          <w:tcPr/>
+          <w:tcPr>
+            <w:tcW w:w="798" w:type="dxa"/>
+          </w:tcPr>
           <w:p>
             <w:pPr>
               <w:pStyle w:val="Compact"/>
@@ -4524,7 +5119,9 @@
           </w:p>
         </w:tc>
         <w:tc>
-          <w:tcPr/>
+          <w:tcPr>
+            <w:tcW w:w="1102" w:type="dxa"/>
+          </w:tcPr>
           <w:p>
             <w:pPr>
               <w:pStyle w:val="Compact"/>
@@ -4536,7 +5133,9 @@
           </w:p>
         </w:tc>
         <w:tc>
-          <w:tcPr/>
+          <w:tcPr>
+            <w:tcW w:w="3610" w:type="dxa"/>
+          </w:tcPr>
           <w:p>
             <w:pPr>
               <w:pStyle w:val="Compact"/>
@@ -4550,7 +5149,9 @@
       </w:tr>
       <w:tr>
         <w:tc>
-          <w:tcPr/>
+          <w:tcPr>
+            <w:tcW w:w="798" w:type="dxa"/>
+          </w:tcPr>
           <w:p>
             <w:pPr>
               <w:pStyle w:val="Compact"/>
@@ -4562,7 +5163,9 @@
           </w:p>
         </w:tc>
         <w:tc>
-          <w:tcPr/>
+          <w:tcPr>
+            <w:tcW w:w="3049" w:type="dxa"/>
+          </w:tcPr>
           <w:p>
             <w:pPr>
               <w:pStyle w:val="Compact"/>
@@ -4574,7 +5177,9 @@
           </w:p>
         </w:tc>
         <w:tc>
-          <w:tcPr/>
+          <w:tcPr>
+            <w:tcW w:w="798" w:type="dxa"/>
+          </w:tcPr>
           <w:p>
             <w:pPr>
               <w:pStyle w:val="Compact"/>
@@ -4586,7 +5191,9 @@
           </w:p>
         </w:tc>
         <w:tc>
-          <w:tcPr/>
+          <w:tcPr>
+            <w:tcW w:w="1102" w:type="dxa"/>
+          </w:tcPr>
           <w:p>
             <w:pPr>
               <w:pStyle w:val="Compact"/>
@@ -4598,7 +5205,9 @@
           </w:p>
         </w:tc>
         <w:tc>
-          <w:tcPr/>
+          <w:tcPr>
+            <w:tcW w:w="3610" w:type="dxa"/>
+          </w:tcPr>
           <w:p>
             <w:pPr>
               <w:pStyle w:val="Compact"/>
@@ -4612,7 +5221,9 @@
       </w:tr>
       <w:tr>
         <w:tc>
-          <w:tcPr/>
+          <w:tcPr>
+            <w:tcW w:w="798" w:type="dxa"/>
+          </w:tcPr>
           <w:p>
             <w:pPr>
               <w:pStyle w:val="Compact"/>
@@ -4624,7 +5235,9 @@
           </w:p>
         </w:tc>
         <w:tc>
-          <w:tcPr/>
+          <w:tcPr>
+            <w:tcW w:w="3049" w:type="dxa"/>
+          </w:tcPr>
           <w:p>
             <w:pPr>
               <w:pStyle w:val="Compact"/>
@@ -4636,7 +5249,9 @@
           </w:p>
         </w:tc>
         <w:tc>
-          <w:tcPr/>
+          <w:tcPr>
+            <w:tcW w:w="798" w:type="dxa"/>
+          </w:tcPr>
           <w:p>
             <w:pPr>
               <w:pStyle w:val="Compact"/>
@@ -4648,7 +5263,9 @@
           </w:p>
         </w:tc>
         <w:tc>
-          <w:tcPr/>
+          <w:tcPr>
+            <w:tcW w:w="1102" w:type="dxa"/>
+          </w:tcPr>
           <w:p>
             <w:pPr>
               <w:pStyle w:val="Compact"/>
@@ -4660,7 +5277,9 @@
           </w:p>
         </w:tc>
         <w:tc>
-          <w:tcPr/>
+          <w:tcPr>
+            <w:tcW w:w="3610" w:type="dxa"/>
+          </w:tcPr>
           <w:p>
             <w:pPr>
               <w:pStyle w:val="Compact"/>
@@ -4674,7 +5293,9 @@
       </w:tr>
       <w:tr>
         <w:tc>
-          <w:tcPr/>
+          <w:tcPr>
+            <w:tcW w:w="798" w:type="dxa"/>
+          </w:tcPr>
           <w:p>
             <w:pPr>
               <w:pStyle w:val="Compact"/>
@@ -4686,7 +5307,9 @@
           </w:p>
         </w:tc>
         <w:tc>
-          <w:tcPr/>
+          <w:tcPr>
+            <w:tcW w:w="3049" w:type="dxa"/>
+          </w:tcPr>
           <w:p>
             <w:pPr>
               <w:pStyle w:val="Compact"/>
@@ -4698,7 +5321,9 @@
           </w:p>
         </w:tc>
         <w:tc>
-          <w:tcPr/>
+          <w:tcPr>
+            <w:tcW w:w="798" w:type="dxa"/>
+          </w:tcPr>
           <w:p>
             <w:pPr>
               <w:pStyle w:val="Compact"/>
@@ -4710,7 +5335,9 @@
           </w:p>
         </w:tc>
         <w:tc>
-          <w:tcPr/>
+          <w:tcPr>
+            <w:tcW w:w="1102" w:type="dxa"/>
+          </w:tcPr>
           <w:p>
             <w:pPr>
               <w:pStyle w:val="Compact"/>
@@ -4722,7 +5349,9 @@
           </w:p>
         </w:tc>
         <w:tc>
-          <w:tcPr/>
+          <w:tcPr>
+            <w:tcW w:w="3610" w:type="dxa"/>
+          </w:tcPr>
           <w:p>
             <w:pPr>
               <w:pStyle w:val="Compact"/>

--- a/dist/docs/templates/bsa/02-requirements.docx
+++ b/dist/docs/templates/bsa/02-requirements.docx
@@ -16,7 +16,7 @@
         <w:pStyle w:val="FirstParagraph"/>
       </w:pPr>
       <w:r>
-        <w:t xml:space="preserve">Last updated: 2026-10-08 · Owner: BSA Manager</w:t>
+        <w:t xml:space="preserve">Last updated: 2026-10-17 · Owner: BSA Manager</w:t>
       </w:r>
     </w:p>
     <w:p>
@@ -258,9 +258,9 @@
         <w:tblLayout w:type="fixed"/>
       </w:tblPr>
       <w:tblGrid>
-        <w:gridCol w:w="1031"/>
-        <w:gridCol w:w="5242"/>
-        <w:gridCol w:w="3085"/>
+        <w:gridCol w:w="1150"/>
+        <w:gridCol w:w="5168"/>
+        <w:gridCol w:w="3041"/>
       </w:tblGrid>
       <w:tr>
         <w:trPr>
@@ -268,7 +268,7 @@
         </w:trPr>
         <w:tc>
           <w:tcPr>
-            <w:tcW w:w="1031" w:type="dxa"/>
+            <w:tcW w:w="1150" w:type="dxa"/>
           </w:tcPr>
           <w:p>
             <w:pPr>
@@ -282,7 +282,7 @@
         </w:tc>
         <w:tc>
           <w:tcPr>
-            <w:tcW w:w="5242" w:type="dxa"/>
+            <w:tcW w:w="5168" w:type="dxa"/>
           </w:tcPr>
           <w:p>
             <w:pPr>
@@ -296,7 +296,7 @@
         </w:tc>
         <w:tc>
           <w:tcPr>
-            <w:tcW w:w="3085" w:type="dxa"/>
+            <w:tcW w:w="3041" w:type="dxa"/>
           </w:tcPr>
           <w:p>
             <w:pPr>
@@ -312,7 +312,7 @@
       <w:tr>
         <w:tc>
           <w:tcPr>
-            <w:tcW w:w="1031" w:type="dxa"/>
+            <w:tcW w:w="1150" w:type="dxa"/>
           </w:tcPr>
           <w:p>
             <w:pPr>
@@ -326,7 +326,7 @@
         </w:tc>
         <w:tc>
           <w:tcPr>
-            <w:tcW w:w="5242" w:type="dxa"/>
+            <w:tcW w:w="5168" w:type="dxa"/>
           </w:tcPr>
           <w:p>
             <w:pPr>
@@ -340,7 +340,7 @@
         </w:tc>
         <w:tc>
           <w:tcPr>
-            <w:tcW w:w="3085" w:type="dxa"/>
+            <w:tcW w:w="3041" w:type="dxa"/>
           </w:tcPr>
           <w:p>
             <w:pPr>
@@ -356,7 +356,7 @@
       <w:tr>
         <w:tc>
           <w:tcPr>
-            <w:tcW w:w="1031" w:type="dxa"/>
+            <w:tcW w:w="1150" w:type="dxa"/>
           </w:tcPr>
           <w:p>
             <w:pPr>
@@ -370,7 +370,7 @@
         </w:tc>
         <w:tc>
           <w:tcPr>
-            <w:tcW w:w="5242" w:type="dxa"/>
+            <w:tcW w:w="5168" w:type="dxa"/>
           </w:tcPr>
           <w:p>
             <w:pPr>
@@ -384,7 +384,7 @@
         </w:tc>
         <w:tc>
           <w:tcPr>
-            <w:tcW w:w="3085" w:type="dxa"/>
+            <w:tcW w:w="3041" w:type="dxa"/>
           </w:tcPr>
           <w:p>
             <w:pPr>
@@ -400,7 +400,7 @@
       <w:tr>
         <w:tc>
           <w:tcPr>
-            <w:tcW w:w="1031" w:type="dxa"/>
+            <w:tcW w:w="1150" w:type="dxa"/>
           </w:tcPr>
           <w:p>
             <w:pPr>
@@ -414,7 +414,7 @@
         </w:tc>
         <w:tc>
           <w:tcPr>
-            <w:tcW w:w="5242" w:type="dxa"/>
+            <w:tcW w:w="5168" w:type="dxa"/>
           </w:tcPr>
           <w:p>
             <w:pPr>
@@ -428,7 +428,7 @@
         </w:tc>
         <w:tc>
           <w:tcPr>
-            <w:tcW w:w="3085" w:type="dxa"/>
+            <w:tcW w:w="3041" w:type="dxa"/>
           </w:tcPr>
           <w:p>
             <w:pPr>
@@ -444,7 +444,7 @@
       <w:tr>
         <w:tc>
           <w:tcPr>
-            <w:tcW w:w="1031" w:type="dxa"/>
+            <w:tcW w:w="1150" w:type="dxa"/>
           </w:tcPr>
           <w:p>
             <w:pPr>
@@ -458,7 +458,7 @@
         </w:tc>
         <w:tc>
           <w:tcPr>
-            <w:tcW w:w="5242" w:type="dxa"/>
+            <w:tcW w:w="5168" w:type="dxa"/>
           </w:tcPr>
           <w:p>
             <w:pPr>
@@ -472,7 +472,7 @@
         </w:tc>
         <w:tc>
           <w:tcPr>
-            <w:tcW w:w="3085" w:type="dxa"/>
+            <w:tcW w:w="3041" w:type="dxa"/>
           </w:tcPr>
           <w:p>
             <w:pPr>
@@ -823,12 +823,12 @@
         <w:tblLayout w:type="fixed"/>
       </w:tblPr>
       <w:tblGrid>
-        <w:gridCol w:w="853"/>
-        <w:gridCol w:w="2913"/>
-        <w:gridCol w:w="971"/>
-        <w:gridCol w:w="1384"/>
-        <w:gridCol w:w="1257"/>
-        <w:gridCol w:w="1980"/>
+        <w:gridCol w:w="900"/>
+        <w:gridCol w:w="2826"/>
+        <w:gridCol w:w="1150"/>
+        <w:gridCol w:w="1342"/>
+        <w:gridCol w:w="1220"/>
+        <w:gridCol w:w="1920"/>
       </w:tblGrid>
       <w:tr>
         <w:trPr>
@@ -836,7 +836,7 @@
         </w:trPr>
         <w:tc>
           <w:tcPr>
-            <w:tcW w:w="853" w:type="dxa"/>
+            <w:tcW w:w="900" w:type="dxa"/>
           </w:tcPr>
           <w:p>
             <w:pPr>
@@ -850,7 +850,7 @@
         </w:tc>
         <w:tc>
           <w:tcPr>
-            <w:tcW w:w="2913" w:type="dxa"/>
+            <w:tcW w:w="2826" w:type="dxa"/>
           </w:tcPr>
           <w:p>
             <w:pPr>
@@ -864,7 +864,7 @@
         </w:tc>
         <w:tc>
           <w:tcPr>
-            <w:tcW w:w="971" w:type="dxa"/>
+            <w:tcW w:w="1150" w:type="dxa"/>
           </w:tcPr>
           <w:p>
             <w:pPr>
@@ -878,7 +878,7 @@
         </w:tc>
         <w:tc>
           <w:tcPr>
-            <w:tcW w:w="1384" w:type="dxa"/>
+            <w:tcW w:w="1342" w:type="dxa"/>
           </w:tcPr>
           <w:p>
             <w:pPr>
@@ -892,7 +892,7 @@
         </w:tc>
         <w:tc>
           <w:tcPr>
-            <w:tcW w:w="1257" w:type="dxa"/>
+            <w:tcW w:w="1220" w:type="dxa"/>
           </w:tcPr>
           <w:p>
             <w:pPr>
@@ -906,7 +906,7 @@
         </w:tc>
         <w:tc>
           <w:tcPr>
-            <w:tcW w:w="1980" w:type="dxa"/>
+            <w:tcW w:w="1920" w:type="dxa"/>
           </w:tcPr>
           <w:p>
             <w:pPr>
@@ -922,7 +922,7 @@
       <w:tr>
         <w:tc>
           <w:tcPr>
-            <w:tcW w:w="853" w:type="dxa"/>
+            <w:tcW w:w="900" w:type="dxa"/>
           </w:tcPr>
           <w:p>
             <w:pPr>
@@ -936,7 +936,7 @@
         </w:tc>
         <w:tc>
           <w:tcPr>
-            <w:tcW w:w="2913" w:type="dxa"/>
+            <w:tcW w:w="2826" w:type="dxa"/>
           </w:tcPr>
           <w:p>
             <w:pPr>
@@ -950,7 +950,7 @@
         </w:tc>
         <w:tc>
           <w:tcPr>
-            <w:tcW w:w="971" w:type="dxa"/>
+            <w:tcW w:w="1150" w:type="dxa"/>
           </w:tcPr>
           <w:p>
             <w:pPr>
@@ -964,7 +964,7 @@
         </w:tc>
         <w:tc>
           <w:tcPr>
-            <w:tcW w:w="1384" w:type="dxa"/>
+            <w:tcW w:w="1342" w:type="dxa"/>
           </w:tcPr>
           <w:p>
             <w:pPr>
@@ -978,7 +978,7 @@
         </w:tc>
         <w:tc>
           <w:tcPr>
-            <w:tcW w:w="1257" w:type="dxa"/>
+            <w:tcW w:w="1220" w:type="dxa"/>
           </w:tcPr>
           <w:p>
             <w:pPr>
@@ -992,7 +992,7 @@
         </w:tc>
         <w:tc>
           <w:tcPr>
-            <w:tcW w:w="1980" w:type="dxa"/>
+            <w:tcW w:w="1920" w:type="dxa"/>
           </w:tcPr>
           <w:p>
             <w:pPr>
@@ -1008,7 +1008,7 @@
       <w:tr>
         <w:tc>
           <w:tcPr>
-            <w:tcW w:w="853" w:type="dxa"/>
+            <w:tcW w:w="900" w:type="dxa"/>
           </w:tcPr>
           <w:p>
             <w:pPr>
@@ -1022,7 +1022,7 @@
         </w:tc>
         <w:tc>
           <w:tcPr>
-            <w:tcW w:w="2913" w:type="dxa"/>
+            <w:tcW w:w="2826" w:type="dxa"/>
           </w:tcPr>
           <w:p>
             <w:pPr>
@@ -1036,7 +1036,7 @@
         </w:tc>
         <w:tc>
           <w:tcPr>
-            <w:tcW w:w="971" w:type="dxa"/>
+            <w:tcW w:w="1150" w:type="dxa"/>
           </w:tcPr>
           <w:p>
             <w:pPr>
@@ -1050,7 +1050,7 @@
         </w:tc>
         <w:tc>
           <w:tcPr>
-            <w:tcW w:w="1384" w:type="dxa"/>
+            <w:tcW w:w="1342" w:type="dxa"/>
           </w:tcPr>
           <w:p>
             <w:pPr>
@@ -1064,7 +1064,7 @@
         </w:tc>
         <w:tc>
           <w:tcPr>
-            <w:tcW w:w="1257" w:type="dxa"/>
+            <w:tcW w:w="1220" w:type="dxa"/>
           </w:tcPr>
           <w:p>
             <w:pPr>
@@ -1078,7 +1078,7 @@
         </w:tc>
         <w:tc>
           <w:tcPr>
-            <w:tcW w:w="1980" w:type="dxa"/>
+            <w:tcW w:w="1920" w:type="dxa"/>
           </w:tcPr>
           <w:p>
             <w:pPr>
@@ -1217,12 +1217,12 @@
         <w:tblLayout w:type="fixed"/>
       </w:tblPr>
       <w:tblGrid>
-        <w:gridCol w:w="3744"/>
-        <w:gridCol w:w="1501"/>
-        <w:gridCol w:w="889"/>
-        <w:gridCol w:w="1167"/>
-        <w:gridCol w:w="889"/>
-        <w:gridCol w:w="1167"/>
+        <w:gridCol w:w="3734"/>
+        <w:gridCol w:w="1497"/>
+        <w:gridCol w:w="900"/>
+        <w:gridCol w:w="1164"/>
+        <w:gridCol w:w="900"/>
+        <w:gridCol w:w="1164"/>
       </w:tblGrid>
       <w:tr>
         <w:trPr>
@@ -1230,7 +1230,7 @@
         </w:trPr>
         <w:tc>
           <w:tcPr>
-            <w:tcW w:w="3744" w:type="dxa"/>
+            <w:tcW w:w="3734" w:type="dxa"/>
           </w:tcPr>
           <w:p>
             <w:pPr>
@@ -1244,7 +1244,7 @@
         </w:tc>
         <w:tc>
           <w:tcPr>
-            <w:tcW w:w="1501" w:type="dxa"/>
+            <w:tcW w:w="1497" w:type="dxa"/>
           </w:tcPr>
           <w:p>
             <w:pPr>
@@ -1258,7 +1258,7 @@
         </w:tc>
         <w:tc>
           <w:tcPr>
-            <w:tcW w:w="889" w:type="dxa"/>
+            <w:tcW w:w="900" w:type="dxa"/>
           </w:tcPr>
           <w:p>
             <w:pPr>
@@ -1272,7 +1272,7 @@
         </w:tc>
         <w:tc>
           <w:tcPr>
-            <w:tcW w:w="1167" w:type="dxa"/>
+            <w:tcW w:w="1164" w:type="dxa"/>
           </w:tcPr>
           <w:p>
             <w:pPr>
@@ -1286,7 +1286,7 @@
         </w:tc>
         <w:tc>
           <w:tcPr>
-            <w:tcW w:w="889" w:type="dxa"/>
+            <w:tcW w:w="900" w:type="dxa"/>
           </w:tcPr>
           <w:p>
             <w:pPr>
@@ -1300,7 +1300,7 @@
         </w:tc>
         <w:tc>
           <w:tcPr>
-            <w:tcW w:w="1167" w:type="dxa"/>
+            <w:tcW w:w="1164" w:type="dxa"/>
           </w:tcPr>
           <w:p>
             <w:pPr>
@@ -1316,7 +1316,7 @@
       <w:tr>
         <w:tc>
           <w:tcPr>
-            <w:tcW w:w="3744" w:type="dxa"/>
+            <w:tcW w:w="3734" w:type="dxa"/>
           </w:tcPr>
           <w:p>
             <w:pPr>
@@ -1330,7 +1330,7 @@
         </w:tc>
         <w:tc>
           <w:tcPr>
-            <w:tcW w:w="1501" w:type="dxa"/>
+            <w:tcW w:w="1497" w:type="dxa"/>
           </w:tcPr>
           <w:p>
             <w:pPr>
@@ -1344,7 +1344,7 @@
         </w:tc>
         <w:tc>
           <w:tcPr>
-            <w:tcW w:w="889" w:type="dxa"/>
+            <w:tcW w:w="900" w:type="dxa"/>
           </w:tcPr>
           <w:p>
             <w:pPr>
@@ -1358,7 +1358,7 @@
         </w:tc>
         <w:tc>
           <w:tcPr>
-            <w:tcW w:w="1167" w:type="dxa"/>
+            <w:tcW w:w="1164" w:type="dxa"/>
           </w:tcPr>
           <w:p>
             <w:pPr>
@@ -1372,7 +1372,7 @@
         </w:tc>
         <w:tc>
           <w:tcPr>
-            <w:tcW w:w="889" w:type="dxa"/>
+            <w:tcW w:w="900" w:type="dxa"/>
           </w:tcPr>
           <w:p>
             <w:pPr>
@@ -1386,7 +1386,7 @@
         </w:tc>
         <w:tc>
           <w:tcPr>
-            <w:tcW w:w="1167" w:type="dxa"/>
+            <w:tcW w:w="1164" w:type="dxa"/>
           </w:tcPr>
           <w:p>
             <w:pPr>
@@ -1402,7 +1402,7 @@
       <w:tr>
         <w:tc>
           <w:tcPr>
-            <w:tcW w:w="3744" w:type="dxa"/>
+            <w:tcW w:w="3734" w:type="dxa"/>
           </w:tcPr>
           <w:p>
             <w:pPr>
@@ -1416,7 +1416,7 @@
         </w:tc>
         <w:tc>
           <w:tcPr>
-            <w:tcW w:w="1501" w:type="dxa"/>
+            <w:tcW w:w="1497" w:type="dxa"/>
           </w:tcPr>
           <w:p>
             <w:pPr>
@@ -1430,7 +1430,7 @@
         </w:tc>
         <w:tc>
           <w:tcPr>
-            <w:tcW w:w="889" w:type="dxa"/>
+            <w:tcW w:w="900" w:type="dxa"/>
           </w:tcPr>
           <w:p>
             <w:pPr>
@@ -1444,7 +1444,7 @@
         </w:tc>
         <w:tc>
           <w:tcPr>
-            <w:tcW w:w="1167" w:type="dxa"/>
+            <w:tcW w:w="1164" w:type="dxa"/>
           </w:tcPr>
           <w:p>
             <w:pPr>
@@ -1458,7 +1458,7 @@
         </w:tc>
         <w:tc>
           <w:tcPr>
-            <w:tcW w:w="889" w:type="dxa"/>
+            <w:tcW w:w="900" w:type="dxa"/>
           </w:tcPr>
           <w:p>
             <w:pPr>
@@ -1472,7 +1472,7 @@
         </w:tc>
         <w:tc>
           <w:tcPr>
-            <w:tcW w:w="1167" w:type="dxa"/>
+            <w:tcW w:w="1164" w:type="dxa"/>
           </w:tcPr>
           <w:p>
             <w:pPr>
@@ -1488,7 +1488,7 @@
       <w:tr>
         <w:tc>
           <w:tcPr>
-            <w:tcW w:w="3744" w:type="dxa"/>
+            <w:tcW w:w="3734" w:type="dxa"/>
           </w:tcPr>
           <w:p>
             <w:pPr>
@@ -1502,7 +1502,7 @@
         </w:tc>
         <w:tc>
           <w:tcPr>
-            <w:tcW w:w="1501" w:type="dxa"/>
+            <w:tcW w:w="1497" w:type="dxa"/>
           </w:tcPr>
           <w:p>
             <w:pPr>
@@ -1516,7 +1516,7 @@
         </w:tc>
         <w:tc>
           <w:tcPr>
-            <w:tcW w:w="889" w:type="dxa"/>
+            <w:tcW w:w="900" w:type="dxa"/>
           </w:tcPr>
           <w:p>
             <w:pPr>
@@ -1530,7 +1530,7 @@
         </w:tc>
         <w:tc>
           <w:tcPr>
-            <w:tcW w:w="1167" w:type="dxa"/>
+            <w:tcW w:w="1164" w:type="dxa"/>
           </w:tcPr>
           <w:p>
             <w:pPr>
@@ -1544,7 +1544,7 @@
         </w:tc>
         <w:tc>
           <w:tcPr>
-            <w:tcW w:w="889" w:type="dxa"/>
+            <w:tcW w:w="900" w:type="dxa"/>
           </w:tcPr>
           <w:p>
             <w:pPr>
@@ -1558,7 +1558,7 @@
         </w:tc>
         <w:tc>
           <w:tcPr>
-            <w:tcW w:w="1167" w:type="dxa"/>
+            <w:tcW w:w="1164" w:type="dxa"/>
           </w:tcPr>
           <w:p>
             <w:pPr>
@@ -1574,7 +1574,7 @@
       <w:tr>
         <w:tc>
           <w:tcPr>
-            <w:tcW w:w="3744" w:type="dxa"/>
+            <w:tcW w:w="3734" w:type="dxa"/>
           </w:tcPr>
           <w:p>
             <w:pPr>
@@ -1588,7 +1588,7 @@
         </w:tc>
         <w:tc>
           <w:tcPr>
-            <w:tcW w:w="1501" w:type="dxa"/>
+            <w:tcW w:w="1497" w:type="dxa"/>
           </w:tcPr>
           <w:p>
             <w:pPr>
@@ -1602,7 +1602,7 @@
         </w:tc>
         <w:tc>
           <w:tcPr>
-            <w:tcW w:w="889" w:type="dxa"/>
+            <w:tcW w:w="900" w:type="dxa"/>
           </w:tcPr>
           <w:p>
             <w:pPr>
@@ -1616,7 +1616,7 @@
         </w:tc>
         <w:tc>
           <w:tcPr>
-            <w:tcW w:w="1167" w:type="dxa"/>
+            <w:tcW w:w="1164" w:type="dxa"/>
           </w:tcPr>
           <w:p>
             <w:pPr>
@@ -1630,7 +1630,7 @@
         </w:tc>
         <w:tc>
           <w:tcPr>
-            <w:tcW w:w="889" w:type="dxa"/>
+            <w:tcW w:w="900" w:type="dxa"/>
           </w:tcPr>
           <w:p>
             <w:pPr>
@@ -1644,7 +1644,7 @@
         </w:tc>
         <w:tc>
           <w:tcPr>
-            <w:tcW w:w="1167" w:type="dxa"/>
+            <w:tcW w:w="1164" w:type="dxa"/>
           </w:tcPr>
           <w:p>
             <w:pPr>
@@ -1660,7 +1660,7 @@
       <w:tr>
         <w:tc>
           <w:tcPr>
-            <w:tcW w:w="3744" w:type="dxa"/>
+            <w:tcW w:w="3734" w:type="dxa"/>
           </w:tcPr>
           <w:p>
             <w:pPr>
@@ -1674,7 +1674,7 @@
         </w:tc>
         <w:tc>
           <w:tcPr>
-            <w:tcW w:w="1501" w:type="dxa"/>
+            <w:tcW w:w="1497" w:type="dxa"/>
           </w:tcPr>
           <w:p>
             <w:pPr>
@@ -1688,7 +1688,7 @@
         </w:tc>
         <w:tc>
           <w:tcPr>
-            <w:tcW w:w="889" w:type="dxa"/>
+            <w:tcW w:w="900" w:type="dxa"/>
           </w:tcPr>
           <w:p>
             <w:pPr>
@@ -1702,7 +1702,7 @@
         </w:tc>
         <w:tc>
           <w:tcPr>
-            <w:tcW w:w="1167" w:type="dxa"/>
+            <w:tcW w:w="1164" w:type="dxa"/>
           </w:tcPr>
           <w:p>
             <w:pPr>
@@ -1716,7 +1716,7 @@
         </w:tc>
         <w:tc>
           <w:tcPr>
-            <w:tcW w:w="889" w:type="dxa"/>
+            <w:tcW w:w="900" w:type="dxa"/>
           </w:tcPr>
           <w:p>
             <w:pPr>
@@ -1730,7 +1730,7 @@
         </w:tc>
         <w:tc>
           <w:tcPr>
-            <w:tcW w:w="1167" w:type="dxa"/>
+            <w:tcW w:w="1164" w:type="dxa"/>
           </w:tcPr>
           <w:p>
             <w:pPr>
@@ -1761,10 +1761,10 @@
         <w:tblLayout w:type="fixed"/>
       </w:tblPr>
       <w:tblGrid>
-        <w:gridCol w:w="1493"/>
-        <w:gridCol w:w="3703"/>
-        <w:gridCol w:w="1214"/>
-        <w:gridCol w:w="2949"/>
+        <w:gridCol w:w="1495"/>
+        <w:gridCol w:w="3674"/>
+        <w:gridCol w:w="1265"/>
+        <w:gridCol w:w="2925"/>
       </w:tblGrid>
       <w:tr>
         <w:trPr>
@@ -1772,7 +1772,7 @@
         </w:trPr>
         <w:tc>
           <w:tcPr>
-            <w:tcW w:w="1493" w:type="dxa"/>
+            <w:tcW w:w="1495" w:type="dxa"/>
           </w:tcPr>
           <w:p>
             <w:pPr>
@@ -1786,7 +1786,7 @@
         </w:tc>
         <w:tc>
           <w:tcPr>
-            <w:tcW w:w="3703" w:type="dxa"/>
+            <w:tcW w:w="3674" w:type="dxa"/>
           </w:tcPr>
           <w:p>
             <w:pPr>
@@ -1800,7 +1800,7 @@
         </w:tc>
         <w:tc>
           <w:tcPr>
-            <w:tcW w:w="1214" w:type="dxa"/>
+            <w:tcW w:w="1265" w:type="dxa"/>
           </w:tcPr>
           <w:p>
             <w:pPr>
@@ -1814,7 +1814,7 @@
         </w:tc>
         <w:tc>
           <w:tcPr>
-            <w:tcW w:w="2949" w:type="dxa"/>
+            <w:tcW w:w="2925" w:type="dxa"/>
           </w:tcPr>
           <w:p>
             <w:pPr>
@@ -1830,7 +1830,7 @@
       <w:tr>
         <w:tc>
           <w:tcPr>
-            <w:tcW w:w="1493" w:type="dxa"/>
+            <w:tcW w:w="1495" w:type="dxa"/>
           </w:tcPr>
           <w:p>
             <w:pPr>
@@ -1844,7 +1844,7 @@
         </w:tc>
         <w:tc>
           <w:tcPr>
-            <w:tcW w:w="3703" w:type="dxa"/>
+            <w:tcW w:w="3674" w:type="dxa"/>
           </w:tcPr>
           <w:p>
             <w:pPr>
@@ -1858,7 +1858,7 @@
         </w:tc>
         <w:tc>
           <w:tcPr>
-            <w:tcW w:w="1214" w:type="dxa"/>
+            <w:tcW w:w="1265" w:type="dxa"/>
           </w:tcPr>
           <w:p>
             <w:pPr>
@@ -1872,7 +1872,7 @@
         </w:tc>
         <w:tc>
           <w:tcPr>
-            <w:tcW w:w="2949" w:type="dxa"/>
+            <w:tcW w:w="2925" w:type="dxa"/>
           </w:tcPr>
           <w:p>
             <w:pPr>
@@ -1940,10 +1940,10 @@
         <w:tblLayout w:type="fixed"/>
       </w:tblPr>
       <w:tblGrid>
-        <w:gridCol w:w="861"/>
-        <w:gridCol w:w="2691"/>
-        <w:gridCol w:w="2951"/>
-        <w:gridCol w:w="2854"/>
+        <w:gridCol w:w="900"/>
+        <w:gridCol w:w="2679"/>
+        <w:gridCol w:w="2938"/>
+        <w:gridCol w:w="2841"/>
       </w:tblGrid>
       <w:tr>
         <w:trPr>
@@ -1951,7 +1951,7 @@
         </w:trPr>
         <w:tc>
           <w:tcPr>
-            <w:tcW w:w="861" w:type="dxa"/>
+            <w:tcW w:w="900" w:type="dxa"/>
           </w:tcPr>
           <w:p>
             <w:pPr>
@@ -1965,7 +1965,7 @@
         </w:tc>
         <w:tc>
           <w:tcPr>
-            <w:tcW w:w="2691" w:type="dxa"/>
+            <w:tcW w:w="2679" w:type="dxa"/>
           </w:tcPr>
           <w:p>
             <w:pPr>
@@ -1979,7 +1979,7 @@
         </w:tc>
         <w:tc>
           <w:tcPr>
-            <w:tcW w:w="2951" w:type="dxa"/>
+            <w:tcW w:w="2938" w:type="dxa"/>
           </w:tcPr>
           <w:p>
             <w:pPr>
@@ -1993,7 +1993,7 @@
         </w:tc>
         <w:tc>
           <w:tcPr>
-            <w:tcW w:w="2854" w:type="dxa"/>
+            <w:tcW w:w="2841" w:type="dxa"/>
           </w:tcPr>
           <w:p>
             <w:pPr>
@@ -2009,7 +2009,7 @@
       <w:tr>
         <w:tc>
           <w:tcPr>
-            <w:tcW w:w="861" w:type="dxa"/>
+            <w:tcW w:w="900" w:type="dxa"/>
           </w:tcPr>
           <w:p>
             <w:pPr>
@@ -2023,7 +2023,7 @@
         </w:tc>
         <w:tc>
           <w:tcPr>
-            <w:tcW w:w="2691" w:type="dxa"/>
+            <w:tcW w:w="2679" w:type="dxa"/>
           </w:tcPr>
           <w:p>
             <w:pPr>
@@ -2037,7 +2037,7 @@
         </w:tc>
         <w:tc>
           <w:tcPr>
-            <w:tcW w:w="2951" w:type="dxa"/>
+            <w:tcW w:w="2938" w:type="dxa"/>
           </w:tcPr>
           <w:p>
             <w:pPr>
@@ -2051,7 +2051,7 @@
         </w:tc>
         <w:tc>
           <w:tcPr>
-            <w:tcW w:w="2854" w:type="dxa"/>
+            <w:tcW w:w="2841" w:type="dxa"/>
           </w:tcPr>
           <w:p>
             <w:pPr>
@@ -2084,11 +2084,11 @@
         <w:tblLayout w:type="fixed"/>
       </w:tblPr>
       <w:tblGrid>
-        <w:gridCol w:w="851"/>
-        <w:gridCol w:w="2650"/>
-        <w:gridCol w:w="1480"/>
-        <w:gridCol w:w="1666"/>
-        <w:gridCol w:w="2710"/>
+        <w:gridCol w:w="900"/>
+        <w:gridCol w:w="2635"/>
+        <w:gridCol w:w="1472"/>
+        <w:gridCol w:w="1656"/>
+        <w:gridCol w:w="2695"/>
       </w:tblGrid>
       <w:tr>
         <w:trPr>
@@ -2096,7 +2096,7 @@
         </w:trPr>
         <w:tc>
           <w:tcPr>
-            <w:tcW w:w="851" w:type="dxa"/>
+            <w:tcW w:w="900" w:type="dxa"/>
           </w:tcPr>
           <w:p>
             <w:pPr>
@@ -2110,7 +2110,7 @@
         </w:tc>
         <w:tc>
           <w:tcPr>
-            <w:tcW w:w="2650" w:type="dxa"/>
+            <w:tcW w:w="2635" w:type="dxa"/>
           </w:tcPr>
           <w:p>
             <w:pPr>
@@ -2124,7 +2124,7 @@
         </w:tc>
         <w:tc>
           <w:tcPr>
-            <w:tcW w:w="1480" w:type="dxa"/>
+            <w:tcW w:w="1472" w:type="dxa"/>
           </w:tcPr>
           <w:p>
             <w:pPr>
@@ -2138,7 +2138,7 @@
         </w:tc>
         <w:tc>
           <w:tcPr>
-            <w:tcW w:w="1666" w:type="dxa"/>
+            <w:tcW w:w="1656" w:type="dxa"/>
           </w:tcPr>
           <w:p>
             <w:pPr>
@@ -2152,7 +2152,7 @@
         </w:tc>
         <w:tc>
           <w:tcPr>
-            <w:tcW w:w="2710" w:type="dxa"/>
+            <w:tcW w:w="2695" w:type="dxa"/>
           </w:tcPr>
           <w:p>
             <w:pPr>
@@ -2168,7 +2168,7 @@
       <w:tr>
         <w:tc>
           <w:tcPr>
-            <w:tcW w:w="851" w:type="dxa"/>
+            <w:tcW w:w="900" w:type="dxa"/>
           </w:tcPr>
           <w:p>
             <w:pPr>
@@ -2182,7 +2182,7 @@
         </w:tc>
         <w:tc>
           <w:tcPr>
-            <w:tcW w:w="2650" w:type="dxa"/>
+            <w:tcW w:w="2635" w:type="dxa"/>
           </w:tcPr>
           <w:p>
             <w:pPr>
@@ -2196,7 +2196,7 @@
         </w:tc>
         <w:tc>
           <w:tcPr>
-            <w:tcW w:w="1480" w:type="dxa"/>
+            <w:tcW w:w="1472" w:type="dxa"/>
           </w:tcPr>
           <w:p>
             <w:pPr>
@@ -2210,7 +2210,7 @@
         </w:tc>
         <w:tc>
           <w:tcPr>
-            <w:tcW w:w="1666" w:type="dxa"/>
+            <w:tcW w:w="1656" w:type="dxa"/>
           </w:tcPr>
           <w:p>
             <w:pPr>
@@ -2224,7 +2224,7 @@
         </w:tc>
         <w:tc>
           <w:tcPr>
-            <w:tcW w:w="2710" w:type="dxa"/>
+            <w:tcW w:w="2695" w:type="dxa"/>
           </w:tcPr>
           <w:p>
             <w:pPr>
@@ -2240,7 +2240,7 @@
       <w:tr>
         <w:tc>
           <w:tcPr>
-            <w:tcW w:w="851" w:type="dxa"/>
+            <w:tcW w:w="900" w:type="dxa"/>
           </w:tcPr>
           <w:p>
             <w:pPr>
@@ -2254,7 +2254,7 @@
         </w:tc>
         <w:tc>
           <w:tcPr>
-            <w:tcW w:w="2650" w:type="dxa"/>
+            <w:tcW w:w="2635" w:type="dxa"/>
           </w:tcPr>
           <w:p>
             <w:pPr>
@@ -2268,7 +2268,7 @@
         </w:tc>
         <w:tc>
           <w:tcPr>
-            <w:tcW w:w="1480" w:type="dxa"/>
+            <w:tcW w:w="1472" w:type="dxa"/>
           </w:tcPr>
           <w:p>
             <w:pPr>
@@ -2282,7 +2282,7 @@
         </w:tc>
         <w:tc>
           <w:tcPr>
-            <w:tcW w:w="1666" w:type="dxa"/>
+            <w:tcW w:w="1656" w:type="dxa"/>
           </w:tcPr>
           <w:p>
             <w:pPr>
@@ -2296,7 +2296,7 @@
         </w:tc>
         <w:tc>
           <w:tcPr>
-            <w:tcW w:w="2710" w:type="dxa"/>
+            <w:tcW w:w="2695" w:type="dxa"/>
           </w:tcPr>
           <w:p>
             <w:pPr>
@@ -2329,10 +2329,10 @@
         <w:tblLayout w:type="fixed"/>
       </w:tblPr>
       <w:tblGrid>
-        <w:gridCol w:w="852"/>
-        <w:gridCol w:w="1042"/>
-        <w:gridCol w:w="4144"/>
-        <w:gridCol w:w="3320"/>
+        <w:gridCol w:w="900"/>
+        <w:gridCol w:w="1840"/>
+        <w:gridCol w:w="3675"/>
+        <w:gridCol w:w="2944"/>
       </w:tblGrid>
       <w:tr>
         <w:trPr>
@@ -2340,7 +2340,7 @@
         </w:trPr>
         <w:tc>
           <w:tcPr>
-            <w:tcW w:w="852" w:type="dxa"/>
+            <w:tcW w:w="900" w:type="dxa"/>
           </w:tcPr>
           <w:p>
             <w:pPr>
@@ -2354,7 +2354,7 @@
         </w:tc>
         <w:tc>
           <w:tcPr>
-            <w:tcW w:w="1042" w:type="dxa"/>
+            <w:tcW w:w="1840" w:type="dxa"/>
           </w:tcPr>
           <w:p>
             <w:pPr>
@@ -2368,7 +2368,7 @@
         </w:tc>
         <w:tc>
           <w:tcPr>
-            <w:tcW w:w="4144" w:type="dxa"/>
+            <w:tcW w:w="3675" w:type="dxa"/>
           </w:tcPr>
           <w:p>
             <w:pPr>
@@ -2382,7 +2382,7 @@
         </w:tc>
         <w:tc>
           <w:tcPr>
-            <w:tcW w:w="3320" w:type="dxa"/>
+            <w:tcW w:w="2944" w:type="dxa"/>
           </w:tcPr>
           <w:p>
             <w:pPr>
@@ -2398,7 +2398,7 @@
       <w:tr>
         <w:tc>
           <w:tcPr>
-            <w:tcW w:w="852" w:type="dxa"/>
+            <w:tcW w:w="900" w:type="dxa"/>
           </w:tcPr>
           <w:p>
             <w:pPr>
@@ -2412,7 +2412,7 @@
         </w:tc>
         <w:tc>
           <w:tcPr>
-            <w:tcW w:w="1042" w:type="dxa"/>
+            <w:tcW w:w="1840" w:type="dxa"/>
           </w:tcPr>
           <w:p>
             <w:pPr>
@@ -2426,7 +2426,7 @@
         </w:tc>
         <w:tc>
           <w:tcPr>
-            <w:tcW w:w="4144" w:type="dxa"/>
+            <w:tcW w:w="3675" w:type="dxa"/>
           </w:tcPr>
           <w:p>
             <w:pPr>
@@ -2440,7 +2440,7 @@
         </w:tc>
         <w:tc>
           <w:tcPr>
-            <w:tcW w:w="3320" w:type="dxa"/>
+            <w:tcW w:w="2944" w:type="dxa"/>
           </w:tcPr>
           <w:p>
             <w:pPr>
@@ -2456,7 +2456,7 @@
       <w:tr>
         <w:tc>
           <w:tcPr>
-            <w:tcW w:w="852" w:type="dxa"/>
+            <w:tcW w:w="900" w:type="dxa"/>
           </w:tcPr>
           <w:p>
             <w:pPr>
@@ -2470,7 +2470,7 @@
         </w:tc>
         <w:tc>
           <w:tcPr>
-            <w:tcW w:w="1042" w:type="dxa"/>
+            <w:tcW w:w="1840" w:type="dxa"/>
           </w:tcPr>
           <w:p>
             <w:pPr>
@@ -2484,7 +2484,7 @@
         </w:tc>
         <w:tc>
           <w:tcPr>
-            <w:tcW w:w="4144" w:type="dxa"/>
+            <w:tcW w:w="3675" w:type="dxa"/>
           </w:tcPr>
           <w:p>
             <w:pPr>
@@ -2498,7 +2498,7 @@
         </w:tc>
         <w:tc>
           <w:tcPr>
-            <w:tcW w:w="3320" w:type="dxa"/>
+            <w:tcW w:w="2944" w:type="dxa"/>
           </w:tcPr>
           <w:p>
             <w:pPr>
@@ -2514,7 +2514,7 @@
       <w:tr>
         <w:tc>
           <w:tcPr>
-            <w:tcW w:w="852" w:type="dxa"/>
+            <w:tcW w:w="900" w:type="dxa"/>
           </w:tcPr>
           <w:p>
             <w:pPr>
@@ -2528,7 +2528,7 @@
         </w:tc>
         <w:tc>
           <w:tcPr>
-            <w:tcW w:w="1042" w:type="dxa"/>
+            <w:tcW w:w="1840" w:type="dxa"/>
           </w:tcPr>
           <w:p>
             <w:pPr>
@@ -2542,7 +2542,7 @@
         </w:tc>
         <w:tc>
           <w:tcPr>
-            <w:tcW w:w="4144" w:type="dxa"/>
+            <w:tcW w:w="3675" w:type="dxa"/>
           </w:tcPr>
           <w:p>
             <w:pPr>
@@ -2556,7 +2556,7 @@
         </w:tc>
         <w:tc>
           <w:tcPr>
-            <w:tcW w:w="3320" w:type="dxa"/>
+            <w:tcW w:w="2944" w:type="dxa"/>
           </w:tcPr>
           <w:p>
             <w:pPr>
@@ -2572,7 +2572,7 @@
       <w:tr>
         <w:tc>
           <w:tcPr>
-            <w:tcW w:w="852" w:type="dxa"/>
+            <w:tcW w:w="900" w:type="dxa"/>
           </w:tcPr>
           <w:p>
             <w:pPr>
@@ -2586,7 +2586,7 @@
         </w:tc>
         <w:tc>
           <w:tcPr>
-            <w:tcW w:w="1042" w:type="dxa"/>
+            <w:tcW w:w="1840" w:type="dxa"/>
           </w:tcPr>
           <w:p>
             <w:pPr>
@@ -2600,7 +2600,7 @@
         </w:tc>
         <w:tc>
           <w:tcPr>
-            <w:tcW w:w="4144" w:type="dxa"/>
+            <w:tcW w:w="3675" w:type="dxa"/>
           </w:tcPr>
           <w:p>
             <w:pPr>
@@ -2614,7 +2614,7 @@
         </w:tc>
         <w:tc>
           <w:tcPr>
-            <w:tcW w:w="3320" w:type="dxa"/>
+            <w:tcW w:w="2944" w:type="dxa"/>
           </w:tcPr>
           <w:p>
             <w:pPr>
@@ -2630,7 +2630,7 @@
       <w:tr>
         <w:tc>
           <w:tcPr>
-            <w:tcW w:w="852" w:type="dxa"/>
+            <w:tcW w:w="900" w:type="dxa"/>
           </w:tcPr>
           <w:p>
             <w:pPr>
@@ -2644,7 +2644,7 @@
         </w:tc>
         <w:tc>
           <w:tcPr>
-            <w:tcW w:w="1042" w:type="dxa"/>
+            <w:tcW w:w="1840" w:type="dxa"/>
           </w:tcPr>
           <w:p>
             <w:pPr>
@@ -2658,7 +2658,7 @@
         </w:tc>
         <w:tc>
           <w:tcPr>
-            <w:tcW w:w="4144" w:type="dxa"/>
+            <w:tcW w:w="3675" w:type="dxa"/>
           </w:tcPr>
           <w:p>
             <w:pPr>
@@ -2672,7 +2672,7 @@
         </w:tc>
         <w:tc>
           <w:tcPr>
-            <w:tcW w:w="3320" w:type="dxa"/>
+            <w:tcW w:w="2944" w:type="dxa"/>
           </w:tcPr>
           <w:p>
             <w:pPr>
@@ -2688,7 +2688,7 @@
       <w:tr>
         <w:tc>
           <w:tcPr>
-            <w:tcW w:w="852" w:type="dxa"/>
+            <w:tcW w:w="900" w:type="dxa"/>
           </w:tcPr>
           <w:p>
             <w:pPr>
@@ -2702,7 +2702,7 @@
         </w:tc>
         <w:tc>
           <w:tcPr>
-            <w:tcW w:w="1042" w:type="dxa"/>
+            <w:tcW w:w="1840" w:type="dxa"/>
           </w:tcPr>
           <w:p>
             <w:pPr>
@@ -2716,7 +2716,7 @@
         </w:tc>
         <w:tc>
           <w:tcPr>
-            <w:tcW w:w="4144" w:type="dxa"/>
+            <w:tcW w:w="3675" w:type="dxa"/>
           </w:tcPr>
           <w:p>
             <w:pPr>
@@ -2730,7 +2730,7 @@
         </w:tc>
         <w:tc>
           <w:tcPr>
-            <w:tcW w:w="3320" w:type="dxa"/>
+            <w:tcW w:w="2944" w:type="dxa"/>
           </w:tcPr>
           <w:p>
             <w:pPr>
@@ -2763,11 +2763,11 @@
         <w:tblLayout w:type="fixed"/>
       </w:tblPr>
       <w:tblGrid>
-        <w:gridCol w:w="1492"/>
-        <w:gridCol w:w="3897"/>
-        <w:gridCol w:w="892"/>
-        <w:gridCol w:w="1724"/>
-        <w:gridCol w:w="1352"/>
+        <w:gridCol w:w="1487"/>
+        <w:gridCol w:w="3885"/>
+        <w:gridCol w:w="920"/>
+        <w:gridCol w:w="1718"/>
+        <w:gridCol w:w="1348"/>
       </w:tblGrid>
       <w:tr>
         <w:trPr>
@@ -2775,7 +2775,7 @@
         </w:trPr>
         <w:tc>
           <w:tcPr>
-            <w:tcW w:w="1492" w:type="dxa"/>
+            <w:tcW w:w="1487" w:type="dxa"/>
           </w:tcPr>
           <w:p>
             <w:pPr>
@@ -2789,7 +2789,7 @@
         </w:tc>
         <w:tc>
           <w:tcPr>
-            <w:tcW w:w="3897" w:type="dxa"/>
+            <w:tcW w:w="3885" w:type="dxa"/>
           </w:tcPr>
           <w:p>
             <w:pPr>
@@ -2803,7 +2803,7 @@
         </w:tc>
         <w:tc>
           <w:tcPr>
-            <w:tcW w:w="892" w:type="dxa"/>
+            <w:tcW w:w="920" w:type="dxa"/>
           </w:tcPr>
           <w:p>
             <w:pPr>
@@ -2817,7 +2817,7 @@
         </w:tc>
         <w:tc>
           <w:tcPr>
-            <w:tcW w:w="1724" w:type="dxa"/>
+            <w:tcW w:w="1718" w:type="dxa"/>
           </w:tcPr>
           <w:p>
             <w:pPr>
@@ -2831,7 +2831,7 @@
         </w:tc>
         <w:tc>
           <w:tcPr>
-            <w:tcW w:w="1352" w:type="dxa"/>
+            <w:tcW w:w="1348" w:type="dxa"/>
           </w:tcPr>
           <w:p>
             <w:pPr>
@@ -2847,7 +2847,7 @@
       <w:tr>
         <w:tc>
           <w:tcPr>
-            <w:tcW w:w="1492" w:type="dxa"/>
+            <w:tcW w:w="1487" w:type="dxa"/>
           </w:tcPr>
           <w:p>
             <w:pPr>
@@ -2861,7 +2861,7 @@
         </w:tc>
         <w:tc>
           <w:tcPr>
-            <w:tcW w:w="3897" w:type="dxa"/>
+            <w:tcW w:w="3885" w:type="dxa"/>
           </w:tcPr>
           <w:p>
             <w:pPr>
@@ -2875,7 +2875,7 @@
         </w:tc>
         <w:tc>
           <w:tcPr>
-            <w:tcW w:w="892" w:type="dxa"/>
+            <w:tcW w:w="920" w:type="dxa"/>
           </w:tcPr>
           <w:p>
             <w:pPr>
@@ -2889,7 +2889,7 @@
         </w:tc>
         <w:tc>
           <w:tcPr>
-            <w:tcW w:w="1724" w:type="dxa"/>
+            <w:tcW w:w="1718" w:type="dxa"/>
           </w:tcPr>
           <w:p>
             <w:pPr>
@@ -2903,7 +2903,7 @@
         </w:tc>
         <w:tc>
           <w:tcPr>
-            <w:tcW w:w="1352" w:type="dxa"/>
+            <w:tcW w:w="1348" w:type="dxa"/>
           </w:tcPr>
           <w:p>
             <w:pPr>
@@ -2953,10 +2953,10 @@
         <w:tblLayout w:type="fixed"/>
       </w:tblPr>
       <w:tblGrid>
-        <w:gridCol w:w="861"/>
-        <w:gridCol w:w="4595"/>
-        <w:gridCol w:w="1688"/>
-        <w:gridCol w:w="2214"/>
+        <w:gridCol w:w="900"/>
+        <w:gridCol w:w="4574"/>
+        <w:gridCol w:w="1681"/>
+        <w:gridCol w:w="2204"/>
       </w:tblGrid>
       <w:tr>
         <w:trPr>
@@ -2964,7 +2964,7 @@
         </w:trPr>
         <w:tc>
           <w:tcPr>
-            <w:tcW w:w="861" w:type="dxa"/>
+            <w:tcW w:w="900" w:type="dxa"/>
           </w:tcPr>
           <w:p>
             <w:pPr>
@@ -2978,7 +2978,7 @@
         </w:tc>
         <w:tc>
           <w:tcPr>
-            <w:tcW w:w="4595" w:type="dxa"/>
+            <w:tcW w:w="4574" w:type="dxa"/>
           </w:tcPr>
           <w:p>
             <w:pPr>
@@ -2992,7 +2992,7 @@
         </w:tc>
         <w:tc>
           <w:tcPr>
-            <w:tcW w:w="1688" w:type="dxa"/>
+            <w:tcW w:w="1681" w:type="dxa"/>
           </w:tcPr>
           <w:p>
             <w:pPr>
@@ -3006,7 +3006,7 @@
         </w:tc>
         <w:tc>
           <w:tcPr>
-            <w:tcW w:w="2214" w:type="dxa"/>
+            <w:tcW w:w="2204" w:type="dxa"/>
           </w:tcPr>
           <w:p>
             <w:pPr>
@@ -3022,7 +3022,7 @@
       <w:tr>
         <w:tc>
           <w:tcPr>
-            <w:tcW w:w="861" w:type="dxa"/>
+            <w:tcW w:w="900" w:type="dxa"/>
           </w:tcPr>
           <w:p>
             <w:pPr>
@@ -3036,7 +3036,7 @@
         </w:tc>
         <w:tc>
           <w:tcPr>
-            <w:tcW w:w="4595" w:type="dxa"/>
+            <w:tcW w:w="4574" w:type="dxa"/>
           </w:tcPr>
           <w:p>
             <w:pPr>
@@ -3050,7 +3050,7 @@
         </w:tc>
         <w:tc>
           <w:tcPr>
-            <w:tcW w:w="1688" w:type="dxa"/>
+            <w:tcW w:w="1681" w:type="dxa"/>
           </w:tcPr>
           <w:p>
             <w:pPr>
@@ -3064,7 +3064,7 @@
         </w:tc>
         <w:tc>
           <w:tcPr>
-            <w:tcW w:w="2214" w:type="dxa"/>
+            <w:tcW w:w="2204" w:type="dxa"/>
           </w:tcPr>
           <w:p>
             <w:pPr>
@@ -3097,12 +3097,12 @@
         <w:tblLayout w:type="fixed"/>
       </w:tblPr>
       <w:tblGrid>
-        <w:gridCol w:w="869"/>
-        <w:gridCol w:w="2299"/>
-        <w:gridCol w:w="2152"/>
-        <w:gridCol w:w="1749"/>
-        <w:gridCol w:w="1419"/>
-        <w:gridCol w:w="869"/>
+        <w:gridCol w:w="900"/>
+        <w:gridCol w:w="2275"/>
+        <w:gridCol w:w="2129"/>
+        <w:gridCol w:w="1731"/>
+        <w:gridCol w:w="1404"/>
+        <w:gridCol w:w="920"/>
       </w:tblGrid>
       <w:tr>
         <w:trPr>
@@ -3110,7 +3110,7 @@
         </w:trPr>
         <w:tc>
           <w:tcPr>
-            <w:tcW w:w="869" w:type="dxa"/>
+            <w:tcW w:w="900" w:type="dxa"/>
           </w:tcPr>
           <w:p>
             <w:pPr>
@@ -3124,7 +3124,7 @@
         </w:tc>
         <w:tc>
           <w:tcPr>
-            <w:tcW w:w="2299" w:type="dxa"/>
+            <w:tcW w:w="2275" w:type="dxa"/>
           </w:tcPr>
           <w:p>
             <w:pPr>
@@ -3138,7 +3138,7 @@
         </w:tc>
         <w:tc>
           <w:tcPr>
-            <w:tcW w:w="2152" w:type="dxa"/>
+            <w:tcW w:w="2129" w:type="dxa"/>
           </w:tcPr>
           <w:p>
             <w:pPr>
@@ -3152,7 +3152,7 @@
         </w:tc>
         <w:tc>
           <w:tcPr>
-            <w:tcW w:w="1749" w:type="dxa"/>
+            <w:tcW w:w="1731" w:type="dxa"/>
           </w:tcPr>
           <w:p>
             <w:pPr>
@@ -3166,7 +3166,7 @@
         </w:tc>
         <w:tc>
           <w:tcPr>
-            <w:tcW w:w="1419" w:type="dxa"/>
+            <w:tcW w:w="1404" w:type="dxa"/>
           </w:tcPr>
           <w:p>
             <w:pPr>
@@ -3180,7 +3180,7 @@
         </w:tc>
         <w:tc>
           <w:tcPr>
-            <w:tcW w:w="869" w:type="dxa"/>
+            <w:tcW w:w="920" w:type="dxa"/>
           </w:tcPr>
           <w:p>
             <w:pPr>
@@ -3196,7 +3196,7 @@
       <w:tr>
         <w:tc>
           <w:tcPr>
-            <w:tcW w:w="869" w:type="dxa"/>
+            <w:tcW w:w="900" w:type="dxa"/>
           </w:tcPr>
           <w:p>
             <w:pPr>
@@ -3210,7 +3210,7 @@
         </w:tc>
         <w:tc>
           <w:tcPr>
-            <w:tcW w:w="2299" w:type="dxa"/>
+            <w:tcW w:w="2275" w:type="dxa"/>
           </w:tcPr>
           <w:p>
             <w:pPr>
@@ -3224,7 +3224,7 @@
         </w:tc>
         <w:tc>
           <w:tcPr>
-            <w:tcW w:w="2152" w:type="dxa"/>
+            <w:tcW w:w="2129" w:type="dxa"/>
           </w:tcPr>
           <w:p>
             <w:pPr>
@@ -3238,7 +3238,7 @@
         </w:tc>
         <w:tc>
           <w:tcPr>
-            <w:tcW w:w="1749" w:type="dxa"/>
+            <w:tcW w:w="1731" w:type="dxa"/>
           </w:tcPr>
           <w:p>
             <w:pPr>
@@ -3252,7 +3252,7 @@
         </w:tc>
         <w:tc>
           <w:tcPr>
-            <w:tcW w:w="1419" w:type="dxa"/>
+            <w:tcW w:w="1404" w:type="dxa"/>
           </w:tcPr>
           <w:p>
             <w:pPr>
@@ -3266,7 +3266,7 @@
         </w:tc>
         <w:tc>
           <w:tcPr>
-            <w:tcW w:w="869" w:type="dxa"/>
+            <w:tcW w:w="920" w:type="dxa"/>
           </w:tcPr>
           <w:p>
             <w:pPr>
@@ -3299,12 +3299,12 @@
         <w:tblLayout w:type="fixed"/>
       </w:tblPr>
       <w:tblGrid>
-        <w:gridCol w:w="868"/>
-        <w:gridCol w:w="1350"/>
-        <w:gridCol w:w="1010"/>
-        <w:gridCol w:w="1010"/>
-        <w:gridCol w:w="1887"/>
-        <w:gridCol w:w="3233"/>
+        <w:gridCol w:w="900"/>
+        <w:gridCol w:w="1380"/>
+        <w:gridCol w:w="1001"/>
+        <w:gridCol w:w="1001"/>
+        <w:gridCol w:w="1871"/>
+        <w:gridCol w:w="3205"/>
       </w:tblGrid>
       <w:tr>
         <w:trPr>
@@ -3312,7 +3312,7 @@
         </w:trPr>
         <w:tc>
           <w:tcPr>
-            <w:tcW w:w="868" w:type="dxa"/>
+            <w:tcW w:w="900" w:type="dxa"/>
           </w:tcPr>
           <w:p>
             <w:pPr>
@@ -3326,7 +3326,7 @@
         </w:tc>
         <w:tc>
           <w:tcPr>
-            <w:tcW w:w="1350" w:type="dxa"/>
+            <w:tcW w:w="1380" w:type="dxa"/>
           </w:tcPr>
           <w:p>
             <w:pPr>
@@ -3340,7 +3340,7 @@
         </w:tc>
         <w:tc>
           <w:tcPr>
-            <w:tcW w:w="1010" w:type="dxa"/>
+            <w:tcW w:w="1001" w:type="dxa"/>
           </w:tcPr>
           <w:p>
             <w:pPr>
@@ -3354,7 +3354,7 @@
         </w:tc>
         <w:tc>
           <w:tcPr>
-            <w:tcW w:w="1010" w:type="dxa"/>
+            <w:tcW w:w="1001" w:type="dxa"/>
           </w:tcPr>
           <w:p>
             <w:pPr>
@@ -3368,7 +3368,7 @@
         </w:tc>
         <w:tc>
           <w:tcPr>
-            <w:tcW w:w="1887" w:type="dxa"/>
+            <w:tcW w:w="1871" w:type="dxa"/>
           </w:tcPr>
           <w:p>
             <w:pPr>
@@ -3382,7 +3382,7 @@
         </w:tc>
         <w:tc>
           <w:tcPr>
-            <w:tcW w:w="3233" w:type="dxa"/>
+            <w:tcW w:w="3205" w:type="dxa"/>
           </w:tcPr>
           <w:p>
             <w:pPr>
@@ -3398,7 +3398,7 @@
       <w:tr>
         <w:tc>
           <w:tcPr>
-            <w:tcW w:w="868" w:type="dxa"/>
+            <w:tcW w:w="900" w:type="dxa"/>
           </w:tcPr>
           <w:p>
             <w:pPr>
@@ -3412,7 +3412,7 @@
         </w:tc>
         <w:tc>
           <w:tcPr>
-            <w:tcW w:w="1350" w:type="dxa"/>
+            <w:tcW w:w="1380" w:type="dxa"/>
           </w:tcPr>
           <w:p>
             <w:pPr>
@@ -3426,7 +3426,7 @@
         </w:tc>
         <w:tc>
           <w:tcPr>
-            <w:tcW w:w="1010" w:type="dxa"/>
+            <w:tcW w:w="1001" w:type="dxa"/>
           </w:tcPr>
           <w:p>
             <w:pPr>
@@ -3440,7 +3440,7 @@
         </w:tc>
         <w:tc>
           <w:tcPr>
-            <w:tcW w:w="1010" w:type="dxa"/>
+            <w:tcW w:w="1001" w:type="dxa"/>
           </w:tcPr>
           <w:p>
             <w:pPr>
@@ -3454,7 +3454,7 @@
         </w:tc>
         <w:tc>
           <w:tcPr>
-            <w:tcW w:w="1887" w:type="dxa"/>
+            <w:tcW w:w="1871" w:type="dxa"/>
           </w:tcPr>
           <w:p>
             <w:pPr>
@@ -3468,7 +3468,7 @@
         </w:tc>
         <w:tc>
           <w:tcPr>
-            <w:tcW w:w="3233" w:type="dxa"/>
+            <w:tcW w:w="3205" w:type="dxa"/>
           </w:tcPr>
           <w:p>
             <w:pPr>
@@ -3674,11 +3674,11 @@
         <w:tblLayout w:type="fixed"/>
       </w:tblPr>
       <w:tblGrid>
-        <w:gridCol w:w="2461"/>
-        <w:gridCol w:w="841"/>
-        <w:gridCol w:w="3654"/>
-        <w:gridCol w:w="841"/>
-        <w:gridCol w:w="1560"/>
+        <w:gridCol w:w="2424"/>
+        <w:gridCol w:w="900"/>
+        <w:gridCol w:w="3598"/>
+        <w:gridCol w:w="900"/>
+        <w:gridCol w:w="1537"/>
       </w:tblGrid>
       <w:tr>
         <w:trPr>
@@ -3686,7 +3686,7 @@
         </w:trPr>
         <w:tc>
           <w:tcPr>
-            <w:tcW w:w="2461" w:type="dxa"/>
+            <w:tcW w:w="2424" w:type="dxa"/>
           </w:tcPr>
           <w:p>
             <w:pPr>
@@ -3700,7 +3700,7 @@
         </w:tc>
         <w:tc>
           <w:tcPr>
-            <w:tcW w:w="841" w:type="dxa"/>
+            <w:tcW w:w="900" w:type="dxa"/>
           </w:tcPr>
           <w:p>
             <w:pPr>
@@ -3714,7 +3714,7 @@
         </w:tc>
         <w:tc>
           <w:tcPr>
-            <w:tcW w:w="3654" w:type="dxa"/>
+            <w:tcW w:w="3598" w:type="dxa"/>
           </w:tcPr>
           <w:p>
             <w:pPr>
@@ -3728,7 +3728,7 @@
         </w:tc>
         <w:tc>
           <w:tcPr>
-            <w:tcW w:w="841" w:type="dxa"/>
+            <w:tcW w:w="900" w:type="dxa"/>
           </w:tcPr>
           <w:p>
             <w:pPr>
@@ -3742,7 +3742,7 @@
         </w:tc>
         <w:tc>
           <w:tcPr>
-            <w:tcW w:w="1560" w:type="dxa"/>
+            <w:tcW w:w="1537" w:type="dxa"/>
           </w:tcPr>
           <w:p>
             <w:pPr>
@@ -3758,7 +3758,7 @@
       <w:tr>
         <w:tc>
           <w:tcPr>
-            <w:tcW w:w="2461" w:type="dxa"/>
+            <w:tcW w:w="2424" w:type="dxa"/>
           </w:tcPr>
           <w:p>
             <w:pPr>
@@ -3772,7 +3772,7 @@
         </w:tc>
         <w:tc>
           <w:tcPr>
-            <w:tcW w:w="841" w:type="dxa"/>
+            <w:tcW w:w="900" w:type="dxa"/>
           </w:tcPr>
           <w:p>
             <w:pPr>
@@ -3786,7 +3786,7 @@
         </w:tc>
         <w:tc>
           <w:tcPr>
-            <w:tcW w:w="3654" w:type="dxa"/>
+            <w:tcW w:w="3598" w:type="dxa"/>
           </w:tcPr>
           <w:p>
             <w:pPr>
@@ -3800,7 +3800,7 @@
         </w:tc>
         <w:tc>
           <w:tcPr>
-            <w:tcW w:w="841" w:type="dxa"/>
+            <w:tcW w:w="900" w:type="dxa"/>
           </w:tcPr>
           <w:p>
             <w:pPr>
@@ -3814,7 +3814,7 @@
         </w:tc>
         <w:tc>
           <w:tcPr>
-            <w:tcW w:w="1560" w:type="dxa"/>
+            <w:tcW w:w="1537" w:type="dxa"/>
           </w:tcPr>
           <w:p>
             <w:pPr>
@@ -3830,7 +3830,7 @@
       <w:tr>
         <w:tc>
           <w:tcPr>
-            <w:tcW w:w="2461" w:type="dxa"/>
+            <w:tcW w:w="2424" w:type="dxa"/>
           </w:tcPr>
           <w:p>
             <w:pPr>
@@ -3844,7 +3844,7 @@
         </w:tc>
         <w:tc>
           <w:tcPr>
-            <w:tcW w:w="841" w:type="dxa"/>
+            <w:tcW w:w="900" w:type="dxa"/>
           </w:tcPr>
           <w:p>
             <w:pPr>
@@ -3858,7 +3858,7 @@
         </w:tc>
         <w:tc>
           <w:tcPr>
-            <w:tcW w:w="3654" w:type="dxa"/>
+            <w:tcW w:w="3598" w:type="dxa"/>
           </w:tcPr>
           <w:p>
             <w:pPr>
@@ -3872,7 +3872,7 @@
         </w:tc>
         <w:tc>
           <w:tcPr>
-            <w:tcW w:w="841" w:type="dxa"/>
+            <w:tcW w:w="900" w:type="dxa"/>
           </w:tcPr>
           <w:p>
             <w:pPr>
@@ -3886,7 +3886,7 @@
         </w:tc>
         <w:tc>
           <w:tcPr>
-            <w:tcW w:w="1560" w:type="dxa"/>
+            <w:tcW w:w="1537" w:type="dxa"/>
           </w:tcPr>
           <w:p>
             <w:pPr>
@@ -3902,7 +3902,7 @@
       <w:tr>
         <w:tc>
           <w:tcPr>
-            <w:tcW w:w="2461" w:type="dxa"/>
+            <w:tcW w:w="2424" w:type="dxa"/>
           </w:tcPr>
           <w:p>
             <w:pPr>
@@ -3916,7 +3916,7 @@
         </w:tc>
         <w:tc>
           <w:tcPr>
-            <w:tcW w:w="841" w:type="dxa"/>
+            <w:tcW w:w="900" w:type="dxa"/>
           </w:tcPr>
           <w:p>
             <w:pPr>
@@ -3930,7 +3930,7 @@
         </w:tc>
         <w:tc>
           <w:tcPr>
-            <w:tcW w:w="3654" w:type="dxa"/>
+            <w:tcW w:w="3598" w:type="dxa"/>
           </w:tcPr>
           <w:p>
             <w:pPr>
@@ -3944,7 +3944,7 @@
         </w:tc>
         <w:tc>
           <w:tcPr>
-            <w:tcW w:w="841" w:type="dxa"/>
+            <w:tcW w:w="900" w:type="dxa"/>
           </w:tcPr>
           <w:p>
             <w:pPr>
@@ -3958,7 +3958,7 @@
         </w:tc>
         <w:tc>
           <w:tcPr>
-            <w:tcW w:w="1560" w:type="dxa"/>
+            <w:tcW w:w="1537" w:type="dxa"/>
           </w:tcPr>
           <w:p>
             <w:pPr>
@@ -3974,7 +3974,7 @@
       <w:tr>
         <w:tc>
           <w:tcPr>
-            <w:tcW w:w="2461" w:type="dxa"/>
+            <w:tcW w:w="2424" w:type="dxa"/>
           </w:tcPr>
           <w:p>
             <w:pPr>
@@ -3988,7 +3988,7 @@
         </w:tc>
         <w:tc>
           <w:tcPr>
-            <w:tcW w:w="841" w:type="dxa"/>
+            <w:tcW w:w="900" w:type="dxa"/>
           </w:tcPr>
           <w:p>
             <w:pPr>
@@ -4002,7 +4002,7 @@
         </w:tc>
         <w:tc>
           <w:tcPr>
-            <w:tcW w:w="3654" w:type="dxa"/>
+            <w:tcW w:w="3598" w:type="dxa"/>
           </w:tcPr>
           <w:p>
             <w:pPr>
@@ -4016,7 +4016,7 @@
         </w:tc>
         <w:tc>
           <w:tcPr>
-            <w:tcW w:w="841" w:type="dxa"/>
+            <w:tcW w:w="900" w:type="dxa"/>
           </w:tcPr>
           <w:p>
             <w:pPr>
@@ -4030,7 +4030,7 @@
         </w:tc>
         <w:tc>
           <w:tcPr>
-            <w:tcW w:w="1560" w:type="dxa"/>
+            <w:tcW w:w="1537" w:type="dxa"/>
           </w:tcPr>
           <w:p>
             <w:pPr>
@@ -4046,7 +4046,7 @@
       <w:tr>
         <w:tc>
           <w:tcPr>
-            <w:tcW w:w="2461" w:type="dxa"/>
+            <w:tcW w:w="2424" w:type="dxa"/>
           </w:tcPr>
           <w:p>
             <w:pPr>
@@ -4060,7 +4060,7 @@
         </w:tc>
         <w:tc>
           <w:tcPr>
-            <w:tcW w:w="841" w:type="dxa"/>
+            <w:tcW w:w="900" w:type="dxa"/>
           </w:tcPr>
           <w:p>
             <w:pPr>
@@ -4074,7 +4074,7 @@
         </w:tc>
         <w:tc>
           <w:tcPr>
-            <w:tcW w:w="3654" w:type="dxa"/>
+            <w:tcW w:w="3598" w:type="dxa"/>
           </w:tcPr>
           <w:p>
             <w:pPr>
@@ -4088,7 +4088,7 @@
         </w:tc>
         <w:tc>
           <w:tcPr>
-            <w:tcW w:w="841" w:type="dxa"/>
+            <w:tcW w:w="900" w:type="dxa"/>
           </w:tcPr>
           <w:p>
             <w:pPr>
@@ -4102,7 +4102,7 @@
         </w:tc>
         <w:tc>
           <w:tcPr>
-            <w:tcW w:w="1560" w:type="dxa"/>
+            <w:tcW w:w="1537" w:type="dxa"/>
           </w:tcPr>
           <w:p>
             <w:pPr>
@@ -4162,12 +4162,12 @@
         <w:tblLayout w:type="fixed"/>
       </w:tblPr>
       <w:tblGrid>
-        <w:gridCol w:w="794"/>
-        <w:gridCol w:w="2337"/>
-        <w:gridCol w:w="2483"/>
-        <w:gridCol w:w="794"/>
-        <w:gridCol w:w="794"/>
-        <w:gridCol w:w="2154"/>
+        <w:gridCol w:w="900"/>
+        <w:gridCol w:w="2140"/>
+        <w:gridCol w:w="2275"/>
+        <w:gridCol w:w="1150"/>
+        <w:gridCol w:w="920"/>
+        <w:gridCol w:w="1973"/>
       </w:tblGrid>
       <w:tr>
         <w:trPr>
@@ -4175,7 +4175,7 @@
         </w:trPr>
         <w:tc>
           <w:tcPr>
-            <w:tcW w:w="794" w:type="dxa"/>
+            <w:tcW w:w="900" w:type="dxa"/>
           </w:tcPr>
           <w:p>
             <w:pPr>
@@ -4189,7 +4189,7 @@
         </w:tc>
         <w:tc>
           <w:tcPr>
-            <w:tcW w:w="2337" w:type="dxa"/>
+            <w:tcW w:w="2140" w:type="dxa"/>
           </w:tcPr>
           <w:p>
             <w:pPr>
@@ -4203,7 +4203,7 @@
         </w:tc>
         <w:tc>
           <w:tcPr>
-            <w:tcW w:w="2483" w:type="dxa"/>
+            <w:tcW w:w="2275" w:type="dxa"/>
           </w:tcPr>
           <w:p>
             <w:pPr>
@@ -4217,7 +4217,7 @@
         </w:tc>
         <w:tc>
           <w:tcPr>
-            <w:tcW w:w="794" w:type="dxa"/>
+            <w:tcW w:w="1150" w:type="dxa"/>
           </w:tcPr>
           <w:p>
             <w:pPr>
@@ -4231,7 +4231,7 @@
         </w:tc>
         <w:tc>
           <w:tcPr>
-            <w:tcW w:w="794" w:type="dxa"/>
+            <w:tcW w:w="920" w:type="dxa"/>
           </w:tcPr>
           <w:p>
             <w:pPr>
@@ -4245,7 +4245,7 @@
         </w:tc>
         <w:tc>
           <w:tcPr>
-            <w:tcW w:w="2154" w:type="dxa"/>
+            <w:tcW w:w="1973" w:type="dxa"/>
           </w:tcPr>
           <w:p>
             <w:pPr>
@@ -4261,7 +4261,7 @@
       <w:tr>
         <w:tc>
           <w:tcPr>
-            <w:tcW w:w="794" w:type="dxa"/>
+            <w:tcW w:w="900" w:type="dxa"/>
           </w:tcPr>
           <w:p>
             <w:pPr>
@@ -4275,7 +4275,7 @@
         </w:tc>
         <w:tc>
           <w:tcPr>
-            <w:tcW w:w="2337" w:type="dxa"/>
+            <w:tcW w:w="2140" w:type="dxa"/>
           </w:tcPr>
           <w:p>
             <w:pPr>
@@ -4289,7 +4289,7 @@
         </w:tc>
         <w:tc>
           <w:tcPr>
-            <w:tcW w:w="2483" w:type="dxa"/>
+            <w:tcW w:w="2275" w:type="dxa"/>
           </w:tcPr>
           <w:p>
             <w:pPr>
@@ -4303,7 +4303,7 @@
         </w:tc>
         <w:tc>
           <w:tcPr>
-            <w:tcW w:w="794" w:type="dxa"/>
+            <w:tcW w:w="1150" w:type="dxa"/>
           </w:tcPr>
           <w:p>
             <w:pPr>
@@ -4317,7 +4317,7 @@
         </w:tc>
         <w:tc>
           <w:tcPr>
-            <w:tcW w:w="794" w:type="dxa"/>
+            <w:tcW w:w="920" w:type="dxa"/>
           </w:tcPr>
           <w:p>
             <w:pPr>
@@ -4331,7 +4331,7 @@
         </w:tc>
         <w:tc>
           <w:tcPr>
-            <w:tcW w:w="2154" w:type="dxa"/>
+            <w:tcW w:w="1973" w:type="dxa"/>
           </w:tcPr>
           <w:p>
             <w:pPr>
@@ -4347,7 +4347,7 @@
       <w:tr>
         <w:tc>
           <w:tcPr>
-            <w:tcW w:w="794" w:type="dxa"/>
+            <w:tcW w:w="900" w:type="dxa"/>
           </w:tcPr>
           <w:p>
             <w:pPr>
@@ -4361,7 +4361,7 @@
         </w:tc>
         <w:tc>
           <w:tcPr>
-            <w:tcW w:w="2337" w:type="dxa"/>
+            <w:tcW w:w="2140" w:type="dxa"/>
           </w:tcPr>
           <w:p>
             <w:pPr>
@@ -4375,7 +4375,7 @@
         </w:tc>
         <w:tc>
           <w:tcPr>
-            <w:tcW w:w="2483" w:type="dxa"/>
+            <w:tcW w:w="2275" w:type="dxa"/>
           </w:tcPr>
           <w:p>
             <w:pPr>
@@ -4389,7 +4389,7 @@
         </w:tc>
         <w:tc>
           <w:tcPr>
-            <w:tcW w:w="794" w:type="dxa"/>
+            <w:tcW w:w="1150" w:type="dxa"/>
           </w:tcPr>
           <w:p>
             <w:pPr>
@@ -4403,7 +4403,7 @@
         </w:tc>
         <w:tc>
           <w:tcPr>
-            <w:tcW w:w="794" w:type="dxa"/>
+            <w:tcW w:w="920" w:type="dxa"/>
           </w:tcPr>
           <w:p>
             <w:pPr>
@@ -4417,7 +4417,7 @@
         </w:tc>
         <w:tc>
           <w:tcPr>
-            <w:tcW w:w="2154" w:type="dxa"/>
+            <w:tcW w:w="1973" w:type="dxa"/>
           </w:tcPr>
           <w:p>
             <w:pPr>
@@ -4433,7 +4433,7 @@
       <w:tr>
         <w:tc>
           <w:tcPr>
-            <w:tcW w:w="794" w:type="dxa"/>
+            <w:tcW w:w="900" w:type="dxa"/>
           </w:tcPr>
           <w:p>
             <w:pPr>
@@ -4447,7 +4447,7 @@
         </w:tc>
         <w:tc>
           <w:tcPr>
-            <w:tcW w:w="2337" w:type="dxa"/>
+            <w:tcW w:w="2140" w:type="dxa"/>
           </w:tcPr>
           <w:p>
             <w:pPr>
@@ -4461,7 +4461,7 @@
         </w:tc>
         <w:tc>
           <w:tcPr>
-            <w:tcW w:w="2483" w:type="dxa"/>
+            <w:tcW w:w="2275" w:type="dxa"/>
           </w:tcPr>
           <w:p>
             <w:pPr>
@@ -4475,7 +4475,7 @@
         </w:tc>
         <w:tc>
           <w:tcPr>
-            <w:tcW w:w="794" w:type="dxa"/>
+            <w:tcW w:w="1150" w:type="dxa"/>
           </w:tcPr>
           <w:p>
             <w:pPr>
@@ -4489,7 +4489,7 @@
         </w:tc>
         <w:tc>
           <w:tcPr>
-            <w:tcW w:w="794" w:type="dxa"/>
+            <w:tcW w:w="920" w:type="dxa"/>
           </w:tcPr>
           <w:p>
             <w:pPr>
@@ -4503,7 +4503,7 @@
         </w:tc>
         <w:tc>
           <w:tcPr>
-            <w:tcW w:w="2154" w:type="dxa"/>
+            <w:tcW w:w="1973" w:type="dxa"/>
           </w:tcPr>
           <w:p>
             <w:pPr>
@@ -4527,10 +4527,10 @@
         <w:tblLayout w:type="fixed"/>
       </w:tblPr>
       <w:tblGrid>
-        <w:gridCol w:w="877"/>
-        <w:gridCol w:w="5477"/>
-        <w:gridCol w:w="2074"/>
-        <w:gridCol w:w="929"/>
+        <w:gridCol w:w="900"/>
+        <w:gridCol w:w="5302"/>
+        <w:gridCol w:w="2007"/>
+        <w:gridCol w:w="1150"/>
       </w:tblGrid>
       <w:tr>
         <w:trPr>
@@ -4538,7 +4538,7 @@
         </w:trPr>
         <w:tc>
           <w:tcPr>
-            <w:tcW w:w="877" w:type="dxa"/>
+            <w:tcW w:w="900" w:type="dxa"/>
           </w:tcPr>
           <w:p>
             <w:pPr>
@@ -4552,7 +4552,7 @@
         </w:tc>
         <w:tc>
           <w:tcPr>
-            <w:tcW w:w="5477" w:type="dxa"/>
+            <w:tcW w:w="5302" w:type="dxa"/>
           </w:tcPr>
           <w:p>
             <w:pPr>
@@ -4566,7 +4566,7 @@
         </w:tc>
         <w:tc>
           <w:tcPr>
-            <w:tcW w:w="2074" w:type="dxa"/>
+            <w:tcW w:w="2007" w:type="dxa"/>
           </w:tcPr>
           <w:p>
             <w:pPr>
@@ -4580,7 +4580,7 @@
         </w:tc>
         <w:tc>
           <w:tcPr>
-            <w:tcW w:w="929" w:type="dxa"/>
+            <w:tcW w:w="1150" w:type="dxa"/>
           </w:tcPr>
           <w:p>
             <w:pPr>
@@ -4596,7 +4596,7 @@
       <w:tr>
         <w:tc>
           <w:tcPr>
-            <w:tcW w:w="877" w:type="dxa"/>
+            <w:tcW w:w="900" w:type="dxa"/>
           </w:tcPr>
           <w:p>
             <w:pPr>
@@ -4610,7 +4610,7 @@
         </w:tc>
         <w:tc>
           <w:tcPr>
-            <w:tcW w:w="5477" w:type="dxa"/>
+            <w:tcW w:w="5302" w:type="dxa"/>
           </w:tcPr>
           <w:p>
             <w:pPr>
@@ -4624,7 +4624,7 @@
         </w:tc>
         <w:tc>
           <w:tcPr>
-            <w:tcW w:w="2074" w:type="dxa"/>
+            <w:tcW w:w="2007" w:type="dxa"/>
           </w:tcPr>
           <w:p>
             <w:pPr>
@@ -4638,7 +4638,7 @@
         </w:tc>
         <w:tc>
           <w:tcPr>
-            <w:tcW w:w="929" w:type="dxa"/>
+            <w:tcW w:w="1150" w:type="dxa"/>
           </w:tcPr>
           <w:p>
             <w:pPr>
@@ -4654,7 +4654,7 @@
       <w:tr>
         <w:tc>
           <w:tcPr>
-            <w:tcW w:w="877" w:type="dxa"/>
+            <w:tcW w:w="900" w:type="dxa"/>
           </w:tcPr>
           <w:p>
             <w:pPr>
@@ -4668,7 +4668,7 @@
         </w:tc>
         <w:tc>
           <w:tcPr>
-            <w:tcW w:w="5477" w:type="dxa"/>
+            <w:tcW w:w="5302" w:type="dxa"/>
           </w:tcPr>
           <w:p>
             <w:pPr>
@@ -4682,7 +4682,7 @@
         </w:tc>
         <w:tc>
           <w:tcPr>
-            <w:tcW w:w="2074" w:type="dxa"/>
+            <w:tcW w:w="2007" w:type="dxa"/>
           </w:tcPr>
           <w:p>
             <w:pPr>
@@ -4696,7 +4696,7 @@
         </w:tc>
         <w:tc>
           <w:tcPr>
-            <w:tcW w:w="929" w:type="dxa"/>
+            <w:tcW w:w="1150" w:type="dxa"/>
           </w:tcPr>
           <w:p>
             <w:pPr>
@@ -4712,7 +4712,7 @@
       <w:tr>
         <w:tc>
           <w:tcPr>
-            <w:tcW w:w="877" w:type="dxa"/>
+            <w:tcW w:w="900" w:type="dxa"/>
           </w:tcPr>
           <w:p>
             <w:pPr>
@@ -4726,7 +4726,7 @@
         </w:tc>
         <w:tc>
           <w:tcPr>
-            <w:tcW w:w="5477" w:type="dxa"/>
+            <w:tcW w:w="5302" w:type="dxa"/>
           </w:tcPr>
           <w:p>
             <w:pPr>
@@ -4740,7 +4740,7 @@
         </w:tc>
         <w:tc>
           <w:tcPr>
-            <w:tcW w:w="2074" w:type="dxa"/>
+            <w:tcW w:w="2007" w:type="dxa"/>
           </w:tcPr>
           <w:p>
             <w:pPr>
@@ -4754,7 +4754,7 @@
         </w:tc>
         <w:tc>
           <w:tcPr>
-            <w:tcW w:w="929" w:type="dxa"/>
+            <w:tcW w:w="1150" w:type="dxa"/>
           </w:tcPr>
           <w:p>
             <w:pPr>
@@ -4778,11 +4778,11 @@
         <w:tblLayout w:type="fixed"/>
       </w:tblPr>
       <w:tblGrid>
-        <w:gridCol w:w="798"/>
-        <w:gridCol w:w="3049"/>
-        <w:gridCol w:w="798"/>
-        <w:gridCol w:w="1102"/>
-        <w:gridCol w:w="3610"/>
+        <w:gridCol w:w="900"/>
+        <w:gridCol w:w="2561"/>
+        <w:gridCol w:w="1150"/>
+        <w:gridCol w:w="1610"/>
+        <w:gridCol w:w="3138"/>
       </w:tblGrid>
       <w:tr>
         <w:trPr>
@@ -4790,7 +4790,7 @@
         </w:trPr>
         <w:tc>
           <w:tcPr>
-            <w:tcW w:w="798" w:type="dxa"/>
+            <w:tcW w:w="900" w:type="dxa"/>
           </w:tcPr>
           <w:p>
             <w:pPr>
@@ -4804,7 +4804,7 @@
         </w:tc>
         <w:tc>
           <w:tcPr>
-            <w:tcW w:w="3049" w:type="dxa"/>
+            <w:tcW w:w="2561" w:type="dxa"/>
           </w:tcPr>
           <w:p>
             <w:pPr>
@@ -4818,7 +4818,7 @@
         </w:tc>
         <w:tc>
           <w:tcPr>
-            <w:tcW w:w="798" w:type="dxa"/>
+            <w:tcW w:w="1150" w:type="dxa"/>
           </w:tcPr>
           <w:p>
             <w:pPr>
@@ -4832,7 +4832,7 @@
         </w:tc>
         <w:tc>
           <w:tcPr>
-            <w:tcW w:w="1102" w:type="dxa"/>
+            <w:tcW w:w="1610" w:type="dxa"/>
           </w:tcPr>
           <w:p>
             <w:pPr>
@@ -4846,7 +4846,7 @@
         </w:tc>
         <w:tc>
           <w:tcPr>
-            <w:tcW w:w="3610" w:type="dxa"/>
+            <w:tcW w:w="3138" w:type="dxa"/>
           </w:tcPr>
           <w:p>
             <w:pPr>
@@ -4862,7 +4862,7 @@
       <w:tr>
         <w:tc>
           <w:tcPr>
-            <w:tcW w:w="798" w:type="dxa"/>
+            <w:tcW w:w="900" w:type="dxa"/>
           </w:tcPr>
           <w:p>
             <w:pPr>
@@ -4876,7 +4876,7 @@
         </w:tc>
         <w:tc>
           <w:tcPr>
-            <w:tcW w:w="3049" w:type="dxa"/>
+            <w:tcW w:w="2561" w:type="dxa"/>
           </w:tcPr>
           <w:p>
             <w:pPr>
@@ -4890,7 +4890,7 @@
         </w:tc>
         <w:tc>
           <w:tcPr>
-            <w:tcW w:w="798" w:type="dxa"/>
+            <w:tcW w:w="1150" w:type="dxa"/>
           </w:tcPr>
           <w:p>
             <w:pPr>
@@ -4904,7 +4904,7 @@
         </w:tc>
         <w:tc>
           <w:tcPr>
-            <w:tcW w:w="1102" w:type="dxa"/>
+            <w:tcW w:w="1610" w:type="dxa"/>
           </w:tcPr>
           <w:p>
             <w:pPr>
@@ -4918,7 +4918,7 @@
         </w:tc>
         <w:tc>
           <w:tcPr>
-            <w:tcW w:w="3610" w:type="dxa"/>
+            <w:tcW w:w="3138" w:type="dxa"/>
           </w:tcPr>
           <w:p>
             <w:pPr>
@@ -4934,7 +4934,7 @@
       <w:tr>
         <w:tc>
           <w:tcPr>
-            <w:tcW w:w="798" w:type="dxa"/>
+            <w:tcW w:w="900" w:type="dxa"/>
           </w:tcPr>
           <w:p>
             <w:pPr>
@@ -4948,7 +4948,7 @@
         </w:tc>
         <w:tc>
           <w:tcPr>
-            <w:tcW w:w="3049" w:type="dxa"/>
+            <w:tcW w:w="2561" w:type="dxa"/>
           </w:tcPr>
           <w:p>
             <w:pPr>
@@ -4962,7 +4962,7 @@
         </w:tc>
         <w:tc>
           <w:tcPr>
-            <w:tcW w:w="798" w:type="dxa"/>
+            <w:tcW w:w="1150" w:type="dxa"/>
           </w:tcPr>
           <w:p>
             <w:pPr>
@@ -4976,7 +4976,7 @@
         </w:tc>
         <w:tc>
           <w:tcPr>
-            <w:tcW w:w="1102" w:type="dxa"/>
+            <w:tcW w:w="1610" w:type="dxa"/>
           </w:tcPr>
           <w:p>
             <w:pPr>
@@ -4990,7 +4990,7 @@
         </w:tc>
         <w:tc>
           <w:tcPr>
-            <w:tcW w:w="3610" w:type="dxa"/>
+            <w:tcW w:w="3138" w:type="dxa"/>
           </w:tcPr>
           <w:p>
             <w:pPr>
@@ -5006,7 +5006,7 @@
       <w:tr>
         <w:tc>
           <w:tcPr>
-            <w:tcW w:w="798" w:type="dxa"/>
+            <w:tcW w:w="900" w:type="dxa"/>
           </w:tcPr>
           <w:p>
             <w:pPr>
@@ -5020,7 +5020,7 @@
         </w:tc>
         <w:tc>
           <w:tcPr>
-            <w:tcW w:w="3049" w:type="dxa"/>
+            <w:tcW w:w="2561" w:type="dxa"/>
           </w:tcPr>
           <w:p>
             <w:pPr>
@@ -5034,7 +5034,7 @@
         </w:tc>
         <w:tc>
           <w:tcPr>
-            <w:tcW w:w="798" w:type="dxa"/>
+            <w:tcW w:w="1150" w:type="dxa"/>
           </w:tcPr>
           <w:p>
             <w:pPr>
@@ -5048,7 +5048,7 @@
         </w:tc>
         <w:tc>
           <w:tcPr>
-            <w:tcW w:w="1102" w:type="dxa"/>
+            <w:tcW w:w="1610" w:type="dxa"/>
           </w:tcPr>
           <w:p>
             <w:pPr>
@@ -5062,7 +5062,7 @@
         </w:tc>
         <w:tc>
           <w:tcPr>
-            <w:tcW w:w="3610" w:type="dxa"/>
+            <w:tcW w:w="3138" w:type="dxa"/>
           </w:tcPr>
           <w:p>
             <w:pPr>
@@ -5078,7 +5078,7 @@
       <w:tr>
         <w:tc>
           <w:tcPr>
-            <w:tcW w:w="798" w:type="dxa"/>
+            <w:tcW w:w="900" w:type="dxa"/>
           </w:tcPr>
           <w:p>
             <w:pPr>
@@ -5092,21 +5092,21 @@
         </w:tc>
         <w:tc>
           <w:tcPr>
-            <w:tcW w:w="3049" w:type="dxa"/>
-          </w:tcPr>
-          <w:p>
-            <w:pPr>
-              <w:pStyle w:val="Compact"/>
-              <w:jc w:val="left"/>
-            </w:pPr>
-            <w:r>
-              <w:t xml:space="preserve">The tool shall log every rate change with user, timestamp, old value, new value and Jira key.</w:t>
-            </w:r>
-          </w:p>
-        </w:tc>
-        <w:tc>
-          <w:tcPr>
-            <w:tcW w:w="798" w:type="dxa"/>
+            <w:tcW w:w="2561" w:type="dxa"/>
+          </w:tcPr>
+          <w:p>
+            <w:pPr>
+              <w:pStyle w:val="Compact"/>
+              <w:jc w:val="left"/>
+            </w:pPr>
+            <w:r>
+              <w:t xml:space="preserve">The tool shall keep a new or changed rate pending until a second user, not the maker, approves it, and shall record the approver and timestamp.</w:t>
+            </w:r>
+          </w:p>
+        </w:tc>
+        <w:tc>
+          <w:tcPr>
+            <w:tcW w:w="1150" w:type="dxa"/>
           </w:tcPr>
           <w:p>
             <w:pPr>
@@ -5120,7 +5120,7 @@
         </w:tc>
         <w:tc>
           <w:tcPr>
-            <w:tcW w:w="1102" w:type="dxa"/>
+            <w:tcW w:w="1610" w:type="dxa"/>
           </w:tcPr>
           <w:p>
             <w:pPr>
@@ -5134,15 +5134,15 @@
         </w:tc>
         <w:tc>
           <w:tcPr>
-            <w:tcW w:w="3610" w:type="dxa"/>
-          </w:tcPr>
-          <w:p>
-            <w:pPr>
-              <w:pStyle w:val="Compact"/>
-              <w:jc w:val="left"/>
-            </w:pPr>
-            <w:r>
-              <w:t xml:space="preserve">Given any rate edit, when it is saved, then one log row holds all five values.</w:t>
+            <w:tcW w:w="3138" w:type="dxa"/>
+          </w:tcPr>
+          <w:p>
+            <w:pPr>
+              <w:pStyle w:val="Compact"/>
+              <w:jc w:val="left"/>
+            </w:pPr>
+            <w:r>
+              <w:t xml:space="preserve">Given a rate saved by user A, when user A tries to approve it, then approval is refused; when user B approves it, then the rate becomes active and the NF-02 log shows A, B and both timestamps.</w:t>
             </w:r>
           </w:p>
         </w:tc>
@@ -5150,7 +5150,7 @@
       <w:tr>
         <w:tc>
           <w:tcPr>
-            <w:tcW w:w="798" w:type="dxa"/>
+            <w:tcW w:w="900" w:type="dxa"/>
           </w:tcPr>
           <w:p>
             <w:pPr>
@@ -5164,57 +5164,57 @@
         </w:tc>
         <w:tc>
           <w:tcPr>
-            <w:tcW w:w="3049" w:type="dxa"/>
-          </w:tcPr>
-          <w:p>
-            <w:pPr>
-              <w:pStyle w:val="Compact"/>
-              <w:jc w:val="left"/>
-            </w:pPr>
-            <w:r>
-              <w:t xml:space="preserve">The tool shall keep a new or changed rate pending until a second user, not the maker, approves it, and shall record the approver and timestamp.</w:t>
-            </w:r>
-          </w:p>
-        </w:tc>
-        <w:tc>
-          <w:tcPr>
-            <w:tcW w:w="798" w:type="dxa"/>
-          </w:tcPr>
-          <w:p>
-            <w:pPr>
-              <w:pStyle w:val="Compact"/>
-              <w:jc w:val="left"/>
-            </w:pPr>
-            <w:r>
-              <w:t xml:space="preserve">Must</w:t>
-            </w:r>
-          </w:p>
-        </w:tc>
-        <w:tc>
-          <w:tcPr>
-            <w:tcW w:w="1102" w:type="dxa"/>
-          </w:tcPr>
-          <w:p>
-            <w:pPr>
-              <w:pStyle w:val="Compact"/>
-              <w:jc w:val="left"/>
-            </w:pPr>
-            <w:r>
-              <w:t xml:space="preserve">Control rule; O3</w:t>
-            </w:r>
-          </w:p>
-        </w:tc>
-        <w:tc>
-          <w:tcPr>
-            <w:tcW w:w="3610" w:type="dxa"/>
-          </w:tcPr>
-          <w:p>
-            <w:pPr>
-              <w:pStyle w:val="Compact"/>
-              <w:jc w:val="left"/>
-            </w:pPr>
-            <w:r>
-              <w:t xml:space="preserve">Given a rate saved by user A, when user A tries to approve it, then approval is refused; when user B approves it, then the rate becomes active and the log shows A, B and both timestamps.</w:t>
+            <w:tcW w:w="2561" w:type="dxa"/>
+          </w:tcPr>
+          <w:p>
+            <w:pPr>
+              <w:pStyle w:val="Compact"/>
+              <w:jc w:val="left"/>
+            </w:pPr>
+            <w:r>
+              <w:t xml:space="preserve">The tool shall show, on each rate row, the ID and version of the Tariff-Impact Brief the rate came from.</w:t>
+            </w:r>
+          </w:p>
+        </w:tc>
+        <w:tc>
+          <w:tcPr>
+            <w:tcW w:w="1150" w:type="dxa"/>
+          </w:tcPr>
+          <w:p>
+            <w:pPr>
+              <w:pStyle w:val="Compact"/>
+              <w:jc w:val="left"/>
+            </w:pPr>
+            <w:r>
+              <w:t xml:space="preserve">Should</w:t>
+            </w:r>
+          </w:p>
+        </w:tc>
+        <w:tc>
+          <w:tcPr>
+            <w:tcW w:w="1610" w:type="dxa"/>
+          </w:tcPr>
+          <w:p>
+            <w:pPr>
+              <w:pStyle w:val="Compact"/>
+              <w:jc w:val="left"/>
+            </w:pPr>
+            <w:r>
+              <w:t xml:space="preserve">BR-03</w:t>
+            </w:r>
+          </w:p>
+        </w:tc>
+        <w:tc>
+          <w:tcPr>
+            <w:tcW w:w="3138" w:type="dxa"/>
+          </w:tcPr>
+          <w:p>
+            <w:pPr>
+              <w:pStyle w:val="Compact"/>
+              <w:jc w:val="left"/>
+            </w:pPr>
+            <w:r>
+              <w:t xml:space="preserve">Given a rate loaded from brief [brief ID] v1.0, when I open the rate row, then it shows "[brief ID] v1.0". Workaround until built: the Jira key in the NF-02 audit log links to the brief.</w:t>
             </w:r>
           </w:p>
         </w:tc>
@@ -5222,7 +5222,7 @@
       <w:tr>
         <w:tc>
           <w:tcPr>
-            <w:tcW w:w="798" w:type="dxa"/>
+            <w:tcW w:w="900" w:type="dxa"/>
           </w:tcPr>
           <w:p>
             <w:pPr>
@@ -5236,57 +5236,141 @@
         </w:tc>
         <w:tc>
           <w:tcPr>
-            <w:tcW w:w="3049" w:type="dxa"/>
-          </w:tcPr>
-          <w:p>
-            <w:pPr>
-              <w:pStyle w:val="Compact"/>
-              <w:jc w:val="left"/>
-            </w:pPr>
-            <w:r>
-              <w:t xml:space="preserve">The tool shall show, on each rate row, the ID and version of the Tariff-Impact Brief the rate came from.</w:t>
-            </w:r>
-          </w:p>
-        </w:tc>
-        <w:tc>
-          <w:tcPr>
-            <w:tcW w:w="798" w:type="dxa"/>
-          </w:tcPr>
-          <w:p>
-            <w:pPr>
-              <w:pStyle w:val="Compact"/>
-              <w:jc w:val="left"/>
-            </w:pPr>
-            <w:r>
-              <w:t xml:space="preserve">Should</w:t>
-            </w:r>
-          </w:p>
-        </w:tc>
-        <w:tc>
-          <w:tcPr>
-            <w:tcW w:w="1102" w:type="dxa"/>
-          </w:tcPr>
-          <w:p>
-            <w:pPr>
-              <w:pStyle w:val="Compact"/>
-              <w:jc w:val="left"/>
-            </w:pPr>
-            <w:r>
-              <w:t xml:space="preserve">BR-03</w:t>
-            </w:r>
-          </w:p>
-        </w:tc>
-        <w:tc>
-          <w:tcPr>
-            <w:tcW w:w="3610" w:type="dxa"/>
-          </w:tcPr>
-          <w:p>
-            <w:pPr>
-              <w:pStyle w:val="Compact"/>
-              <w:jc w:val="left"/>
-            </w:pPr>
-            <w:r>
-              <w:t xml:space="preserve">Given a rate loaded from brief [brief ID] v1.0, when I open the rate row, then it shows "[brief ID] v1.0". Workaround until built: the Jira key in the FR-04 log links to the brief.</w:t>
+            <w:tcW w:w="2561" w:type="dxa"/>
+          </w:tcPr>
+          <w:p>
+            <w:pPr>
+              <w:pStyle w:val="Compact"/>
+              <w:jc w:val="left"/>
+            </w:pPr>
+            <w:r>
+              <w:t xml:space="preserve">The tool shall feed automatic tariff content updates.</w:t>
+            </w:r>
+          </w:p>
+        </w:tc>
+        <w:tc>
+          <w:tcPr>
+            <w:tcW w:w="1150" w:type="dxa"/>
+          </w:tcPr>
+          <w:p>
+            <w:pPr>
+              <w:pStyle w:val="Compact"/>
+              <w:jc w:val="left"/>
+            </w:pPr>
+            <w:r>
+              <w:t xml:space="preserve">Won't (this time)</w:t>
+            </w:r>
+          </w:p>
+        </w:tc>
+        <w:tc>
+          <w:tcPr>
+            <w:tcW w:w="1610" w:type="dxa"/>
+          </w:tcPr>
+          <w:p>
+            <w:pPr>
+              <w:pStyle w:val="Compact"/>
+              <w:jc w:val="left"/>
+            </w:pPr>
+            <w:r>
+              <w:t xml:space="preserve">Manager decision</w:t>
+            </w:r>
+          </w:p>
+        </w:tc>
+        <w:tc>
+          <w:tcPr>
+            <w:tcW w:w="3138" w:type="dxa"/>
+          </w:tcPr>
+          <w:p>
+            <w:pPr>
+              <w:pStyle w:val="Compact"/>
+              <w:jc w:val="left"/>
+            </w:pPr>
+            <w:r>
+              <w:t xml:space="preserve">Deferred to the e2open project.</w:t>
+            </w:r>
+          </w:p>
+        </w:tc>
+      </w:tr>
+    </w:tbl>
+    <w:p>
+      <w:pPr>
+        <w:pStyle w:val="BodyText"/>
+      </w:pPr>
+      <w:r>
+        <w:t xml:space="preserve">Audit logging is a quality the tool must have, so it sits with the non-functional requirements (Section 8), not in the functional table:</w:t>
+      </w:r>
+    </w:p>
+    <w:tbl>
+      <w:tblPr>
+        <w:tblStyle w:val="Table"/>
+        <w:tblW w:type="dxa" w:w="9360"/>
+        <w:tblLook w:firstRow="1" w:lastRow="0" w:firstColumn="0" w:lastColumn="0" w:noHBand="0" w:noVBand="0" w:val="0020"/>
+        <w:jc w:val="start"/>
+        <w:tblLayout w:type="fixed"/>
+      </w:tblPr>
+      <w:tblGrid>
+        <w:gridCol w:w="900"/>
+        <w:gridCol w:w="1150"/>
+        <w:gridCol w:w="3603"/>
+        <w:gridCol w:w="3706"/>
+      </w:tblGrid>
+      <w:tr>
+        <w:trPr>
+          <w:tblHeader w:val="true"/>
+        </w:trPr>
+        <w:tc>
+          <w:tcPr>
+            <w:tcW w:w="900" w:type="dxa"/>
+          </w:tcPr>
+          <w:p>
+            <w:pPr>
+              <w:pStyle w:val="Compact"/>
+              <w:jc w:val="left"/>
+            </w:pPr>
+            <w:r>
+              <w:t xml:space="preserve">ID</w:t>
+            </w:r>
+          </w:p>
+        </w:tc>
+        <w:tc>
+          <w:tcPr>
+            <w:tcW w:w="1150" w:type="dxa"/>
+          </w:tcPr>
+          <w:p>
+            <w:pPr>
+              <w:pStyle w:val="Compact"/>
+              <w:jc w:val="left"/>
+            </w:pPr>
+            <w:r>
+              <w:t xml:space="preserve">Category</w:t>
+            </w:r>
+          </w:p>
+        </w:tc>
+        <w:tc>
+          <w:tcPr>
+            <w:tcW w:w="3603" w:type="dxa"/>
+          </w:tcPr>
+          <w:p>
+            <w:pPr>
+              <w:pStyle w:val="Compact"/>
+              <w:jc w:val="left"/>
+            </w:pPr>
+            <w:r>
+              <w:t xml:space="preserve">Requirement</w:t>
+            </w:r>
+          </w:p>
+        </w:tc>
+        <w:tc>
+          <w:tcPr>
+            <w:tcW w:w="3706" w:type="dxa"/>
+          </w:tcPr>
+          <w:p>
+            <w:pPr>
+              <w:pStyle w:val="Compact"/>
+              <w:jc w:val="left"/>
+            </w:pPr>
+            <w:r>
+              <w:t xml:space="preserve">Measure</w:t>
             </w:r>
           </w:p>
         </w:tc>
@@ -5294,71 +5378,57 @@
       <w:tr>
         <w:tc>
           <w:tcPr>
-            <w:tcW w:w="798" w:type="dxa"/>
-          </w:tcPr>
-          <w:p>
-            <w:pPr>
-              <w:pStyle w:val="Compact"/>
-              <w:jc w:val="left"/>
-            </w:pPr>
-            <w:r>
-              <w:t xml:space="preserve">FR-07</w:t>
-            </w:r>
-          </w:p>
-        </w:tc>
-        <w:tc>
-          <w:tcPr>
-            <w:tcW w:w="3049" w:type="dxa"/>
-          </w:tcPr>
-          <w:p>
-            <w:pPr>
-              <w:pStyle w:val="Compact"/>
-              <w:jc w:val="left"/>
-            </w:pPr>
-            <w:r>
-              <w:t xml:space="preserve">The tool shall feed automatic tariff content updates.</w:t>
-            </w:r>
-          </w:p>
-        </w:tc>
-        <w:tc>
-          <w:tcPr>
-            <w:tcW w:w="798" w:type="dxa"/>
-          </w:tcPr>
-          <w:p>
-            <w:pPr>
-              <w:pStyle w:val="Compact"/>
-              <w:jc w:val="left"/>
-            </w:pPr>
-            <w:r>
-              <w:t xml:space="preserve">Won't (this time)</w:t>
-            </w:r>
-          </w:p>
-        </w:tc>
-        <w:tc>
-          <w:tcPr>
-            <w:tcW w:w="1102" w:type="dxa"/>
-          </w:tcPr>
-          <w:p>
-            <w:pPr>
-              <w:pStyle w:val="Compact"/>
-              <w:jc w:val="left"/>
-            </w:pPr>
-            <w:r>
-              <w:t xml:space="preserve">Manager decision</w:t>
-            </w:r>
-          </w:p>
-        </w:tc>
-        <w:tc>
-          <w:tcPr>
-            <w:tcW w:w="3610" w:type="dxa"/>
-          </w:tcPr>
-          <w:p>
-            <w:pPr>
-              <w:pStyle w:val="Compact"/>
-              <w:jc w:val="left"/>
-            </w:pPr>
-            <w:r>
-              <w:t xml:space="preserve">Deferred to the e2open project.</w:t>
+            <w:tcW w:w="900" w:type="dxa"/>
+          </w:tcPr>
+          <w:p>
+            <w:pPr>
+              <w:pStyle w:val="Compact"/>
+              <w:jc w:val="left"/>
+            </w:pPr>
+            <w:r>
+              <w:t xml:space="preserve">NF-02</w:t>
+            </w:r>
+          </w:p>
+        </w:tc>
+        <w:tc>
+          <w:tcPr>
+            <w:tcW w:w="1150" w:type="dxa"/>
+          </w:tcPr>
+          <w:p>
+            <w:pPr>
+              <w:pStyle w:val="Compact"/>
+              <w:jc w:val="left"/>
+            </w:pPr>
+            <w:r>
+              <w:t xml:space="preserve">Audit trail</w:t>
+            </w:r>
+          </w:p>
+        </w:tc>
+        <w:tc>
+          <w:tcPr>
+            <w:tcW w:w="3603" w:type="dxa"/>
+          </w:tcPr>
+          <w:p>
+            <w:pPr>
+              <w:pStyle w:val="Compact"/>
+              <w:jc w:val="left"/>
+            </w:pPr>
+            <w:r>
+              <w:t xml:space="preserve">The tool shall log every rate change with user, timestamp, old value, new value and Jira key (Must; source: control rule, O3).</w:t>
+            </w:r>
+          </w:p>
+        </w:tc>
+        <w:tc>
+          <w:tcPr>
+            <w:tcW w:w="3706" w:type="dxa"/>
+          </w:tcPr>
+          <w:p>
+            <w:pPr>
+              <w:pStyle w:val="Compact"/>
+              <w:jc w:val="left"/>
+            </w:pPr>
+            <w:r>
+              <w:t xml:space="preserve">Given any rate edit, when it is saved, then one log row holds all five values; the monthly audit-log review finds them on 100% of changes.</w:t>
             </w:r>
           </w:p>
         </w:tc>
